--- a/Proposal/Vehicle_Type_Classification_CNN_Project_Proposal_Daniel_Arias_Royo.docx
+++ b/Proposal/Vehicle_Type_Classification_CNN_Project_Proposal_Daniel_Arias_Royo.docx
@@ -2,6 +2,11 @@
 <file path=word/document.xml><?xml version="1.0" encoding="utf-8"?>
 <w:document xmlns:wpc="http://schemas.microsoft.com/office/word/2010/wordprocessingCanvas" xmlns:mo="http://schemas.microsoft.com/office/mac/office/2008/main" xmlns:mc="http://schemas.openxmlformats.org/markup-compatibility/2006" xmlns:mv="urn:schemas-microsoft-com:mac:vml" xmlns:o="urn:schemas-microsoft-com:office:office" xmlns:r="http://schemas.openxmlformats.org/officeDocument/2006/relationships" xmlns:m="http://schemas.openxmlformats.org/officeDocument/2006/math" xmlns:v="urn:schemas-microsoft-com:vml" xmlns:wp14="http://schemas.microsoft.com/office/word/2010/wordprocessingDrawing" xmlns:wp="http://schemas.openxmlformats.org/drawingml/2006/wordprocessingDrawing" xmlns:w10="urn:schemas-microsoft-com:office:word" xmlns:w="http://schemas.openxmlformats.org/wordprocessingml/2006/main" xmlns:w14="http://schemas.microsoft.com/office/word/2010/wordml" xmlns:wpg="http://schemas.microsoft.com/office/word/2010/wordprocessingGroup" xmlns:wpi="http://schemas.microsoft.com/office/word/2010/wordprocessingInk" xmlns:wne="http://schemas.microsoft.com/office/word/2006/wordml" xmlns:wps="http://schemas.microsoft.com/office/word/2010/wordprocessingShape" mc:Ignorable="w14 wp14">
   <w:body>
+    <w:p>
+      <w:pPr>
+        <w:spacing w:after="200"/>
+      </w:pPr>
+    </w:p>
     <w:p>
       <w:pPr>
         <w:spacing w:after="200"/>
@@ -39,7 +44,7 @@
     </w:p>
     <w:p>
       <w:pPr>
-        <w:spacing w:after="160"/>
+        <w:spacing w:after="600"/>
         <w:jc w:val="center"/>
       </w:pPr>
       <w:r>
@@ -50,21 +55,6 @@
           <w:sz w:val="48"/>
         </w:rPr>
         <w:t>Vehicle Type Classification with CNNs, Transfer Learning, and Explainable AI</w:t>
-      </w:r>
-    </w:p>
-    <w:p>
-      <w:pPr>
-        <w:spacing w:after="560"/>
-        <w:jc w:val="center"/>
-      </w:pPr>
-      <w:r>
-        <w:rPr>
-          <w:rFonts w:ascii="Calibri" w:hAnsi="Calibri"/>
-          <w:i/>
-          <w:color w:val="5F6B76"/>
-          <w:sz w:val="28"/>
-        </w:rPr>
-        <w:t>A Fine-Grained Stanford Cars Case Study</w:t>
       </w:r>
     </w:p>
     <w:tbl>
@@ -417,112 +407,9 @@
         </w:tc>
       </w:tr>
     </w:tbl>
-    <w:p/>
-    <w:tbl>
-      <w:tblPr>
-        <w:tblW w:type="dxa" w:w="9360"/>
-        <w:jc w:val="left"/>
-        <w:tblLayout w:type="fixed"/>
-        <w:tblLook w:firstColumn="1" w:firstRow="1" w:lastColumn="0" w:lastRow="0" w:noHBand="0" w:noVBand="1" w:val="04A0"/>
-        <w:tblInd w:w="120" w:type="dxa"/>
-      </w:tblPr>
-      <w:tblGrid>
-        <w:gridCol w:w="9360"/>
-      </w:tblGrid>
-      <w:tr>
-        <w:trPr>
-          <w:cantSplit/>
-        </w:trPr>
-        <w:tc>
-          <w:tcPr>
-            <w:tcW w:type="dxa" w:w="9360"/>
-            <w:tcMar>
-              <w:top w:w="80" w:type="dxa"/>
-              <w:start w:w="120" w:type="dxa"/>
-              <w:bottom w:w="80" w:type="dxa"/>
-              <w:end w:w="120" w:type="dxa"/>
-            </w:tcMar>
-            <w:vAlign w:val="center"/>
-            <w:shd w:fill="E8EEF5"/>
-          </w:tcPr>
-          <w:p>
-            <w:pPr>
-              <w:spacing w:after="0" w:line="276" w:lineRule="auto"/>
-            </w:pPr>
-            <w:r>
-              <w:rPr>
-                <w:rFonts w:ascii="Calibri" w:hAnsi="Calibri"/>
-                <w:b/>
-                <w:color w:val="1F4D78"/>
-              </w:rPr>
-              <w:t xml:space="preserve">Project focus: </w:t>
-            </w:r>
-            <w:r>
-              <w:rPr>
-                <w:rFonts w:ascii="Calibri" w:hAnsi="Calibri"/>
-              </w:rPr>
-              <w:t>A reproducible comparison of a custom CNN, MobileNetV2, and ResNet50, supported by Grad-CAM and SHAP explanations. The dataset provides fine-grained passenger-car classes rather than broad traffic categories.</w:t>
-            </w:r>
-          </w:p>
-        </w:tc>
-      </w:tr>
-    </w:tbl>
-    <w:p>
-      <w:pPr>
-        <w:spacing w:after="40"/>
-      </w:pPr>
-    </w:p>
     <w:p>
       <w:r>
         <w:br w:type="page"/>
-      </w:r>
-    </w:p>
-    <w:p>
-      <w:pPr>
-        <w:pStyle w:val="Heading1"/>
-        <w:keepNext/>
-      </w:pPr>
-      <w:r>
-        <w:t>Executive Summary</w:t>
-      </w:r>
-    </w:p>
-    <w:p>
-      <w:pPr>
-        <w:spacing w:before="0" w:after="160" w:line="320" w:lineRule="auto"/>
-        <w:jc w:val="both"/>
-      </w:pPr>
-      <w:r>
-        <w:rPr>
-          <w:rFonts w:ascii="Calibri" w:hAnsi="Calibri"/>
-          <w:i w:val="0"/>
-        </w:rPr>
-        <w:t>This proposal presents a supervised deep learning project for classifying vehicle images from the Stanford Cars Dataset. The technical implementation compares a custom convolutional neural network with two ImageNet-based transfer learning models, MobileNetV2 and ResNet50. The work combines predictive evaluation with explainable artificial intelligence through Grad-CAM and SHAP.</w:t>
-      </w:r>
-    </w:p>
-    <w:p>
-      <w:pPr>
-        <w:spacing w:before="0" w:after="160" w:line="320" w:lineRule="auto"/>
-        <w:jc w:val="both"/>
-      </w:pPr>
-      <w:r>
-        <w:rPr>
-          <w:rFonts w:ascii="Calibri" w:hAnsi="Calibri"/>
-          <w:i w:val="0"/>
-        </w:rPr>
-        <w:t>The motivation is transportation and traffic intelligence. Automated visual recognition can support data collection for parking studies, traffic analysis, and infrastructure planning. However, the selected dataset contains 196 fine-grained passenger-car make, model, and year classes. Therefore, this project is positioned as a methodological proof of concept rather than a deployment-ready system for broad vehicle categories.</w:t>
-      </w:r>
-    </w:p>
-    <w:p>
-      <w:pPr>
-        <w:spacing w:before="0" w:after="160" w:line="320" w:lineRule="auto"/>
-        <w:jc w:val="both"/>
-      </w:pPr>
-      <w:r>
-        <w:rPr>
-          <w:rFonts w:ascii="Calibri" w:hAnsi="Calibri"/>
-          <w:i w:val="0"/>
-        </w:rPr>
-        <w:t>The implementation is designed for Kaggle Notebooks and uses TensorFlow/Keras. It includes dataset loading, preprocessing, augmentation, train/validation/test separation, model training, model comparison, classification reports, confusion matrices, saved figures, error analysis, Grad-CAM, and SHAP. Public Kaggle and GitHub links support reproducibility.</w:t>
       </w:r>
     </w:p>
     <w:p>
@@ -544,7 +431,7 @@
           <w:rFonts w:ascii="Calibri" w:hAnsi="Calibri"/>
           <w:i w:val="0"/>
         </w:rPr>
-        <w:t>Transportation agencies and local governments require reliable information about vehicle presence and composition when planning roads, parking capacity, traffic controls, and related public infrastructure. Computer vision can help transform road or parking imagery into structured observations, reducing the need for fully manual counting and categorization.</w:t>
+        <w:t>I selected vehicle image classification because it connects the topics learned in class with a practical transportation problem. In the future, systems that recognize vehicles from images could help to collect information for traffic studies, parking planning, or infrastructure decisions.</w:t>
       </w:r>
     </w:p>
     <w:p>
@@ -557,70 +444,7 @@
           <w:rFonts w:ascii="Calibri" w:hAnsi="Calibri"/>
           <w:i w:val="0"/>
         </w:rPr>
-        <w:t>This project was selected because vehicle recognition connects machine learning with practical planning questions. A model capable of distinguishing vehicle appearance may support future systems for parking utilization, fleet analysis, traffic monitoring, or policy evaluation. The present dataset is especially useful for studying fine-grained visual differences because many classes have similar shapes and differ only in detailed visual characteristics.</w:t>
-      </w:r>
-    </w:p>
-    <w:tbl>
-      <w:tblPr>
-        <w:tblW w:type="dxa" w:w="9360"/>
-        <w:jc w:val="left"/>
-        <w:tblLayout w:type="fixed"/>
-        <w:tblLook w:firstColumn="1" w:firstRow="1" w:lastColumn="0" w:lastRow="0" w:noHBand="0" w:noVBand="1" w:val="04A0"/>
-        <w:tblInd w:w="120" w:type="dxa"/>
-      </w:tblPr>
-      <w:tblGrid>
-        <w:gridCol w:w="9360"/>
-      </w:tblGrid>
-      <w:tr>
-        <w:trPr>
-          <w:cantSplit/>
-        </w:trPr>
-        <w:tc>
-          <w:tcPr>
-            <w:tcW w:type="dxa" w:w="9360"/>
-            <w:tcMar>
-              <w:top w:w="80" w:type="dxa"/>
-              <w:start w:w="120" w:type="dxa"/>
-              <w:bottom w:w="80" w:type="dxa"/>
-              <w:end w:w="120" w:type="dxa"/>
-            </w:tcMar>
-            <w:vAlign w:val="center"/>
-            <w:shd w:fill="E8EEF5"/>
-          </w:tcPr>
-          <w:p>
-            <w:pPr>
-              <w:spacing w:after="0" w:line="276" w:lineRule="auto"/>
-            </w:pPr>
-            <w:r>
-              <w:rPr>
-                <w:rFonts w:ascii="Calibri" w:hAnsi="Calibri"/>
-                <w:b/>
-                <w:color w:val="1F4D78"/>
-              </w:rPr>
-              <w:t xml:space="preserve">Public-policy relevance: </w:t>
-            </w:r>
-            <w:r>
-              <w:rPr>
-                <w:rFonts w:ascii="Calibri" w:hAnsi="Calibri"/>
-              </w:rPr>
-              <w:t>The project demonstrates the technical workflow needed for image-based vehicle recognition. A policy-facing system would additionally require broader vehicle categories, representative local imagery, privacy controls, bias assessment, and field validation.</w:t>
-            </w:r>
-          </w:p>
-        </w:tc>
-      </w:tr>
-    </w:tbl>
-    <w:p>
-      <w:pPr>
-        <w:spacing w:after="40"/>
-      </w:pPr>
-    </w:p>
-    <w:p>
-      <w:pPr>
-        <w:pStyle w:val="Heading1"/>
-        <w:keepNext/>
-      </w:pPr>
-      <w:r>
-        <w:t>2. Problem Statement and Project Scope</w:t>
+        <w:t>For this project, I wanted to understand how a CNN learns from images and whether transfer learning can make the classification process more effective. I also included Grad-CAM and SHAP because a prediction is more useful when we can see which parts of an image influenced the model.</w:t>
       </w:r>
     </w:p>
     <w:p>
@@ -633,7 +457,16 @@
           <w:rFonts w:ascii="Calibri" w:hAnsi="Calibri"/>
           <w:i w:val="0"/>
         </w:rPr>
-        <w:t>The machine learning task is multi-class image classification. Given an RGB photograph of a passenger car, the system predicts one of 196 fine-grained Stanford Cars classes. The main technical challenge is that many classes are visually similar while the available number of images per class is limited.</w:t>
+        <w:t>The selected dataset is more specific than the general term "vehicle type classification." It contains different passenger-car makes, models, and years, not broad categories such as car, bus, truck, or motorcycle. For that reason, I use it as a proof of concept for the machine learning process. A real public planning application would need a broader dataset.</w:t>
+      </w:r>
+    </w:p>
+    <w:p>
+      <w:pPr>
+        <w:pStyle w:val="Heading1"/>
+        <w:keepNext/>
+      </w:pPr>
+      <w:r>
+        <w:t>2. Problem Statement</w:t>
       </w:r>
     </w:p>
     <w:p>
@@ -646,7 +479,20 @@
           <w:rFonts w:ascii="Calibri" w:hAnsi="Calibri"/>
           <w:i w:val="0"/>
         </w:rPr>
-        <w:t>The project evaluates whether transfer learning can provide a meaningful advantage over a CNN trained from scratch. It also examines computational cost and selected model explanations. The implementation does not claim to identify all road-vehicle types, estimate traffic volume, track vehicles over time, or support autonomous decision-making.</w:t>
+        <w:t>The problem is to provide a model with a vehicle image and predict the correct class. This is a supervised, multi-class classification task because every training image already has a label and the model must choose one class from 196 possible classes.</w:t>
+      </w:r>
+    </w:p>
+    <w:p>
+      <w:pPr>
+        <w:spacing w:before="0" w:after="160" w:line="320" w:lineRule="auto"/>
+        <w:jc w:val="both"/>
+      </w:pPr>
+      <w:r>
+        <w:rPr>
+          <w:rFonts w:ascii="Calibri" w:hAnsi="Calibri"/>
+          <w:i w:val="0"/>
+        </w:rPr>
+        <w:t>This is a difficult task because many vehicles look similar. Differences between classes can be small, such as the shape of the front grille, lights, body, or production year. The project therefore compares a CNN built from scratch with two models that already learned useful image patterns from a much larger dataset.</w:t>
       </w:r>
     </w:p>
     <w:p>
@@ -661,7 +507,7 @@
         <w:rPr>
           <w:rFonts w:ascii="Calibri" w:hAnsi="Calibri"/>
         </w:rPr>
-        <w:t>Primary task: predict the correct fine-grained car class from an input image.</w:t>
+        <w:t>Input: an RGB photograph of a passenger car.</w:t>
       </w:r>
     </w:p>
     <w:p>
@@ -676,7 +522,7 @@
         <w:rPr>
           <w:rFonts w:ascii="Calibri" w:hAnsi="Calibri"/>
         </w:rPr>
-        <w:t>Comparative task: evaluate a custom CNN, MobileNetV2, and ResNet50 under a consistent data pipeline.</w:t>
+        <w:t>Target variable: the class name taken from the image folder.</w:t>
       </w:r>
     </w:p>
     <w:p>
@@ -691,7 +537,7 @@
         <w:rPr>
           <w:rFonts w:ascii="Calibri" w:hAnsi="Calibri"/>
         </w:rPr>
-        <w:t>Explainability task: inspect selected ResNet50 predictions using Grad-CAM and SHAP.</w:t>
+        <w:t>Output: one predicted class among 196 possible vehicle classes.</w:t>
       </w:r>
     </w:p>
     <w:p>
@@ -706,7 +552,7 @@
         <w:rPr>
           <w:rFonts w:ascii="Calibri" w:hAnsi="Calibri"/>
         </w:rPr>
-        <w:t>Practical task: discuss how the workflow could be extended toward transportation and parking applications.</w:t>
+        <w:t>Task type: supervised multi-class image classification.</w:t>
       </w:r>
     </w:p>
     <w:p>
@@ -715,16 +561,7 @@
         <w:keepNext/>
       </w:pPr>
       <w:r>
-        <w:t>3. Selected Dataset</w:t>
-      </w:r>
-    </w:p>
-    <w:p>
-      <w:pPr>
-        <w:pStyle w:val="Heading2"/>
-        <w:keepNext/>
-      </w:pPr>
-      <w:r>
-        <w:t>3.1 Dataset Description</w:t>
+        <w:t>3. Dataset</w:t>
       </w:r>
     </w:p>
     <w:p>
@@ -737,7 +574,7 @@
           <w:rFonts w:ascii="Calibri" w:hAnsi="Calibri"/>
           <w:i w:val="0"/>
         </w:rPr>
-        <w:t>The project uses the Stanford Cars Dataset by Classes Folder, distributed on Kaggle. The dataset contains photographs of passenger cars organized into 196 classes. Each class corresponds to a fine-grained combination of manufacturer, model, and year. The original dataset was introduced for fine-grained 3D object categorization research [1].</w:t>
+        <w:t>The project uses the Stanford Cars Dataset by Classes Folder from Kaggle. It contains 16,185 RGB vehicle images divided into 196 classes. The official training folder contains 8,144 images and the official test folder contains 8,041 images.</w:t>
       </w:r>
     </w:p>
     <w:p>
@@ -749,7 +586,7 @@
           <w:rFonts w:ascii="Calibri" w:hAnsi="Calibri"/>
           <w:b/>
         </w:rPr>
-        <w:t xml:space="preserve">Dataset link: </w:t>
+        <w:t xml:space="preserve">Dataset source: </w:t>
       </w:r>
       <w:hyperlink r:id="rId11">
         <w:r>
@@ -762,6 +599,299 @@
         </w:r>
       </w:hyperlink>
     </w:p>
+    <w:p>
+      <w:pPr>
+        <w:spacing w:before="0" w:after="160" w:line="320" w:lineRule="auto"/>
+        <w:jc w:val="both"/>
+      </w:pPr>
+      <w:r>
+        <w:rPr>
+          <w:rFonts w:ascii="Calibri" w:hAnsi="Calibri"/>
+          <w:i w:val="0"/>
+        </w:rPr>
+        <w:t>In a normal table dataset, the proposal would describe rows and columns. In this image project, each image works like one observation or row. The image pixels are the input information, and the folder name is the target label. All images are resized to 224 x 224 pixels with three color channels so that the models receive inputs with the same shape.</w:t>
+      </w:r>
+    </w:p>
+    <w:p>
+      <w:pPr>
+        <w:spacing w:before="0" w:after="160" w:line="320" w:lineRule="auto"/>
+        <w:jc w:val="both"/>
+      </w:pPr>
+      <w:r>
+        <w:rPr>
+          <w:rFonts w:ascii="Calibri" w:hAnsi="Calibri"/>
+          <w:i w:val="0"/>
+        </w:rPr>
+        <w:t>I divided the official training folder into 80% training data and 20% validation data. This produced 6,516 training images and 1,628 validation images. The official test folder remained separate with 8,041 images. The complete dataset summary is shown in Table A1 in Appendix A.</w:t>
+      </w:r>
+    </w:p>
+    <w:p>
+      <w:pPr>
+        <w:pStyle w:val="Heading1"/>
+        <w:keepNext/>
+      </w:pPr>
+      <w:r>
+        <w:t>4. Research Questions</w:t>
+      </w:r>
+    </w:p>
+    <w:p>
+      <w:pPr>
+        <w:spacing w:after="80" w:line="290" w:lineRule="auto"/>
+        <w:numPr>
+          <w:ilvl w:val="0"/>
+          <w:numId w:val="11"/>
+        </w:numPr>
+      </w:pPr>
+      <w:r>
+        <w:rPr>
+          <w:rFonts w:ascii="Calibri" w:hAnsi="Calibri"/>
+        </w:rPr>
+        <w:t>How accurately can a custom CNN classify images from the Stanford Cars Dataset?</w:t>
+      </w:r>
+    </w:p>
+    <w:p>
+      <w:pPr>
+        <w:spacing w:after="80" w:line="290" w:lineRule="auto"/>
+        <w:numPr>
+          <w:ilvl w:val="0"/>
+          <w:numId w:val="11"/>
+        </w:numPr>
+      </w:pPr>
+      <w:r>
+        <w:rPr>
+          <w:rFonts w:ascii="Calibri" w:hAnsi="Calibri"/>
+        </w:rPr>
+        <w:t>Do MobileNetV2 and ResNet50 perform better than the custom CNN?</w:t>
+      </w:r>
+    </w:p>
+    <w:p>
+      <w:pPr>
+        <w:spacing w:after="80" w:line="290" w:lineRule="auto"/>
+        <w:numPr>
+          <w:ilvl w:val="0"/>
+          <w:numId w:val="11"/>
+        </w:numPr>
+      </w:pPr>
+      <w:r>
+        <w:rPr>
+          <w:rFonts w:ascii="Calibri" w:hAnsi="Calibri"/>
+        </w:rPr>
+        <w:t>Which model provides the best balance between accuracy, training time, and model size?</w:t>
+      </w:r>
+    </w:p>
+    <w:p>
+      <w:pPr>
+        <w:spacing w:after="80" w:line="290" w:lineRule="auto"/>
+        <w:numPr>
+          <w:ilvl w:val="0"/>
+          <w:numId w:val="11"/>
+        </w:numPr>
+      </w:pPr>
+      <w:r>
+        <w:rPr>
+          <w:rFonts w:ascii="Calibri" w:hAnsi="Calibri"/>
+        </w:rPr>
+        <w:t>Which vehicle image regions does ResNet50 use when making a correct prediction?</w:t>
+      </w:r>
+    </w:p>
+    <w:p>
+      <w:pPr>
+        <w:spacing w:after="80" w:line="290" w:lineRule="auto"/>
+        <w:numPr>
+          <w:ilvl w:val="0"/>
+          <w:numId w:val="11"/>
+        </w:numPr>
+      </w:pPr>
+      <w:r>
+        <w:rPr>
+          <w:rFonts w:ascii="Calibri" w:hAnsi="Calibri"/>
+        </w:rPr>
+        <w:t>What do SHAP explanations show about the image regions that support or oppose a prediction?</w:t>
+      </w:r>
+    </w:p>
+    <w:p>
+      <w:pPr>
+        <w:spacing w:after="80" w:line="290" w:lineRule="auto"/>
+        <w:numPr>
+          <w:ilvl w:val="0"/>
+          <w:numId w:val="11"/>
+        </w:numPr>
+      </w:pPr>
+      <w:r>
+        <w:rPr>
+          <w:rFonts w:ascii="Calibri" w:hAnsi="Calibri"/>
+        </w:rPr>
+        <w:t>Are correct predictions generally made with higher confidence than incorrect predictions?</w:t>
+      </w:r>
+    </w:p>
+    <w:p>
+      <w:pPr>
+        <w:spacing w:after="80" w:line="290" w:lineRule="auto"/>
+        <w:numPr>
+          <w:ilvl w:val="0"/>
+          <w:numId w:val="11"/>
+        </w:numPr>
+      </w:pPr>
+      <w:r>
+        <w:rPr>
+          <w:rFonts w:ascii="Calibri" w:hAnsi="Calibri"/>
+        </w:rPr>
+        <w:t>What limitations should be considered before applying this type of model to transportation planning?</w:t>
+      </w:r>
+    </w:p>
+    <w:p>
+      <w:pPr>
+        <w:pStyle w:val="Heading1"/>
+        <w:keepNext/>
+      </w:pPr>
+      <w:r>
+        <w:t>5. Expected Results and Obtained Results</w:t>
+      </w:r>
+    </w:p>
+    <w:p>
+      <w:pPr>
+        <w:spacing w:before="0" w:after="160" w:line="320" w:lineRule="auto"/>
+        <w:jc w:val="both"/>
+      </w:pPr>
+      <w:r>
+        <w:rPr>
+          <w:rFonts w:ascii="Calibri" w:hAnsi="Calibri"/>
+          <w:i w:val="0"/>
+        </w:rPr>
+        <w:t>Before running the models, I expected transfer learning to work better than the custom CNN. My reason was that MobileNetV2 and ResNet50 had already learned general image features from ImageNet, while the custom CNN had to learn everything from the Stanford Cars training images.</w:t>
+      </w:r>
+    </w:p>
+    <w:p>
+      <w:pPr>
+        <w:spacing w:before="0" w:after="160" w:line="320" w:lineRule="auto"/>
+        <w:jc w:val="both"/>
+      </w:pPr>
+      <w:r>
+        <w:rPr>
+          <w:rFonts w:ascii="Calibri" w:hAnsi="Calibri"/>
+          <w:i w:val="0"/>
+        </w:rPr>
+        <w:t>The obtained results followed this expectation. The custom CNN reached a test accuracy of 3.12%, MobileNetV2 reached 29.45%, and ResNet50 reached 30.93%. ResNet50 also had the highest macro F1 score at 0.2998. The full results are shown in Table A2, and the accuracy and macro F1 comparison is shown in Figure B1.</w:t>
+      </w:r>
+    </w:p>
+    <w:p>
+      <w:pPr>
+        <w:spacing w:before="0" w:after="160" w:line="320" w:lineRule="auto"/>
+        <w:jc w:val="both"/>
+      </w:pPr>
+      <w:r>
+        <w:rPr>
+          <w:rFonts w:ascii="Calibri" w:hAnsi="Calibri"/>
+          <w:i w:val="0"/>
+        </w:rPr>
+        <w:t>Although ResNet50 produced the best result, MobileNetV2 was close to it and was much lighter. MobileNetV2 trained in about 218 seconds, compared with about 553 seconds for ResNet50, and it used far fewer parameters. This means that ResNet50 was the best model for prediction performance, but MobileNetV2 offered a better balance between performance and computational cost. This comparison is shown in Figure B2.</w:t>
+      </w:r>
+    </w:p>
+    <w:p>
+      <w:pPr>
+        <w:spacing w:before="0" w:after="160" w:line="320" w:lineRule="auto"/>
+        <w:jc w:val="both"/>
+      </w:pPr>
+      <w:r>
+        <w:rPr>
+          <w:rFonts w:ascii="Calibri" w:hAnsi="Calibri"/>
+          <w:i w:val="0"/>
+        </w:rPr>
+        <w:t>The results also show that the task remains challenging. An accuracy of 30.93% is much better than randomly choosing one of 196 classes, but it is not enough for a real operational system. The confusion matrices and incorrect examples stored in the Outputs folder show that the model still confuses visually similar cars.</w:t>
+      </w:r>
+    </w:p>
+    <w:p>
+      <w:pPr>
+        <w:spacing w:before="0" w:after="160" w:line="320" w:lineRule="auto"/>
+        <w:jc w:val="both"/>
+      </w:pPr>
+      <w:r>
+        <w:rPr>
+          <w:rFonts w:ascii="Calibri" w:hAnsi="Calibri"/>
+          <w:i w:val="0"/>
+        </w:rPr>
+        <w:t>For the explainability part, Grad-CAM produced heatmaps over selected correct ResNet50 predictions, and SHAP showed image regions related to the top predicted classes. These figures helped me check that the model was using visible areas of the vehicle, although these methods do not prove that every prediction is based on the correct reason. The related files are listed in Appendix C.</w:t>
+      </w:r>
+    </w:p>
+    <w:p>
+      <w:pPr>
+        <w:pStyle w:val="Heading1"/>
+        <w:keepNext/>
+      </w:pPr>
+      <w:r>
+        <w:t>6. Proposed Methodology</w:t>
+      </w:r>
+    </w:p>
+    <w:p>
+      <w:pPr>
+        <w:pStyle w:val="Heading2"/>
+        <w:keepNext/>
+      </w:pPr>
+      <w:r>
+        <w:t>6.1 Data Preparation</w:t>
+      </w:r>
+    </w:p>
+    <w:p>
+      <w:pPr>
+        <w:spacing w:before="0" w:after="160" w:line="320" w:lineRule="auto"/>
+        <w:jc w:val="both"/>
+      </w:pPr>
+      <w:r>
+        <w:rPr>
+          <w:rFonts w:ascii="Calibri" w:hAnsi="Calibri"/>
+          <w:i w:val="0"/>
+        </w:rPr>
+        <w:t>The notebook first checks the dataset folders, counts the classes and images, and displays sample vehicles. TensorFlow then loads the training, validation, and test datasets. The test dataset is not shuffled so that the predictions and original images remain in the same order.</w:t>
+      </w:r>
+    </w:p>
+    <w:p>
+      <w:pPr>
+        <w:spacing w:before="0" w:after="160" w:line="320" w:lineRule="auto"/>
+        <w:jc w:val="both"/>
+      </w:pPr>
+      <w:r>
+        <w:rPr>
+          <w:rFonts w:ascii="Calibri" w:hAnsi="Calibri"/>
+          <w:i w:val="0"/>
+        </w:rPr>
+        <w:t>Data augmentation is applied only during training. The transformations include horizontal flipping, small rotations, zoom, and contrast changes. I used these transformations to show the model slightly different versions of the same type of image and reduce simple memorization.</w:t>
+      </w:r>
+    </w:p>
+    <w:p>
+      <w:pPr>
+        <w:pStyle w:val="Heading2"/>
+        <w:keepNext/>
+      </w:pPr>
+      <w:r>
+        <w:t>6.2 Models</w:t>
+      </w:r>
+    </w:p>
+    <w:p>
+      <w:pPr>
+        <w:spacing w:before="0" w:after="160" w:line="320" w:lineRule="auto"/>
+        <w:jc w:val="both"/>
+      </w:pPr>
+      <w:r>
+        <w:rPr>
+          <w:rFonts w:ascii="Calibri" w:hAnsi="Calibri"/>
+          <w:i w:val="0"/>
+        </w:rPr>
+        <w:t>The first model is a custom CNN. It contains several convolution and pooling layers. In simple terms, the convolution layers search for visual patterns, while pooling reduces the image information and keeps the most useful features.</w:t>
+      </w:r>
+    </w:p>
+    <w:p>
+      <w:pPr>
+        <w:spacing w:before="0" w:after="160" w:line="320" w:lineRule="auto"/>
+        <w:jc w:val="both"/>
+      </w:pPr>
+      <w:r>
+        <w:rPr>
+          <w:rFonts w:ascii="Calibri" w:hAnsi="Calibri"/>
+          <w:i w:val="0"/>
+        </w:rPr>
+        <w:t>The other two models are MobileNetV2 and ResNet50. I used transfer learning, which means reusing models that were already trained on ImageNet. Their original classification layers were removed and replaced with new layers for the 196 Stanford Cars classes. The pretrained base layers were kept frozen during training.</w:t>
+      </w:r>
+    </w:p>
     <w:tbl>
       <w:tblPr>
         <w:tblStyle w:val="TableGrid"/>
@@ -772,8 +902,9 @@
         <w:tblInd w:w="120" w:type="dxa"/>
       </w:tblPr>
       <w:tblGrid>
-        <w:gridCol w:w="4200"/>
-        <w:gridCol w:w="5160"/>
+        <w:gridCol w:w="1800"/>
+        <w:gridCol w:w="3780"/>
+        <w:gridCol w:w="3780"/>
       </w:tblGrid>
       <w:tr>
         <w:trPr>
@@ -782,7 +913,879 @@
         </w:trPr>
         <w:tc>
           <w:tcPr>
-            <w:tcW w:type="dxa" w:w="4200"/>
+            <w:tcW w:type="dxa" w:w="1800"/>
+            <w:shd w:fill="F4F6F9"/>
+            <w:tcMar>
+              <w:top w:w="80" w:type="dxa"/>
+              <w:start w:w="120" w:type="dxa"/>
+              <w:bottom w:w="80" w:type="dxa"/>
+              <w:end w:w="120" w:type="dxa"/>
+            </w:tcMar>
+            <w:vAlign w:val="center"/>
+          </w:tcPr>
+          <w:p>
+            <w:pPr>
+              <w:spacing w:after="0"/>
+              <w:jc w:val="center"/>
+            </w:pPr>
+            <w:r>
+              <w:rPr>
+                <w:rFonts w:ascii="Calibri" w:hAnsi="Calibri"/>
+                <w:b/>
+                <w:color w:val="203040"/>
+                <w:sz w:val="18"/>
+              </w:rPr>
+              <w:t>Model</w:t>
+            </w:r>
+          </w:p>
+        </w:tc>
+        <w:tc>
+          <w:tcPr>
+            <w:tcW w:type="dxa" w:w="3780"/>
+            <w:shd w:fill="F4F6F9"/>
+            <w:tcMar>
+              <w:top w:w="80" w:type="dxa"/>
+              <w:start w:w="120" w:type="dxa"/>
+              <w:bottom w:w="80" w:type="dxa"/>
+              <w:end w:w="120" w:type="dxa"/>
+            </w:tcMar>
+            <w:vAlign w:val="center"/>
+          </w:tcPr>
+          <w:p>
+            <w:pPr>
+              <w:spacing w:after="0"/>
+              <w:jc w:val="center"/>
+            </w:pPr>
+            <w:r>
+              <w:rPr>
+                <w:rFonts w:ascii="Calibri" w:hAnsi="Calibri"/>
+                <w:b/>
+                <w:color w:val="203040"/>
+                <w:sz w:val="18"/>
+              </w:rPr>
+              <w:t>Main idea</w:t>
+            </w:r>
+          </w:p>
+        </w:tc>
+        <w:tc>
+          <w:tcPr>
+            <w:tcW w:type="dxa" w:w="3780"/>
+            <w:shd w:fill="F4F6F9"/>
+            <w:tcMar>
+              <w:top w:w="80" w:type="dxa"/>
+              <w:start w:w="120" w:type="dxa"/>
+              <w:bottom w:w="80" w:type="dxa"/>
+              <w:end w:w="120" w:type="dxa"/>
+            </w:tcMar>
+            <w:vAlign w:val="center"/>
+          </w:tcPr>
+          <w:p>
+            <w:pPr>
+              <w:spacing w:after="0"/>
+              <w:jc w:val="center"/>
+            </w:pPr>
+            <w:r>
+              <w:rPr>
+                <w:rFonts w:ascii="Calibri" w:hAnsi="Calibri"/>
+                <w:b/>
+                <w:color w:val="203040"/>
+                <w:sz w:val="18"/>
+              </w:rPr>
+              <w:t>Reason for including it</w:t>
+            </w:r>
+          </w:p>
+        </w:tc>
+      </w:tr>
+      <w:tr>
+        <w:trPr>
+          <w:cantSplit/>
+        </w:trPr>
+        <w:tc>
+          <w:tcPr>
+            <w:tcW w:type="dxa" w:w="1800"/>
+            <w:tcMar>
+              <w:top w:w="80" w:type="dxa"/>
+              <w:start w:w="120" w:type="dxa"/>
+              <w:bottom w:w="80" w:type="dxa"/>
+              <w:end w:w="120" w:type="dxa"/>
+            </w:tcMar>
+            <w:vAlign w:val="center"/>
+          </w:tcPr>
+          <w:p>
+            <w:pPr>
+              <w:spacing w:after="0" w:line="259" w:lineRule="auto"/>
+            </w:pPr>
+            <w:r>
+              <w:rPr>
+                <w:rFonts w:ascii="Calibri" w:hAnsi="Calibri"/>
+                <w:sz w:val="18"/>
+              </w:rPr>
+              <w:t>Custom CNN</w:t>
+            </w:r>
+          </w:p>
+        </w:tc>
+        <w:tc>
+          <w:tcPr>
+            <w:tcW w:type="dxa" w:w="3780"/>
+            <w:tcMar>
+              <w:top w:w="80" w:type="dxa"/>
+              <w:start w:w="120" w:type="dxa"/>
+              <w:bottom w:w="80" w:type="dxa"/>
+              <w:end w:w="120" w:type="dxa"/>
+            </w:tcMar>
+            <w:vAlign w:val="center"/>
+          </w:tcPr>
+          <w:p>
+            <w:pPr>
+              <w:spacing w:after="0" w:line="259" w:lineRule="auto"/>
+            </w:pPr>
+            <w:r>
+              <w:rPr>
+                <w:rFonts w:ascii="Calibri" w:hAnsi="Calibri"/>
+                <w:sz w:val="18"/>
+              </w:rPr>
+              <w:t>Learns image patterns from the project dataset.</w:t>
+            </w:r>
+          </w:p>
+        </w:tc>
+        <w:tc>
+          <w:tcPr>
+            <w:tcW w:type="dxa" w:w="3780"/>
+            <w:tcMar>
+              <w:top w:w="80" w:type="dxa"/>
+              <w:start w:w="120" w:type="dxa"/>
+              <w:bottom w:w="80" w:type="dxa"/>
+              <w:end w:w="120" w:type="dxa"/>
+            </w:tcMar>
+            <w:vAlign w:val="center"/>
+          </w:tcPr>
+          <w:p>
+            <w:pPr>
+              <w:spacing w:after="0" w:line="259" w:lineRule="auto"/>
+            </w:pPr>
+            <w:r>
+              <w:rPr>
+                <w:rFonts w:ascii="Calibri" w:hAnsi="Calibri"/>
+                <w:sz w:val="18"/>
+              </w:rPr>
+              <w:t>Provides a baseline built from scratch.</w:t>
+            </w:r>
+          </w:p>
+        </w:tc>
+      </w:tr>
+      <w:tr>
+        <w:trPr>
+          <w:cantSplit/>
+        </w:trPr>
+        <w:tc>
+          <w:tcPr>
+            <w:tcW w:type="dxa" w:w="1800"/>
+            <w:tcMar>
+              <w:top w:w="80" w:type="dxa"/>
+              <w:start w:w="120" w:type="dxa"/>
+              <w:bottom w:w="80" w:type="dxa"/>
+              <w:end w:w="120" w:type="dxa"/>
+            </w:tcMar>
+            <w:vAlign w:val="center"/>
+          </w:tcPr>
+          <w:p>
+            <w:pPr>
+              <w:spacing w:after="0" w:line="259" w:lineRule="auto"/>
+            </w:pPr>
+            <w:r>
+              <w:rPr>
+                <w:rFonts w:ascii="Calibri" w:hAnsi="Calibri"/>
+                <w:sz w:val="18"/>
+              </w:rPr>
+              <w:t>MobileNetV2</w:t>
+            </w:r>
+          </w:p>
+        </w:tc>
+        <w:tc>
+          <w:tcPr>
+            <w:tcW w:type="dxa" w:w="3780"/>
+            <w:tcMar>
+              <w:top w:w="80" w:type="dxa"/>
+              <w:start w:w="120" w:type="dxa"/>
+              <w:bottom w:w="80" w:type="dxa"/>
+              <w:end w:w="120" w:type="dxa"/>
+            </w:tcMar>
+            <w:vAlign w:val="center"/>
+          </w:tcPr>
+          <w:p>
+            <w:pPr>
+              <w:spacing w:after="0" w:line="259" w:lineRule="auto"/>
+            </w:pPr>
+            <w:r>
+              <w:rPr>
+                <w:rFonts w:ascii="Calibri" w:hAnsi="Calibri"/>
+                <w:sz w:val="18"/>
+              </w:rPr>
+              <w:t>Reuses a lightweight pretrained image model.</w:t>
+            </w:r>
+          </w:p>
+        </w:tc>
+        <w:tc>
+          <w:tcPr>
+            <w:tcW w:type="dxa" w:w="3780"/>
+            <w:tcMar>
+              <w:top w:w="80" w:type="dxa"/>
+              <w:start w:w="120" w:type="dxa"/>
+              <w:bottom w:w="80" w:type="dxa"/>
+              <w:end w:w="120" w:type="dxa"/>
+            </w:tcMar>
+            <w:vAlign w:val="center"/>
+          </w:tcPr>
+          <w:p>
+            <w:pPr>
+              <w:spacing w:after="0" w:line="259" w:lineRule="auto"/>
+            </w:pPr>
+            <w:r>
+              <w:rPr>
+                <w:rFonts w:ascii="Calibri" w:hAnsi="Calibri"/>
+                <w:sz w:val="18"/>
+              </w:rPr>
+              <w:t>Tests an efficient transfer learning option.</w:t>
+            </w:r>
+          </w:p>
+        </w:tc>
+      </w:tr>
+      <w:tr>
+        <w:trPr>
+          <w:cantSplit/>
+        </w:trPr>
+        <w:tc>
+          <w:tcPr>
+            <w:tcW w:type="dxa" w:w="1800"/>
+            <w:tcMar>
+              <w:top w:w="80" w:type="dxa"/>
+              <w:start w:w="120" w:type="dxa"/>
+              <w:bottom w:w="80" w:type="dxa"/>
+              <w:end w:w="120" w:type="dxa"/>
+            </w:tcMar>
+            <w:vAlign w:val="center"/>
+          </w:tcPr>
+          <w:p>
+            <w:pPr>
+              <w:spacing w:after="0" w:line="259" w:lineRule="auto"/>
+            </w:pPr>
+            <w:r>
+              <w:rPr>
+                <w:rFonts w:ascii="Calibri" w:hAnsi="Calibri"/>
+                <w:sz w:val="18"/>
+              </w:rPr>
+              <w:t>ResNet50</w:t>
+            </w:r>
+          </w:p>
+        </w:tc>
+        <w:tc>
+          <w:tcPr>
+            <w:tcW w:type="dxa" w:w="3780"/>
+            <w:tcMar>
+              <w:top w:w="80" w:type="dxa"/>
+              <w:start w:w="120" w:type="dxa"/>
+              <w:bottom w:w="80" w:type="dxa"/>
+              <w:end w:w="120" w:type="dxa"/>
+            </w:tcMar>
+            <w:vAlign w:val="center"/>
+          </w:tcPr>
+          <w:p>
+            <w:pPr>
+              <w:spacing w:after="0" w:line="259" w:lineRule="auto"/>
+            </w:pPr>
+            <w:r>
+              <w:rPr>
+                <w:rFonts w:ascii="Calibri" w:hAnsi="Calibri"/>
+                <w:sz w:val="18"/>
+              </w:rPr>
+              <w:t>Reuses a deeper residual network.</w:t>
+            </w:r>
+          </w:p>
+        </w:tc>
+        <w:tc>
+          <w:tcPr>
+            <w:tcW w:type="dxa" w:w="3780"/>
+            <w:tcMar>
+              <w:top w:w="80" w:type="dxa"/>
+              <w:start w:w="120" w:type="dxa"/>
+              <w:bottom w:w="80" w:type="dxa"/>
+              <w:end w:w="120" w:type="dxa"/>
+            </w:tcMar>
+            <w:vAlign w:val="center"/>
+          </w:tcPr>
+          <w:p>
+            <w:pPr>
+              <w:spacing w:after="0" w:line="259" w:lineRule="auto"/>
+            </w:pPr>
+            <w:r>
+              <w:rPr>
+                <w:rFonts w:ascii="Calibri" w:hAnsi="Calibri"/>
+                <w:sz w:val="18"/>
+              </w:rPr>
+              <w:t>Tests whether a larger pretrained model improves results.</w:t>
+            </w:r>
+          </w:p>
+        </w:tc>
+      </w:tr>
+    </w:tbl>
+    <w:p>
+      <w:pPr>
+        <w:spacing w:after="40"/>
+      </w:pPr>
+    </w:p>
+    <w:p>
+      <w:pPr>
+        <w:pStyle w:val="Heading2"/>
+        <w:keepNext/>
+      </w:pPr>
+      <w:r>
+        <w:t>6.3 Training Process</w:t>
+      </w:r>
+    </w:p>
+    <w:p>
+      <w:pPr>
+        <w:spacing w:before="0" w:after="160" w:line="320" w:lineRule="auto"/>
+        <w:jc w:val="both"/>
+      </w:pPr>
+      <w:r>
+        <w:rPr>
+          <w:rFonts w:ascii="Calibri" w:hAnsi="Calibri"/>
+          <w:i w:val="0"/>
+        </w:rPr>
+        <w:t>All three models use the same image size, training split, validation split, and test set. They are trained for 15 epochs using the Adam optimizer and categorical cross-entropy loss. Keeping the main conditions consistent makes the comparison easier to understand.</w:t>
+      </w:r>
+    </w:p>
+    <w:p>
+      <w:pPr>
+        <w:pStyle w:val="Heading2"/>
+        <w:keepNext/>
+      </w:pPr>
+      <w:r>
+        <w:t>6.4 Evaluation and Explainability</w:t>
+      </w:r>
+    </w:p>
+    <w:p>
+      <w:pPr>
+        <w:spacing w:before="0" w:after="160" w:line="320" w:lineRule="auto"/>
+        <w:jc w:val="both"/>
+      </w:pPr>
+      <w:r>
+        <w:rPr>
+          <w:rFonts w:ascii="Calibri" w:hAnsi="Calibri"/>
+          <w:i w:val="0"/>
+        </w:rPr>
+        <w:t>After training, each model is evaluated on the official test folder. The notebook produces accuracy, loss, classification reports, confusion matrices, training curves, parameter counts, and training times. It also displays examples of correct and incorrect ResNet50 predictions and compares their confidence.</w:t>
+      </w:r>
+    </w:p>
+    <w:p>
+      <w:pPr>
+        <w:spacing w:before="0" w:after="160" w:line="320" w:lineRule="auto"/>
+        <w:jc w:val="both"/>
+      </w:pPr>
+      <w:r>
+        <w:rPr>
+          <w:rFonts w:ascii="Calibri" w:hAnsi="Calibri"/>
+          <w:i w:val="0"/>
+        </w:rPr>
+        <w:t>Grad-CAM creates a heatmap showing where ResNet50 focused for a selected prediction. SHAP provides another view by highlighting areas that influenced the top predicted classes. I used both methods as visual checks rather than as proof that the model fully understands the vehicle.</w:t>
+      </w:r>
+    </w:p>
+    <w:p>
+      <w:pPr>
+        <w:pStyle w:val="Heading2"/>
+        <w:keepNext/>
+      </w:pPr>
+      <w:r>
+        <w:t>6.5 Reproducibility</w:t>
+      </w:r>
+    </w:p>
+    <w:p>
+      <w:pPr>
+        <w:spacing w:before="0" w:after="160" w:line="320" w:lineRule="auto"/>
+        <w:jc w:val="both"/>
+      </w:pPr>
+      <w:r>
+        <w:rPr>
+          <w:rFonts w:ascii="Calibri" w:hAnsi="Calibri"/>
+          <w:i w:val="0"/>
+        </w:rPr>
+        <w:t>The complete implementation is available in a public Kaggle notebook and a public GitHub repository. The random seed is 42, the input size is 224 x 224, and the validation split is 20%. The notebook should be run from top to bottom because later sections use models and variables created earlier.</w:t>
+      </w:r>
+    </w:p>
+    <w:p>
+      <w:pPr>
+        <w:spacing w:after="80"/>
+      </w:pPr>
+      <w:r>
+        <w:rPr>
+          <w:rFonts w:ascii="Calibri" w:hAnsi="Calibri"/>
+          <w:b/>
+        </w:rPr>
+        <w:t xml:space="preserve">Kaggle notebook: </w:t>
+      </w:r>
+      <w:hyperlink r:id="rId12">
+        <w:r>
+          <w:rPr>
+            <w:color w:val="2E74B5"/>
+            <w:u w:val="single"/>
+            <w:rFonts w:ascii="Calibri" w:hAnsi="Calibri"/>
+          </w:rPr>
+          <w:t>vehicle-type-classification-cnn-transfer-learning (version 11)</w:t>
+        </w:r>
+      </w:hyperlink>
+    </w:p>
+    <w:p>
+      <w:pPr>
+        <w:spacing w:after="160"/>
+      </w:pPr>
+      <w:r>
+        <w:rPr>
+          <w:rFonts w:ascii="Calibri" w:hAnsi="Calibri"/>
+          <w:b/>
+        </w:rPr>
+        <w:t xml:space="preserve">GitHub repository: </w:t>
+      </w:r>
+      <w:hyperlink r:id="rId13">
+        <w:r>
+          <w:rPr>
+            <w:color w:val="2E74B5"/>
+            <w:u w:val="single"/>
+            <w:rFonts w:ascii="Calibri" w:hAnsi="Calibri"/>
+          </w:rPr>
+          <w:t>darr9725/ML-CNN-based-image-classification</w:t>
+        </w:r>
+      </w:hyperlink>
+    </w:p>
+    <w:p>
+      <w:pPr>
+        <w:pStyle w:val="Heading1"/>
+        <w:keepNext/>
+      </w:pPr>
+      <w:r>
+        <w:t>7. Evaluation Metrics</w:t>
+      </w:r>
+    </w:p>
+    <w:p>
+      <w:pPr>
+        <w:spacing w:before="0" w:after="160" w:line="320" w:lineRule="auto"/>
+        <w:jc w:val="both"/>
+      </w:pPr>
+      <w:r>
+        <w:rPr>
+          <w:rFonts w:ascii="Calibri" w:hAnsi="Calibri"/>
+          <w:i w:val="0"/>
+        </w:rPr>
+        <w:t>I used several metrics because one number does not explain all model behavior:</w:t>
+      </w:r>
+    </w:p>
+    <w:p>
+      <w:pPr>
+        <w:spacing w:after="80" w:line="290" w:lineRule="auto"/>
+        <w:numPr>
+          <w:ilvl w:val="0"/>
+          <w:numId w:val="10"/>
+        </w:numPr>
+      </w:pPr>
+      <w:r>
+        <w:rPr>
+          <w:rFonts w:ascii="Calibri" w:hAnsi="Calibri"/>
+        </w:rPr>
+        <w:t>Accuracy: the percentage of test images classified correctly.</w:t>
+      </w:r>
+    </w:p>
+    <w:p>
+      <w:pPr>
+        <w:spacing w:after="80" w:line="290" w:lineRule="auto"/>
+        <w:numPr>
+          <w:ilvl w:val="0"/>
+          <w:numId w:val="10"/>
+        </w:numPr>
+      </w:pPr>
+      <w:r>
+        <w:rPr>
+          <w:rFonts w:ascii="Calibri" w:hAnsi="Calibri"/>
+        </w:rPr>
+        <w:t>Loss: a value showing how far the model predictions are from the correct labels; lower is better.</w:t>
+      </w:r>
+    </w:p>
+    <w:p>
+      <w:pPr>
+        <w:spacing w:after="80" w:line="290" w:lineRule="auto"/>
+        <w:numPr>
+          <w:ilvl w:val="0"/>
+          <w:numId w:val="10"/>
+        </w:numPr>
+      </w:pPr>
+      <w:r>
+        <w:rPr>
+          <w:rFonts w:ascii="Calibri" w:hAnsi="Calibri"/>
+        </w:rPr>
+        <w:t>Precision: how often a predicted class is correct.</w:t>
+      </w:r>
+    </w:p>
+    <w:p>
+      <w:pPr>
+        <w:spacing w:after="80" w:line="290" w:lineRule="auto"/>
+        <w:numPr>
+          <w:ilvl w:val="0"/>
+          <w:numId w:val="10"/>
+        </w:numPr>
+      </w:pPr>
+      <w:r>
+        <w:rPr>
+          <w:rFonts w:ascii="Calibri" w:hAnsi="Calibri"/>
+        </w:rPr>
+        <w:t>Recall: how many images of a class the model successfully finds.</w:t>
+      </w:r>
+    </w:p>
+    <w:p>
+      <w:pPr>
+        <w:spacing w:after="80" w:line="290" w:lineRule="auto"/>
+        <w:numPr>
+          <w:ilvl w:val="0"/>
+          <w:numId w:val="10"/>
+        </w:numPr>
+      </w:pPr>
+      <w:r>
+        <w:rPr>
+          <w:rFonts w:ascii="Calibri" w:hAnsi="Calibri"/>
+        </w:rPr>
+        <w:t>F1 score: a balance between precision and recall.</w:t>
+      </w:r>
+    </w:p>
+    <w:p>
+      <w:pPr>
+        <w:spacing w:after="80" w:line="290" w:lineRule="auto"/>
+        <w:numPr>
+          <w:ilvl w:val="0"/>
+          <w:numId w:val="10"/>
+        </w:numPr>
+      </w:pPr>
+      <w:r>
+        <w:rPr>
+          <w:rFonts w:ascii="Calibri" w:hAnsi="Calibri"/>
+        </w:rPr>
+        <w:t>Macro averages: the metric is calculated for every class and then averaged, giving the 196 classes equal importance.</w:t>
+      </w:r>
+    </w:p>
+    <w:p>
+      <w:pPr>
+        <w:spacing w:after="80" w:line="290" w:lineRule="auto"/>
+        <w:numPr>
+          <w:ilvl w:val="0"/>
+          <w:numId w:val="10"/>
+        </w:numPr>
+      </w:pPr>
+      <w:r>
+        <w:rPr>
+          <w:rFonts w:ascii="Calibri" w:hAnsi="Calibri"/>
+        </w:rPr>
+        <w:t>Confusion matrix: shows which classes are predicted correctly and which classes are confused.</w:t>
+      </w:r>
+    </w:p>
+    <w:p>
+      <w:pPr>
+        <w:spacing w:after="80" w:line="290" w:lineRule="auto"/>
+        <w:numPr>
+          <w:ilvl w:val="0"/>
+          <w:numId w:val="10"/>
+        </w:numPr>
+      </w:pPr>
+      <w:r>
+        <w:rPr>
+          <w:rFonts w:ascii="Calibri" w:hAnsi="Calibri"/>
+        </w:rPr>
+        <w:t>Training time and parameters: help compare computational cost and model size.</w:t>
+      </w:r>
+    </w:p>
+    <w:p>
+      <w:pPr>
+        <w:pStyle w:val="Heading1"/>
+        <w:keepNext/>
+      </w:pPr>
+      <w:r>
+        <w:t>8. Expected Figures and Tables</w:t>
+      </w:r>
+    </w:p>
+    <w:p>
+      <w:pPr>
+        <w:spacing w:before="0" w:after="160" w:line="320" w:lineRule="auto"/>
+        <w:jc w:val="both"/>
+      </w:pPr>
+      <w:r>
+        <w:rPr>
+          <w:rFonts w:ascii="Calibri" w:hAnsi="Calibri"/>
+          <w:i w:val="0"/>
+        </w:rPr>
+        <w:t>The planned figures and tables were generated by the notebook. The main evidence used in this proposal is placed in Appendices A and B. The complete set is stored in the repository's Outputs folder and listed in Appendix C.</w:t>
+      </w:r>
+    </w:p>
+    <w:p>
+      <w:pPr>
+        <w:spacing w:after="80" w:line="290" w:lineRule="auto"/>
+        <w:numPr>
+          <w:ilvl w:val="0"/>
+          <w:numId w:val="10"/>
+        </w:numPr>
+      </w:pPr>
+      <w:r>
+        <w:rPr>
+          <w:rFonts w:ascii="Calibri" w:hAnsi="Calibri"/>
+        </w:rPr>
+        <w:t>Dataset statistics and class distribution</w:t>
+      </w:r>
+    </w:p>
+    <w:p>
+      <w:pPr>
+        <w:spacing w:after="80" w:line="290" w:lineRule="auto"/>
+        <w:numPr>
+          <w:ilvl w:val="0"/>
+          <w:numId w:val="10"/>
+        </w:numPr>
+      </w:pPr>
+      <w:r>
+        <w:rPr>
+          <w:rFonts w:ascii="Calibri" w:hAnsi="Calibri"/>
+        </w:rPr>
+        <w:t>Sample images and data augmentation examples</w:t>
+      </w:r>
+    </w:p>
+    <w:p>
+      <w:pPr>
+        <w:spacing w:after="80" w:line="290" w:lineRule="auto"/>
+        <w:numPr>
+          <w:ilvl w:val="0"/>
+          <w:numId w:val="10"/>
+        </w:numPr>
+      </w:pPr>
+      <w:r>
+        <w:rPr>
+          <w:rFonts w:ascii="Calibri" w:hAnsi="Calibri"/>
+        </w:rPr>
+        <w:t>Training and validation curves for each model</w:t>
+      </w:r>
+    </w:p>
+    <w:p>
+      <w:pPr>
+        <w:spacing w:after="80" w:line="290" w:lineRule="auto"/>
+        <w:numPr>
+          <w:ilvl w:val="0"/>
+          <w:numId w:val="10"/>
+        </w:numPr>
+      </w:pPr>
+      <w:r>
+        <w:rPr>
+          <w:rFonts w:ascii="Calibri" w:hAnsi="Calibri"/>
+        </w:rPr>
+        <w:t>Model accuracy, loss, training time, and parameter comparison</w:t>
+      </w:r>
+    </w:p>
+    <w:p>
+      <w:pPr>
+        <w:spacing w:after="80" w:line="290" w:lineRule="auto"/>
+        <w:numPr>
+          <w:ilvl w:val="0"/>
+          <w:numId w:val="10"/>
+        </w:numPr>
+      </w:pPr>
+      <w:r>
+        <w:rPr>
+          <w:rFonts w:ascii="Calibri" w:hAnsi="Calibri"/>
+        </w:rPr>
+        <w:t>Classification reports and confusion matrices</w:t>
+      </w:r>
+    </w:p>
+    <w:p>
+      <w:pPr>
+        <w:spacing w:after="80" w:line="290" w:lineRule="auto"/>
+        <w:numPr>
+          <w:ilvl w:val="0"/>
+          <w:numId w:val="10"/>
+        </w:numPr>
+      </w:pPr>
+      <w:r>
+        <w:rPr>
+          <w:rFonts w:ascii="Calibri" w:hAnsi="Calibri"/>
+        </w:rPr>
+        <w:t>Correct and incorrect prediction examples</w:t>
+      </w:r>
+    </w:p>
+    <w:p>
+      <w:pPr>
+        <w:spacing w:after="80" w:line="290" w:lineRule="auto"/>
+        <w:numPr>
+          <w:ilvl w:val="0"/>
+          <w:numId w:val="10"/>
+        </w:numPr>
+      </w:pPr>
+      <w:r>
+        <w:rPr>
+          <w:rFonts w:ascii="Calibri" w:hAnsi="Calibri"/>
+        </w:rPr>
+        <w:t>Confidence distribution</w:t>
+      </w:r>
+    </w:p>
+    <w:p>
+      <w:pPr>
+        <w:spacing w:after="80" w:line="290" w:lineRule="auto"/>
+        <w:numPr>
+          <w:ilvl w:val="0"/>
+          <w:numId w:val="10"/>
+        </w:numPr>
+      </w:pPr>
+      <w:r>
+        <w:rPr>
+          <w:rFonts w:ascii="Calibri" w:hAnsi="Calibri"/>
+        </w:rPr>
+        <w:t>Grad-CAM visualizations</w:t>
+      </w:r>
+    </w:p>
+    <w:p>
+      <w:pPr>
+        <w:spacing w:after="80" w:line="290" w:lineRule="auto"/>
+        <w:numPr>
+          <w:ilvl w:val="0"/>
+          <w:numId w:val="10"/>
+        </w:numPr>
+      </w:pPr>
+      <w:r>
+        <w:rPr>
+          <w:rFonts w:ascii="Calibri" w:hAnsi="Calibri"/>
+        </w:rPr>
+        <w:t>SHAP visualizations</w:t>
+      </w:r>
+    </w:p>
+    <w:p>
+      <w:pPr>
+        <w:pStyle w:val="Heading1"/>
+        <w:keepNext/>
+      </w:pPr>
+      <w:r>
+        <w:t>9. References</w:t>
+      </w:r>
+    </w:p>
+    <w:p>
+      <w:pPr>
+        <w:spacing w:after="120" w:line="276" w:lineRule="auto"/>
+        <w:ind w:left="360" w:hanging="360"/>
+      </w:pPr>
+      <w:r>
+        <w:rPr>
+          <w:rFonts w:ascii="Calibri" w:hAnsi="Calibri"/>
+          <w:sz w:val="19"/>
+        </w:rPr>
+        <w:t>[1] J. Krause, M. Stark, J. Deng, and L. Fei-Fei, "3D Object Representations for Fine-Grained Categorization," ICCV Workshops, 2013.</w:t>
+      </w:r>
+    </w:p>
+    <w:p>
+      <w:pPr>
+        <w:spacing w:after="120" w:line="276" w:lineRule="auto"/>
+        <w:ind w:left="360" w:hanging="360"/>
+      </w:pPr>
+      <w:r>
+        <w:rPr>
+          <w:rFonts w:ascii="Calibri" w:hAnsi="Calibri"/>
+          <w:sz w:val="19"/>
+        </w:rPr>
+        <w:t>[2] M. Sandler et al., "MobileNetV2: Inverted Residuals and Linear Bottlenecks," CVPR, 2018.</w:t>
+      </w:r>
+    </w:p>
+    <w:p>
+      <w:pPr>
+        <w:spacing w:after="120" w:line="276" w:lineRule="auto"/>
+        <w:ind w:left="360" w:hanging="360"/>
+      </w:pPr>
+      <w:r>
+        <w:rPr>
+          <w:rFonts w:ascii="Calibri" w:hAnsi="Calibri"/>
+          <w:sz w:val="19"/>
+        </w:rPr>
+        <w:t>[3] K. He et al., "Deep Residual Learning for Image Recognition," CVPR, 2016.</w:t>
+      </w:r>
+    </w:p>
+    <w:p>
+      <w:pPr>
+        <w:spacing w:after="120" w:line="276" w:lineRule="auto"/>
+        <w:ind w:left="360" w:hanging="360"/>
+      </w:pPr>
+      <w:r>
+        <w:rPr>
+          <w:rFonts w:ascii="Calibri" w:hAnsi="Calibri"/>
+          <w:sz w:val="19"/>
+        </w:rPr>
+        <w:t>[4] R. R. Selvaraju et al., "Grad-CAM: Visual Explanations From Deep Networks via Gradient-Based Localization," ICCV, 2017.</w:t>
+      </w:r>
+    </w:p>
+    <w:p>
+      <w:pPr>
+        <w:spacing w:after="120" w:line="276" w:lineRule="auto"/>
+        <w:ind w:left="360" w:hanging="360"/>
+      </w:pPr>
+      <w:r>
+        <w:rPr>
+          <w:rFonts w:ascii="Calibri" w:hAnsi="Calibri"/>
+          <w:sz w:val="19"/>
+        </w:rPr>
+        <w:t>[5] S. M. Lundberg and S.-I. Lee, "A Unified Approach to Interpreting Model Predictions," NeurIPS, 2017.</w:t>
+      </w:r>
+    </w:p>
+    <w:p>
+      <w:pPr>
+        <w:spacing w:after="120" w:line="276" w:lineRule="auto"/>
+        <w:ind w:left="360" w:hanging="360"/>
+      </w:pPr>
+      <w:r>
+        <w:rPr>
+          <w:rFonts w:ascii="Calibri" w:hAnsi="Calibri"/>
+          <w:sz w:val="19"/>
+        </w:rPr>
+        <w:t>[6] Kaggle, "Stanford Car Dataset by Classes Folder." https://www.kaggle.com/datasets/jutrera/stanford-car-dataset-by-classes-folder</w:t>
+      </w:r>
+    </w:p>
+    <w:p>
+      <w:r>
+        <w:br w:type="page"/>
+      </w:r>
+    </w:p>
+    <w:p>
+      <w:pPr>
+        <w:pStyle w:val="Heading1"/>
+        <w:keepNext/>
+      </w:pPr>
+      <w:r>
+        <w:t>Appendix A. Result Tables</w:t>
+      </w:r>
+    </w:p>
+    <w:p>
+      <w:pPr>
+        <w:pStyle w:val="Heading2"/>
+        <w:keepNext/>
+      </w:pPr>
+      <w:r>
+        <w:t>Table A1. Dataset Summary</w:t>
+      </w:r>
+    </w:p>
+    <w:tbl>
+      <w:tblPr>
+        <w:tblStyle w:val="TableGrid"/>
+        <w:tblW w:type="dxa" w:w="9360"/>
+        <w:jc w:val="left"/>
+        <w:tblLayout w:type="fixed"/>
+        <w:tblLook w:firstColumn="1" w:firstRow="1" w:lastColumn="0" w:lastRow="0" w:noHBand="0" w:noVBand="1" w:val="04A0"/>
+        <w:tblInd w:w="120" w:type="dxa"/>
+      </w:tblPr>
+      <w:tblGrid>
+        <w:gridCol w:w="4900"/>
+        <w:gridCol w:w="4460"/>
+      </w:tblGrid>
+      <w:tr>
+        <w:trPr>
+          <w:tblHeader w:val="true"/>
+          <w:cantSplit/>
+        </w:trPr>
+        <w:tc>
+          <w:tcPr>
+            <w:tcW w:type="dxa" w:w="4900"/>
             <w:shd w:fill="F4F6F9"/>
             <w:tcMar>
               <w:top w:w="80" w:type="dxa"/>
@@ -804,13 +1807,13 @@
                 <w:color w:val="203040"/>
                 <w:sz w:val="19"/>
               </w:rPr>
-              <w:t>Dataset characteristic</w:t>
+              <w:t>Item</w:t>
             </w:r>
           </w:p>
         </w:tc>
         <w:tc>
           <w:tcPr>
-            <w:tcW w:type="dxa" w:w="5160"/>
+            <w:tcW w:type="dxa" w:w="4460"/>
             <w:shd w:fill="F4F6F9"/>
             <w:tcMar>
               <w:top w:w="80" w:type="dxa"/>
@@ -843,7 +1846,7 @@
         </w:trPr>
         <w:tc>
           <w:tcPr>
-            <w:tcW w:type="dxa" w:w="4200"/>
+            <w:tcW w:type="dxa" w:w="4900"/>
             <w:tcMar>
               <w:top w:w="80" w:type="dxa"/>
               <w:start w:w="120" w:type="dxa"/>
@@ -867,7 +1870,7 @@
         </w:tc>
         <w:tc>
           <w:tcPr>
-            <w:tcW w:type="dxa" w:w="5160"/>
+            <w:tcW w:type="dxa" w:w="4460"/>
             <w:tcMar>
               <w:top w:w="80" w:type="dxa"/>
               <w:start w:w="120" w:type="dxa"/>
@@ -897,7 +1900,7 @@
         </w:trPr>
         <w:tc>
           <w:tcPr>
-            <w:tcW w:type="dxa" w:w="4200"/>
+            <w:tcW w:type="dxa" w:w="4900"/>
             <w:tcMar>
               <w:top w:w="80" w:type="dxa"/>
               <w:start w:w="120" w:type="dxa"/>
@@ -915,13 +1918,13 @@
                 <w:rFonts w:ascii="Calibri" w:hAnsi="Calibri"/>
                 <w:sz w:val="19"/>
               </w:rPr>
-              <w:t>Number of classes</w:t>
+              <w:t>Vehicle classes</w:t>
             </w:r>
           </w:p>
         </w:tc>
         <w:tc>
           <w:tcPr>
-            <w:tcW w:type="dxa" w:w="5160"/>
+            <w:tcW w:type="dxa" w:w="4460"/>
             <w:tcMar>
               <w:top w:w="80" w:type="dxa"/>
               <w:start w:w="120" w:type="dxa"/>
@@ -951,60 +1954,7 @@
         </w:trPr>
         <w:tc>
           <w:tcPr>
-            <w:tcW w:type="dxa" w:w="4200"/>
-            <w:tcMar>
-              <w:top w:w="80" w:type="dxa"/>
-              <w:start w:w="120" w:type="dxa"/>
-              <w:bottom w:w="80" w:type="dxa"/>
-              <w:end w:w="120" w:type="dxa"/>
-            </w:tcMar>
-            <w:vAlign w:val="center"/>
-          </w:tcPr>
-          <w:p>
-            <w:pPr>
-              <w:spacing w:after="0" w:line="259" w:lineRule="auto"/>
-            </w:pPr>
-            <w:r>
-              <w:rPr>
-                <w:rFonts w:ascii="Calibri" w:hAnsi="Calibri"/>
-                <w:sz w:val="19"/>
-              </w:rPr>
-              <w:t>Image type</w:t>
-            </w:r>
-          </w:p>
-        </w:tc>
-        <w:tc>
-          <w:tcPr>
-            <w:tcW w:type="dxa" w:w="5160"/>
-            <w:tcMar>
-              <w:top w:w="80" w:type="dxa"/>
-              <w:start w:w="120" w:type="dxa"/>
-              <w:bottom w:w="80" w:type="dxa"/>
-              <w:end w:w="120" w:type="dxa"/>
-            </w:tcMar>
-            <w:vAlign w:val="center"/>
-          </w:tcPr>
-          <w:p>
-            <w:pPr>
-              <w:spacing w:after="0" w:line="259" w:lineRule="auto"/>
-            </w:pPr>
-            <w:r>
-              <w:rPr>
-                <w:rFonts w:ascii="Calibri" w:hAnsi="Calibri"/>
-                <w:sz w:val="19"/>
-              </w:rPr>
-              <w:t>RGB vehicle photographs</w:t>
-            </w:r>
-          </w:p>
-        </w:tc>
-      </w:tr>
-      <w:tr>
-        <w:trPr>
-          <w:cantSplit/>
-        </w:trPr>
-        <w:tc>
-          <w:tcPr>
-            <w:tcW w:type="dxa" w:w="4200"/>
+            <w:tcW w:type="dxa" w:w="4900"/>
             <w:tcMar>
               <w:top w:w="80" w:type="dxa"/>
               <w:start w:w="120" w:type="dxa"/>
@@ -1028,7 +1978,7 @@
         </w:tc>
         <w:tc>
           <w:tcPr>
-            <w:tcW w:type="dxa" w:w="5160"/>
+            <w:tcW w:type="dxa" w:w="4460"/>
             <w:tcMar>
               <w:top w:w="80" w:type="dxa"/>
               <w:start w:w="120" w:type="dxa"/>
@@ -1058,7 +2008,7 @@
         </w:trPr>
         <w:tc>
           <w:tcPr>
-            <w:tcW w:type="dxa" w:w="4200"/>
+            <w:tcW w:type="dxa" w:w="4900"/>
             <w:tcMar>
               <w:top w:w="80" w:type="dxa"/>
               <w:start w:w="120" w:type="dxa"/>
@@ -1076,13 +2026,13 @@
                 <w:rFonts w:ascii="Calibri" w:hAnsi="Calibri"/>
                 <w:sz w:val="19"/>
               </w:rPr>
-              <w:t>Training split used</w:t>
+              <w:t>Training images used</w:t>
             </w:r>
           </w:p>
         </w:tc>
         <w:tc>
           <w:tcPr>
-            <w:tcW w:type="dxa" w:w="5160"/>
+            <w:tcW w:type="dxa" w:w="4460"/>
             <w:tcMar>
               <w:top w:w="80" w:type="dxa"/>
               <w:start w:w="120" w:type="dxa"/>
@@ -1112,7 +2062,7 @@
         </w:trPr>
         <w:tc>
           <w:tcPr>
-            <w:tcW w:type="dxa" w:w="4200"/>
+            <w:tcW w:type="dxa" w:w="4900"/>
             <w:tcMar>
               <w:top w:w="80" w:type="dxa"/>
               <w:start w:w="120" w:type="dxa"/>
@@ -1130,13 +2080,13 @@
                 <w:rFonts w:ascii="Calibri" w:hAnsi="Calibri"/>
                 <w:sz w:val="19"/>
               </w:rPr>
-              <w:t>Validation split used</w:t>
+              <w:t>Validation images used</w:t>
             </w:r>
           </w:p>
         </w:tc>
         <w:tc>
           <w:tcPr>
-            <w:tcW w:type="dxa" w:w="5160"/>
+            <w:tcW w:type="dxa" w:w="4460"/>
             <w:tcMar>
               <w:top w:w="80" w:type="dxa"/>
               <w:start w:w="120" w:type="dxa"/>
@@ -1166,7 +2116,7 @@
         </w:trPr>
         <w:tc>
           <w:tcPr>
-            <w:tcW w:type="dxa" w:w="4200"/>
+            <w:tcW w:type="dxa" w:w="4900"/>
             <w:tcMar>
               <w:top w:w="80" w:type="dxa"/>
               <w:start w:w="120" w:type="dxa"/>
@@ -1190,7 +2140,7 @@
         </w:tc>
         <w:tc>
           <w:tcPr>
-            <w:tcW w:type="dxa" w:w="5160"/>
+            <w:tcW w:type="dxa" w:w="4460"/>
             <w:tcMar>
               <w:top w:w="80" w:type="dxa"/>
               <w:start w:w="120" w:type="dxa"/>
@@ -1220,7 +2170,7 @@
         </w:trPr>
         <w:tc>
           <w:tcPr>
-            <w:tcW w:type="dxa" w:w="4200"/>
+            <w:tcW w:type="dxa" w:w="4900"/>
             <w:tcMar>
               <w:top w:w="80" w:type="dxa"/>
               <w:start w:w="120" w:type="dxa"/>
@@ -1238,13 +2188,13 @@
                 <w:rFonts w:ascii="Calibri" w:hAnsi="Calibri"/>
                 <w:sz w:val="19"/>
               </w:rPr>
-              <w:t>Model input size</w:t>
+              <w:t>Image shape used by the models</w:t>
             </w:r>
           </w:p>
         </w:tc>
         <w:tc>
           <w:tcPr>
-            <w:tcW w:type="dxa" w:w="5160"/>
+            <w:tcW w:type="dxa" w:w="4460"/>
             <w:tcMar>
               <w:top w:w="80" w:type="dxa"/>
               <w:start w:w="120" w:type="dxa"/>
@@ -1268,6 +2218,59 @@
           </w:p>
         </w:tc>
       </w:tr>
+      <w:tr>
+        <w:trPr>
+          <w:cantSplit/>
+        </w:trPr>
+        <w:tc>
+          <w:tcPr>
+            <w:tcW w:type="dxa" w:w="4900"/>
+            <w:tcMar>
+              <w:top w:w="80" w:type="dxa"/>
+              <w:start w:w="120" w:type="dxa"/>
+              <w:bottom w:w="80" w:type="dxa"/>
+              <w:end w:w="120" w:type="dxa"/>
+            </w:tcMar>
+            <w:vAlign w:val="center"/>
+          </w:tcPr>
+          <w:p>
+            <w:pPr>
+              <w:spacing w:after="0" w:line="259" w:lineRule="auto"/>
+            </w:pPr>
+            <w:r>
+              <w:rPr>
+                <w:rFonts w:ascii="Calibri" w:hAnsi="Calibri"/>
+                <w:sz w:val="19"/>
+              </w:rPr>
+              <w:t>Target variable</w:t>
+            </w:r>
+          </w:p>
+        </w:tc>
+        <w:tc>
+          <w:tcPr>
+            <w:tcW w:type="dxa" w:w="4460"/>
+            <w:tcMar>
+              <w:top w:w="80" w:type="dxa"/>
+              <w:start w:w="120" w:type="dxa"/>
+              <w:bottom w:w="80" w:type="dxa"/>
+              <w:end w:w="120" w:type="dxa"/>
+            </w:tcMar>
+            <w:vAlign w:val="center"/>
+          </w:tcPr>
+          <w:p>
+            <w:pPr>
+              <w:spacing w:after="0" w:line="259" w:lineRule="auto"/>
+            </w:pPr>
+            <w:r>
+              <w:rPr>
+                <w:rFonts w:ascii="Calibri" w:hAnsi="Calibri"/>
+                <w:sz w:val="19"/>
+              </w:rPr>
+              <w:t>Vehicle class folder name</w:t>
+            </w:r>
+          </w:p>
+        </w:tc>
+      </w:tr>
     </w:tbl>
     <w:p>
       <w:pPr>
@@ -1280,482 +2283,7 @@
         <w:keepNext/>
       </w:pPr>
       <w:r>
-        <w:t>3.2 Data Split and Class Distribution</w:t>
-      </w:r>
-    </w:p>
-    <w:p>
-      <w:pPr>
-        <w:spacing w:before="0" w:after="160" w:line="320" w:lineRule="auto"/>
-        <w:jc w:val="both"/>
-      </w:pPr>
-      <w:r>
-        <w:rPr>
-          <w:rFonts w:ascii="Calibri" w:hAnsi="Calibri"/>
-          <w:i w:val="0"/>
-        </w:rPr>
-        <w:t>The official training folder is divided into 80% training and 20% validation data using a fixed seed of 42. The official test folder is preserved as an independent test set and loaded without shuffling so that predictions, labels, and visual examples remain aligned. A histogram of training images per class is generated to document class distribution.</w:t>
-      </w:r>
-    </w:p>
-    <w:p>
-      <w:pPr>
-        <w:pStyle w:val="Heading2"/>
-        <w:keepNext/>
-      </w:pPr>
-      <w:r>
-        <w:t>3.3 Dataset Suitability and Limitations</w:t>
-      </w:r>
-    </w:p>
-    <w:p>
-      <w:pPr>
-        <w:spacing w:before="0" w:after="160" w:line="320" w:lineRule="auto"/>
-        <w:jc w:val="both"/>
-      </w:pPr>
-      <w:r>
-        <w:rPr>
-          <w:rFonts w:ascii="Calibri" w:hAnsi="Calibri"/>
-          <w:i w:val="0"/>
-        </w:rPr>
-        <w:t>The dataset is appropriate for comparing CNN architectures because it is public, multi-class, visually challenging, and large enough for transfer learning experiments. Its main limitation for the chosen application domain is that it represents passenger-car identity rather than broad transportation categories. It also may not reflect local camera angles, weather, lighting, vehicle fleets, or geographic conditions.</w:t>
-      </w:r>
-    </w:p>
-    <w:p>
-      <w:pPr>
-        <w:pStyle w:val="Heading1"/>
-        <w:keepNext/>
-      </w:pPr>
-      <w:r>
-        <w:t>4. Research Questions</w:t>
-      </w:r>
-    </w:p>
-    <w:p>
-      <w:pPr>
-        <w:spacing w:after="80" w:line="290" w:lineRule="auto"/>
-        <w:numPr>
-          <w:ilvl w:val="0"/>
-          <w:numId w:val="11"/>
-        </w:numPr>
-      </w:pPr>
-      <w:r>
-        <w:rPr>
-          <w:rFonts w:ascii="Calibri" w:hAnsi="Calibri"/>
-        </w:rPr>
-        <w:t>RQ1. How accurately can a custom CNN classify images from the Stanford Cars Dataset?</w:t>
-      </w:r>
-    </w:p>
-    <w:p>
-      <w:pPr>
-        <w:spacing w:after="80" w:line="290" w:lineRule="auto"/>
-        <w:numPr>
-          <w:ilvl w:val="0"/>
-          <w:numId w:val="11"/>
-        </w:numPr>
-      </w:pPr>
-      <w:r>
-        <w:rPr>
-          <w:rFonts w:ascii="Calibri" w:hAnsi="Calibri"/>
-        </w:rPr>
-        <w:t>RQ2. Do MobileNetV2 and ResNet50 transfer learning improve test accuracy and macro F1 compared with the custom CNN?</w:t>
-      </w:r>
-    </w:p>
-    <w:p>
-      <w:pPr>
-        <w:spacing w:after="80" w:line="290" w:lineRule="auto"/>
-        <w:numPr>
-          <w:ilvl w:val="0"/>
-          <w:numId w:val="11"/>
-        </w:numPr>
-      </w:pPr>
-      <w:r>
-        <w:rPr>
-          <w:rFonts w:ascii="Calibri" w:hAnsi="Calibri"/>
-        </w:rPr>
-        <w:t>RQ3. Which model provides the best trade-off among predictive performance, training time, trainable parameters, and total parameters?</w:t>
-      </w:r>
-    </w:p>
-    <w:p>
-      <w:pPr>
-        <w:spacing w:after="80" w:line="290" w:lineRule="auto"/>
-        <w:numPr>
-          <w:ilvl w:val="0"/>
-          <w:numId w:val="11"/>
-        </w:numPr>
-      </w:pPr>
-      <w:r>
-        <w:rPr>
-          <w:rFonts w:ascii="Calibri" w:hAnsi="Calibri"/>
-        </w:rPr>
-        <w:t>RQ4. Which image regions influence selected correct ResNet50 predictions according to Grad-CAM?</w:t>
-      </w:r>
-    </w:p>
-    <w:p>
-      <w:pPr>
-        <w:spacing w:after="80" w:line="290" w:lineRule="auto"/>
-        <w:numPr>
-          <w:ilvl w:val="0"/>
-          <w:numId w:val="11"/>
-        </w:numPr>
-      </w:pPr>
-      <w:r>
-        <w:rPr>
-          <w:rFonts w:ascii="Calibri" w:hAnsi="Calibri"/>
-        </w:rPr>
-        <w:t>RQ5. What positive and negative visual evidence is highlighted by SHAP for selected ResNet50 predictions?</w:t>
-      </w:r>
-    </w:p>
-    <w:p>
-      <w:pPr>
-        <w:spacing w:after="80" w:line="290" w:lineRule="auto"/>
-        <w:numPr>
-          <w:ilvl w:val="0"/>
-          <w:numId w:val="11"/>
-        </w:numPr>
-      </w:pPr>
-      <w:r>
-        <w:rPr>
-          <w:rFonts w:ascii="Calibri" w:hAnsi="Calibri"/>
-        </w:rPr>
-        <w:t>RQ6. What do incorrect-prediction examples and confidence distributions reveal about model limitations?</w:t>
-      </w:r>
-    </w:p>
-    <w:p>
-      <w:pPr>
-        <w:spacing w:after="80" w:line="290" w:lineRule="auto"/>
-        <w:numPr>
-          <w:ilvl w:val="0"/>
-          <w:numId w:val="11"/>
-        </w:numPr>
-      </w:pPr>
-      <w:r>
-        <w:rPr>
-          <w:rFonts w:ascii="Calibri" w:hAnsi="Calibri"/>
-        </w:rPr>
-        <w:t>RQ7. To what extent can the resulting workflow inform future transportation or parking applications, and what additional data would be required?</w:t>
-      </w:r>
-    </w:p>
-    <w:p>
-      <w:pPr>
-        <w:pStyle w:val="Heading1"/>
-        <w:keepNext/>
-      </w:pPr>
-      <w:r>
-        <w:t>5. Expected Results</w:t>
-      </w:r>
-    </w:p>
-    <w:p>
-      <w:pPr>
-        <w:spacing w:after="80" w:line="290" w:lineRule="auto"/>
-        <w:numPr>
-          <w:ilvl w:val="0"/>
-          <w:numId w:val="10"/>
-        </w:numPr>
-      </w:pPr>
-      <w:r>
-        <w:rPr>
-          <w:rFonts w:ascii="Calibri" w:hAnsi="Calibri"/>
-        </w:rPr>
-        <w:t>The custom CNN is expected to establish a baseline but struggle with the high number of visually similar classes.</w:t>
-      </w:r>
-    </w:p>
-    <w:p>
-      <w:pPr>
-        <w:spacing w:after="80" w:line="290" w:lineRule="auto"/>
-        <w:numPr>
-          <w:ilvl w:val="0"/>
-          <w:numId w:val="10"/>
-        </w:numPr>
-      </w:pPr>
-      <w:r>
-        <w:rPr>
-          <w:rFonts w:ascii="Calibri" w:hAnsi="Calibri"/>
-        </w:rPr>
-        <w:t>MobileNetV2 and ResNet50 are expected to outperform the custom CNN because their ImageNet features provide stronger visual representations.</w:t>
-      </w:r>
-    </w:p>
-    <w:p>
-      <w:pPr>
-        <w:spacing w:after="80" w:line="290" w:lineRule="auto"/>
-        <w:numPr>
-          <w:ilvl w:val="0"/>
-          <w:numId w:val="10"/>
-        </w:numPr>
-      </w:pPr>
-      <w:r>
-        <w:rPr>
-          <w:rFonts w:ascii="Calibri" w:hAnsi="Calibri"/>
-        </w:rPr>
-        <w:t>ResNet50 may achieve the best predictive performance, while MobileNetV2 is expected to offer a better efficiency trade-off.</w:t>
-      </w:r>
-    </w:p>
-    <w:p>
-      <w:pPr>
-        <w:spacing w:after="80" w:line="290" w:lineRule="auto"/>
-        <w:numPr>
-          <w:ilvl w:val="0"/>
-          <w:numId w:val="10"/>
-        </w:numPr>
-      </w:pPr>
-      <w:r>
-        <w:rPr>
-          <w:rFonts w:ascii="Calibri" w:hAnsi="Calibri"/>
-        </w:rPr>
-        <w:t>Confusion matrices are expected to show errors among visually similar car classes.</w:t>
-      </w:r>
-    </w:p>
-    <w:p>
-      <w:pPr>
-        <w:spacing w:after="80" w:line="290" w:lineRule="auto"/>
-        <w:numPr>
-          <w:ilvl w:val="0"/>
-          <w:numId w:val="10"/>
-        </w:numPr>
-      </w:pPr>
-      <w:r>
-        <w:rPr>
-          <w:rFonts w:ascii="Calibri" w:hAnsi="Calibri"/>
-        </w:rPr>
-        <w:t>Correct predictions are expected to have higher confidence than incorrect predictions, although some confident errors may remain.</w:t>
-      </w:r>
-    </w:p>
-    <w:p>
-      <w:pPr>
-        <w:spacing w:after="80" w:line="290" w:lineRule="auto"/>
-        <w:numPr>
-          <w:ilvl w:val="0"/>
-          <w:numId w:val="10"/>
-        </w:numPr>
-      </w:pPr>
-      <w:r>
-        <w:rPr>
-          <w:rFonts w:ascii="Calibri" w:hAnsi="Calibri"/>
-        </w:rPr>
-        <w:t>Grad-CAM is expected to emphasize vehicle-body regions, contours, grilles, lights, wheels, or other discriminative areas.</w:t>
-      </w:r>
-    </w:p>
-    <w:p>
-      <w:pPr>
-        <w:spacing w:after="80" w:line="290" w:lineRule="auto"/>
-        <w:numPr>
-          <w:ilvl w:val="0"/>
-          <w:numId w:val="10"/>
-        </w:numPr>
-      </w:pPr>
-      <w:r>
-        <w:rPr>
-          <w:rFonts w:ascii="Calibri" w:hAnsi="Calibri"/>
-        </w:rPr>
-        <w:t>SHAP is expected to reveal both supporting and opposing pixel regions for selected predictions.</w:t>
-      </w:r>
-    </w:p>
-    <w:p>
-      <w:pPr>
-        <w:pStyle w:val="Heading1"/>
-        <w:keepNext/>
-      </w:pPr>
-      <w:r>
-        <w:t>6. Proposed Methodology</w:t>
-      </w:r>
-    </w:p>
-    <w:p>
-      <w:pPr>
-        <w:pStyle w:val="Heading2"/>
-        <w:keepNext/>
-      </w:pPr>
-      <w:r>
-        <w:t>6.1 End-to-End Workflow</w:t>
-      </w:r>
-    </w:p>
-    <w:p>
-      <w:pPr>
-        <w:spacing w:after="80" w:line="290" w:lineRule="auto"/>
-        <w:numPr>
-          <w:ilvl w:val="0"/>
-          <w:numId w:val="11"/>
-        </w:numPr>
-      </w:pPr>
-      <w:r>
-        <w:rPr>
-          <w:rFonts w:ascii="Calibri" w:hAnsi="Calibri"/>
-        </w:rPr>
-        <w:t>Load and verify the Kaggle dataset directories.</w:t>
-      </w:r>
-    </w:p>
-    <w:p>
-      <w:pPr>
-        <w:spacing w:after="80" w:line="290" w:lineRule="auto"/>
-        <w:numPr>
-          <w:ilvl w:val="0"/>
-          <w:numId w:val="11"/>
-        </w:numPr>
-      </w:pPr>
-      <w:r>
-        <w:rPr>
-          <w:rFonts w:ascii="Calibri" w:hAnsi="Calibri"/>
-        </w:rPr>
-        <w:t>Count images and classes, inspect class distribution, and visualize samples.</w:t>
-      </w:r>
-    </w:p>
-    <w:p>
-      <w:pPr>
-        <w:spacing w:after="80" w:line="290" w:lineRule="auto"/>
-        <w:numPr>
-          <w:ilvl w:val="0"/>
-          <w:numId w:val="11"/>
-        </w:numPr>
-      </w:pPr>
-      <w:r>
-        <w:rPr>
-          <w:rFonts w:ascii="Calibri" w:hAnsi="Calibri"/>
-        </w:rPr>
-        <w:t>Resize images to 224 x 224 and create categorical TensorFlow datasets.</w:t>
-      </w:r>
-    </w:p>
-    <w:p>
-      <w:pPr>
-        <w:spacing w:after="80" w:line="290" w:lineRule="auto"/>
-        <w:numPr>
-          <w:ilvl w:val="0"/>
-          <w:numId w:val="11"/>
-        </w:numPr>
-      </w:pPr>
-      <w:r>
-        <w:rPr>
-          <w:rFonts w:ascii="Calibri" w:hAnsi="Calibri"/>
-        </w:rPr>
-        <w:t>Split the official training folder into training and validation subsets.</w:t>
-      </w:r>
-    </w:p>
-    <w:p>
-      <w:pPr>
-        <w:spacing w:after="80" w:line="290" w:lineRule="auto"/>
-        <w:numPr>
-          <w:ilvl w:val="0"/>
-          <w:numId w:val="11"/>
-        </w:numPr>
-      </w:pPr>
-      <w:r>
-        <w:rPr>
-          <w:rFonts w:ascii="Calibri" w:hAnsi="Calibri"/>
-        </w:rPr>
-        <w:t>Apply realistic image augmentation during training.</w:t>
-      </w:r>
-    </w:p>
-    <w:p>
-      <w:pPr>
-        <w:spacing w:after="80" w:line="290" w:lineRule="auto"/>
-        <w:numPr>
-          <w:ilvl w:val="0"/>
-          <w:numId w:val="11"/>
-        </w:numPr>
-      </w:pPr>
-      <w:r>
-        <w:rPr>
-          <w:rFonts w:ascii="Calibri" w:hAnsi="Calibri"/>
-        </w:rPr>
-        <w:t>Train the custom CNN, MobileNetV2, and ResNet50 under a consistent protocol.</w:t>
-      </w:r>
-    </w:p>
-    <w:p>
-      <w:pPr>
-        <w:spacing w:after="80" w:line="290" w:lineRule="auto"/>
-        <w:numPr>
-          <w:ilvl w:val="0"/>
-          <w:numId w:val="11"/>
-        </w:numPr>
-      </w:pPr>
-      <w:r>
-        <w:rPr>
-          <w:rFonts w:ascii="Calibri" w:hAnsi="Calibri"/>
-        </w:rPr>
-        <w:t>Evaluate all models on the independent official test folder.</w:t>
-      </w:r>
-    </w:p>
-    <w:p>
-      <w:pPr>
-        <w:spacing w:after="80" w:line="290" w:lineRule="auto"/>
-        <w:numPr>
-          <w:ilvl w:val="0"/>
-          <w:numId w:val="11"/>
-        </w:numPr>
-      </w:pPr>
-      <w:r>
-        <w:rPr>
-          <w:rFonts w:ascii="Calibri" w:hAnsi="Calibri"/>
-        </w:rPr>
-        <w:t>Generate classification reports, confusion matrices, model comparisons, and error analyses.</w:t>
-      </w:r>
-    </w:p>
-    <w:p>
-      <w:pPr>
-        <w:spacing w:after="80" w:line="290" w:lineRule="auto"/>
-        <w:numPr>
-          <w:ilvl w:val="0"/>
-          <w:numId w:val="11"/>
-        </w:numPr>
-      </w:pPr>
-      <w:r>
-        <w:rPr>
-          <w:rFonts w:ascii="Calibri" w:hAnsi="Calibri"/>
-        </w:rPr>
-        <w:t>Apply Grad-CAM and SHAP to selected ResNet50 predictions.</w:t>
-      </w:r>
-    </w:p>
-    <w:p>
-      <w:pPr>
-        <w:spacing w:after="80" w:line="290" w:lineRule="auto"/>
-        <w:numPr>
-          <w:ilvl w:val="0"/>
-          <w:numId w:val="11"/>
-        </w:numPr>
-      </w:pPr>
-      <w:r>
-        <w:rPr>
-          <w:rFonts w:ascii="Calibri" w:hAnsi="Calibri"/>
-        </w:rPr>
-        <w:t>Export important figures and tables as PDF and CSV files.</w:t>
-      </w:r>
-    </w:p>
-    <w:p>
-      <w:pPr>
-        <w:pStyle w:val="Heading2"/>
-        <w:keepNext/>
-      </w:pPr>
-      <w:r>
-        <w:t>6.2 Preprocessing and Data Augmentation</w:t>
-      </w:r>
-    </w:p>
-    <w:p>
-      <w:pPr>
-        <w:spacing w:before="0" w:after="160" w:line="320" w:lineRule="auto"/>
-        <w:jc w:val="both"/>
-      </w:pPr>
-      <w:r>
-        <w:rPr>
-          <w:rFonts w:ascii="Calibri" w:hAnsi="Calibri"/>
-          <w:i w:val="0"/>
-        </w:rPr>
-        <w:t>All images are resized to 224 x 224 pixels and batched in groups of 32. Categorical one-hot labels are used with categorical cross-entropy. The custom CNN rescales pixels to the 0-1 interval. MobileNetV2 and ResNet50 use their respective Keras preprocessing functions inside each model.</w:t>
-      </w:r>
-    </w:p>
-    <w:p>
-      <w:pPr>
-        <w:spacing w:before="0" w:after="160" w:line="320" w:lineRule="auto"/>
-        <w:jc w:val="both"/>
-      </w:pPr>
-      <w:r>
-        <w:rPr>
-          <w:rFonts w:ascii="Calibri" w:hAnsi="Calibri"/>
-          <w:i w:val="0"/>
-        </w:rPr>
-        <w:t>Training-time augmentation includes horizontal flipping, random rotation, random zoom, and random contrast. These transformations are intended to reduce memorization and improve robustness while preserving class identity.</w:t>
-      </w:r>
-    </w:p>
-    <w:p>
-      <w:pPr>
-        <w:pStyle w:val="Heading2"/>
-        <w:keepNext/>
-      </w:pPr>
-      <w:r>
-        <w:t>6.3 Model Designs</w:t>
+        <w:t>Table A2. Model Performance</w:t>
       </w:r>
     </w:p>
     <w:tbl>
@@ -1768,10 +2296,12 @@
         <w:tblInd w:w="120" w:type="dxa"/>
       </w:tblPr>
       <w:tblGrid>
-        <w:gridCol w:w="1500"/>
-        <w:gridCol w:w="2380"/>
-        <w:gridCol w:w="3080"/>
-        <w:gridCol w:w="2400"/>
+        <w:gridCol w:w="1700"/>
+        <w:gridCol w:w="1400"/>
+        <w:gridCol w:w="1720"/>
+        <w:gridCol w:w="1540"/>
+        <w:gridCol w:w="1400"/>
+        <w:gridCol w:w="1600"/>
       </w:tblGrid>
       <w:tr>
         <w:trPr>
@@ -1780,7 +2310,7 @@
         </w:trPr>
         <w:tc>
           <w:tcPr>
-            <w:tcW w:type="dxa" w:w="1500"/>
+            <w:tcW w:type="dxa" w:w="1700"/>
             <w:shd w:fill="F4F6F9"/>
             <w:tcMar>
               <w:top w:w="80" w:type="dxa"/>
@@ -1808,7 +2338,7 @@
         </w:tc>
         <w:tc>
           <w:tcPr>
-            <w:tcW w:type="dxa" w:w="2380"/>
+            <w:tcW w:type="dxa" w:w="1400"/>
             <w:shd w:fill="F4F6F9"/>
             <w:tcMar>
               <w:top w:w="80" w:type="dxa"/>
@@ -1830,13 +2360,13 @@
                 <w:color w:val="203040"/>
                 <w:sz w:val="17"/>
               </w:rPr>
-              <w:t>Feature extractor</w:t>
+              <w:t>Accuracy</w:t>
             </w:r>
           </w:p>
         </w:tc>
         <w:tc>
           <w:tcPr>
-            <w:tcW w:type="dxa" w:w="3080"/>
+            <w:tcW w:type="dxa" w:w="1720"/>
             <w:shd w:fill="F4F6F9"/>
             <w:tcMar>
               <w:top w:w="80" w:type="dxa"/>
@@ -1858,13 +2388,13 @@
                 <w:color w:val="203040"/>
                 <w:sz w:val="17"/>
               </w:rPr>
-              <w:t>Classification head</w:t>
+              <w:t>Macro Precision</w:t>
             </w:r>
           </w:p>
         </w:tc>
         <w:tc>
           <w:tcPr>
-            <w:tcW w:type="dxa" w:w="2400"/>
+            <w:tcW w:type="dxa" w:w="1540"/>
             <w:shd w:fill="F4F6F9"/>
             <w:tcMar>
               <w:top w:w="80" w:type="dxa"/>
@@ -1886,7 +2416,63 @@
                 <w:color w:val="203040"/>
                 <w:sz w:val="17"/>
               </w:rPr>
-              <w:t>Training strategy</w:t>
+              <w:t>Macro Recall</w:t>
+            </w:r>
+          </w:p>
+        </w:tc>
+        <w:tc>
+          <w:tcPr>
+            <w:tcW w:type="dxa" w:w="1400"/>
+            <w:shd w:fill="F4F6F9"/>
+            <w:tcMar>
+              <w:top w:w="80" w:type="dxa"/>
+              <w:start w:w="120" w:type="dxa"/>
+              <w:bottom w:w="80" w:type="dxa"/>
+              <w:end w:w="120" w:type="dxa"/>
+            </w:tcMar>
+            <w:vAlign w:val="center"/>
+          </w:tcPr>
+          <w:p>
+            <w:pPr>
+              <w:spacing w:after="0"/>
+              <w:jc w:val="center"/>
+            </w:pPr>
+            <w:r>
+              <w:rPr>
+                <w:rFonts w:ascii="Calibri" w:hAnsi="Calibri"/>
+                <w:b/>
+                <w:color w:val="203040"/>
+                <w:sz w:val="17"/>
+              </w:rPr>
+              <w:t>Macro F1</w:t>
+            </w:r>
+          </w:p>
+        </w:tc>
+        <w:tc>
+          <w:tcPr>
+            <w:tcW w:type="dxa" w:w="1600"/>
+            <w:shd w:fill="F4F6F9"/>
+            <w:tcMar>
+              <w:top w:w="80" w:type="dxa"/>
+              <w:start w:w="120" w:type="dxa"/>
+              <w:bottom w:w="80" w:type="dxa"/>
+              <w:end w:w="120" w:type="dxa"/>
+            </w:tcMar>
+            <w:vAlign w:val="center"/>
+          </w:tcPr>
+          <w:p>
+            <w:pPr>
+              <w:spacing w:after="0"/>
+              <w:jc w:val="center"/>
+            </w:pPr>
+            <w:r>
+              <w:rPr>
+                <w:rFonts w:ascii="Calibri" w:hAnsi="Calibri"/>
+                <w:b/>
+                <w:color w:val="203040"/>
+                <w:sz w:val="17"/>
+              </w:rPr>
+              <w:t>Time</w:t>
             </w:r>
           </w:p>
         </w:tc>
@@ -1897,7 +2483,7 @@
         </w:trPr>
         <w:tc>
           <w:tcPr>
-            <w:tcW w:type="dxa" w:w="1500"/>
+            <w:tcW w:type="dxa" w:w="1700"/>
             <w:tcMar>
               <w:top w:w="80" w:type="dxa"/>
               <w:start w:w="120" w:type="dxa"/>
@@ -1921,7 +2507,7 @@
         </w:tc>
         <w:tc>
           <w:tcPr>
-            <w:tcW w:type="dxa" w:w="2380"/>
+            <w:tcW w:type="dxa" w:w="1400"/>
             <w:tcMar>
               <w:top w:w="80" w:type="dxa"/>
               <w:start w:w="120" w:type="dxa"/>
@@ -1933,19 +2519,20 @@
           <w:p>
             <w:pPr>
               <w:spacing w:after="0" w:line="259" w:lineRule="auto"/>
+              <w:jc w:val="center"/>
             </w:pPr>
             <w:r>
               <w:rPr>
                 <w:rFonts w:ascii="Calibri" w:hAnsi="Calibri"/>
                 <w:sz w:val="17"/>
               </w:rPr>
-              <w:t>Four Conv2D and max-pooling stages</w:t>
+              <w:t>0.0312</w:t>
             </w:r>
           </w:p>
         </w:tc>
         <w:tc>
           <w:tcPr>
-            <w:tcW w:type="dxa" w:w="3080"/>
+            <w:tcW w:type="dxa" w:w="1720"/>
             <w:tcMar>
               <w:top w:w="80" w:type="dxa"/>
               <w:start w:w="120" w:type="dxa"/>
@@ -1957,19 +2544,20 @@
           <w:p>
             <w:pPr>
               <w:spacing w:after="0" w:line="259" w:lineRule="auto"/>
+              <w:jc w:val="center"/>
             </w:pPr>
             <w:r>
               <w:rPr>
                 <w:rFonts w:ascii="Calibri" w:hAnsi="Calibri"/>
                 <w:sz w:val="17"/>
               </w:rPr>
-              <w:t>Global average pooling, Dense(256), Dropout(0.4), Dense(196)</w:t>
+              <w:t>0.0122</w:t>
             </w:r>
           </w:p>
         </w:tc>
         <w:tc>
           <w:tcPr>
-            <w:tcW w:type="dxa" w:w="2400"/>
+            <w:tcW w:type="dxa" w:w="1540"/>
             <w:tcMar>
               <w:top w:w="80" w:type="dxa"/>
               <w:start w:w="120" w:type="dxa"/>
@@ -1981,13 +2569,64 @@
           <w:p>
             <w:pPr>
               <w:spacing w:after="0" w:line="259" w:lineRule="auto"/>
+              <w:jc w:val="center"/>
             </w:pPr>
             <w:r>
               <w:rPr>
                 <w:rFonts w:ascii="Calibri" w:hAnsi="Calibri"/>
                 <w:sz w:val="17"/>
               </w:rPr>
-              <w:t>Train all weights from scratch</w:t>
+              <w:t>0.0298</w:t>
+            </w:r>
+          </w:p>
+        </w:tc>
+        <w:tc>
+          <w:tcPr>
+            <w:tcW w:type="dxa" w:w="1400"/>
+            <w:tcMar>
+              <w:top w:w="80" w:type="dxa"/>
+              <w:start w:w="120" w:type="dxa"/>
+              <w:bottom w:w="80" w:type="dxa"/>
+              <w:end w:w="120" w:type="dxa"/>
+            </w:tcMar>
+            <w:vAlign w:val="center"/>
+          </w:tcPr>
+          <w:p>
+            <w:pPr>
+              <w:spacing w:after="0" w:line="259" w:lineRule="auto"/>
+              <w:jc w:val="center"/>
+            </w:pPr>
+            <w:r>
+              <w:rPr>
+                <w:rFonts w:ascii="Calibri" w:hAnsi="Calibri"/>
+                <w:sz w:val="17"/>
+              </w:rPr>
+              <w:t>0.0128</w:t>
+            </w:r>
+          </w:p>
+        </w:tc>
+        <w:tc>
+          <w:tcPr>
+            <w:tcW w:type="dxa" w:w="1600"/>
+            <w:tcMar>
+              <w:top w:w="80" w:type="dxa"/>
+              <w:start w:w="120" w:type="dxa"/>
+              <w:bottom w:w="80" w:type="dxa"/>
+              <w:end w:w="120" w:type="dxa"/>
+            </w:tcMar>
+            <w:vAlign w:val="center"/>
+          </w:tcPr>
+          <w:p>
+            <w:pPr>
+              <w:spacing w:after="0" w:line="259" w:lineRule="auto"/>
+              <w:jc w:val="center"/>
+            </w:pPr>
+            <w:r>
+              <w:rPr>
+                <w:rFonts w:ascii="Calibri" w:hAnsi="Calibri"/>
+                <w:sz w:val="17"/>
+              </w:rPr>
+              <w:t>184.66 s</w:t>
             </w:r>
           </w:p>
         </w:tc>
@@ -1998,7 +2637,7 @@
         </w:trPr>
         <w:tc>
           <w:tcPr>
-            <w:tcW w:type="dxa" w:w="1500"/>
+            <w:tcW w:type="dxa" w:w="1700"/>
             <w:tcMar>
               <w:top w:w="80" w:type="dxa"/>
               <w:start w:w="120" w:type="dxa"/>
@@ -2022,7 +2661,7 @@
         </w:tc>
         <w:tc>
           <w:tcPr>
-            <w:tcW w:type="dxa" w:w="2380"/>
+            <w:tcW w:type="dxa" w:w="1400"/>
             <w:tcMar>
               <w:top w:w="80" w:type="dxa"/>
               <w:start w:w="120" w:type="dxa"/>
@@ -2034,19 +2673,20 @@
           <w:p>
             <w:pPr>
               <w:spacing w:after="0" w:line="259" w:lineRule="auto"/>
+              <w:jc w:val="center"/>
             </w:pPr>
             <w:r>
               <w:rPr>
                 <w:rFonts w:ascii="Calibri" w:hAnsi="Calibri"/>
                 <w:sz w:val="17"/>
               </w:rPr>
-              <w:t>ImageNet MobileNetV2 without top</w:t>
+              <w:t>0.2945</w:t>
             </w:r>
           </w:p>
         </w:tc>
         <w:tc>
           <w:tcPr>
-            <w:tcW w:type="dxa" w:w="3080"/>
+            <w:tcW w:type="dxa" w:w="1720"/>
             <w:tcMar>
               <w:top w:w="80" w:type="dxa"/>
               <w:start w:w="120" w:type="dxa"/>
@@ -2058,19 +2698,20 @@
           <w:p>
             <w:pPr>
               <w:spacing w:after="0" w:line="259" w:lineRule="auto"/>
+              <w:jc w:val="center"/>
             </w:pPr>
             <w:r>
               <w:rPr>
                 <w:rFonts w:ascii="Calibri" w:hAnsi="Calibri"/>
                 <w:sz w:val="17"/>
               </w:rPr>
-              <w:t>Global average pooling, Dense(256), Dropout(0.4), Dense(196)</w:t>
+              <w:t>0.3649</w:t>
             </w:r>
           </w:p>
         </w:tc>
         <w:tc>
           <w:tcPr>
-            <w:tcW w:type="dxa" w:w="2400"/>
+            <w:tcW w:type="dxa" w:w="1540"/>
             <w:tcMar>
               <w:top w:w="80" w:type="dxa"/>
               <w:start w:w="120" w:type="dxa"/>
@@ -2082,13 +2723,64 @@
           <w:p>
             <w:pPr>
               <w:spacing w:after="0" w:line="259" w:lineRule="auto"/>
+              <w:jc w:val="center"/>
             </w:pPr>
             <w:r>
               <w:rPr>
                 <w:rFonts w:ascii="Calibri" w:hAnsi="Calibri"/>
                 <w:sz w:val="17"/>
               </w:rPr>
-              <w:t>Freeze pretrained backbone</w:t>
+              <w:t>0.2936</w:t>
+            </w:r>
+          </w:p>
+        </w:tc>
+        <w:tc>
+          <w:tcPr>
+            <w:tcW w:type="dxa" w:w="1400"/>
+            <w:tcMar>
+              <w:top w:w="80" w:type="dxa"/>
+              <w:start w:w="120" w:type="dxa"/>
+              <w:bottom w:w="80" w:type="dxa"/>
+              <w:end w:w="120" w:type="dxa"/>
+            </w:tcMar>
+            <w:vAlign w:val="center"/>
+          </w:tcPr>
+          <w:p>
+            <w:pPr>
+              <w:spacing w:after="0" w:line="259" w:lineRule="auto"/>
+              <w:jc w:val="center"/>
+            </w:pPr>
+            <w:r>
+              <w:rPr>
+                <w:rFonts w:ascii="Calibri" w:hAnsi="Calibri"/>
+                <w:sz w:val="17"/>
+              </w:rPr>
+              <w:t>0.2809</w:t>
+            </w:r>
+          </w:p>
+        </w:tc>
+        <w:tc>
+          <w:tcPr>
+            <w:tcW w:type="dxa" w:w="1600"/>
+            <w:tcMar>
+              <w:top w:w="80" w:type="dxa"/>
+              <w:start w:w="120" w:type="dxa"/>
+              <w:bottom w:w="80" w:type="dxa"/>
+              <w:end w:w="120" w:type="dxa"/>
+            </w:tcMar>
+            <w:vAlign w:val="center"/>
+          </w:tcPr>
+          <w:p>
+            <w:pPr>
+              <w:spacing w:after="0" w:line="259" w:lineRule="auto"/>
+              <w:jc w:val="center"/>
+            </w:pPr>
+            <w:r>
+              <w:rPr>
+                <w:rFonts w:ascii="Calibri" w:hAnsi="Calibri"/>
+                <w:sz w:val="17"/>
+              </w:rPr>
+              <w:t>218.39 s</w:t>
             </w:r>
           </w:p>
         </w:tc>
@@ -2099,7 +2791,7 @@
         </w:trPr>
         <w:tc>
           <w:tcPr>
-            <w:tcW w:type="dxa" w:w="1500"/>
+            <w:tcW w:type="dxa" w:w="1700"/>
             <w:tcMar>
               <w:top w:w="80" w:type="dxa"/>
               <w:start w:w="120" w:type="dxa"/>
@@ -2123,7 +2815,7 @@
         </w:tc>
         <w:tc>
           <w:tcPr>
-            <w:tcW w:type="dxa" w:w="2380"/>
+            <w:tcW w:type="dxa" w:w="1400"/>
             <w:tcMar>
               <w:top w:w="80" w:type="dxa"/>
               <w:start w:w="120" w:type="dxa"/>
@@ -2135,19 +2827,20 @@
           <w:p>
             <w:pPr>
               <w:spacing w:after="0" w:line="259" w:lineRule="auto"/>
+              <w:jc w:val="center"/>
             </w:pPr>
             <w:r>
               <w:rPr>
                 <w:rFonts w:ascii="Calibri" w:hAnsi="Calibri"/>
                 <w:sz w:val="17"/>
               </w:rPr>
-              <w:t>ImageNet ResNet50 without top</w:t>
+              <w:t>0.3093</w:t>
             </w:r>
           </w:p>
         </w:tc>
         <w:tc>
           <w:tcPr>
-            <w:tcW w:type="dxa" w:w="3080"/>
+            <w:tcW w:type="dxa" w:w="1720"/>
             <w:tcMar>
               <w:top w:w="80" w:type="dxa"/>
               <w:start w:w="120" w:type="dxa"/>
@@ -2159,19 +2852,20 @@
           <w:p>
             <w:pPr>
               <w:spacing w:after="0" w:line="259" w:lineRule="auto"/>
+              <w:jc w:val="center"/>
             </w:pPr>
             <w:r>
               <w:rPr>
                 <w:rFonts w:ascii="Calibri" w:hAnsi="Calibri"/>
                 <w:sz w:val="17"/>
               </w:rPr>
-              <w:t>Global average pooling, Dense(256), Dropout(0.4), Dense(196)</w:t>
+              <w:t>0.3819</w:t>
             </w:r>
           </w:p>
         </w:tc>
         <w:tc>
           <w:tcPr>
-            <w:tcW w:type="dxa" w:w="2400"/>
+            <w:tcW w:type="dxa" w:w="1540"/>
             <w:tcMar>
               <w:top w:w="80" w:type="dxa"/>
               <w:start w:w="120" w:type="dxa"/>
@@ -2183,13 +2877,64 @@
           <w:p>
             <w:pPr>
               <w:spacing w:after="0" w:line="259" w:lineRule="auto"/>
+              <w:jc w:val="center"/>
             </w:pPr>
             <w:r>
               <w:rPr>
                 <w:rFonts w:ascii="Calibri" w:hAnsi="Calibri"/>
                 <w:sz w:val="17"/>
               </w:rPr>
-              <w:t>Freeze pretrained backbone</w:t>
+              <w:t>0.3085</w:t>
+            </w:r>
+          </w:p>
+        </w:tc>
+        <w:tc>
+          <w:tcPr>
+            <w:tcW w:type="dxa" w:w="1400"/>
+            <w:tcMar>
+              <w:top w:w="80" w:type="dxa"/>
+              <w:start w:w="120" w:type="dxa"/>
+              <w:bottom w:w="80" w:type="dxa"/>
+              <w:end w:w="120" w:type="dxa"/>
+            </w:tcMar>
+            <w:vAlign w:val="center"/>
+          </w:tcPr>
+          <w:p>
+            <w:pPr>
+              <w:spacing w:after="0" w:line="259" w:lineRule="auto"/>
+              <w:jc w:val="center"/>
+            </w:pPr>
+            <w:r>
+              <w:rPr>
+                <w:rFonts w:ascii="Calibri" w:hAnsi="Calibri"/>
+                <w:sz w:val="17"/>
+              </w:rPr>
+              <w:t>0.2998</w:t>
+            </w:r>
+          </w:p>
+        </w:tc>
+        <w:tc>
+          <w:tcPr>
+            <w:tcW w:type="dxa" w:w="1600"/>
+            <w:tcMar>
+              <w:top w:w="80" w:type="dxa"/>
+              <w:start w:w="120" w:type="dxa"/>
+              <w:bottom w:w="80" w:type="dxa"/>
+              <w:end w:w="120" w:type="dxa"/>
+            </w:tcMar>
+            <w:vAlign w:val="center"/>
+          </w:tcPr>
+          <w:p>
+            <w:pPr>
+              <w:spacing w:after="0" w:line="259" w:lineRule="auto"/>
+              <w:jc w:val="center"/>
+            </w:pPr>
+            <w:r>
+              <w:rPr>
+                <w:rFonts w:ascii="Calibri" w:hAnsi="Calibri"/>
+                <w:sz w:val="17"/>
+              </w:rPr>
+              <w:t>552.88 s</w:t>
             </w:r>
           </w:p>
         </w:tc>
@@ -2202,59 +2947,11 @@
     </w:p>
     <w:p>
       <w:pPr>
-        <w:spacing w:before="0" w:after="160" w:line="320" w:lineRule="auto"/>
-        <w:jc w:val="both"/>
-      </w:pPr>
-      <w:r>
-        <w:rPr>
-          <w:rFonts w:ascii="Calibri" w:hAnsi="Calibri"/>
-          <w:i w:val="0"/>
-        </w:rPr>
-        <w:t>All models use the Adam optimizer with a learning rate of 0.0005 and are trained for 15 epochs. The transfer learning backbones remain frozen during this Phase 2 implementation. Fine-tuning selected upper layers is reserved as a possible extension.</w:t>
-      </w:r>
-    </w:p>
-    <w:p>
-      <w:pPr>
         <w:pStyle w:val="Heading2"/>
         <w:keepNext/>
       </w:pPr>
       <w:r>
-        <w:t>6.4 Explainable AI</w:t>
-      </w:r>
-    </w:p>
-    <w:p>
-      <w:pPr>
-        <w:spacing w:before="0" w:after="160" w:line="320" w:lineRule="auto"/>
-        <w:jc w:val="both"/>
-      </w:pPr>
-      <w:r>
-        <w:rPr>
-          <w:rFonts w:ascii="Calibri" w:hAnsi="Calibri"/>
-          <w:i w:val="0"/>
-        </w:rPr>
-        <w:t>Grad-CAM uses gradients flowing into the final ResNet50 convolutional layer (`conv5_block3_out`) to create a spatial heatmap for the predicted class [4]. The heatmap is resized and overlaid on the original image.</w:t>
-      </w:r>
-    </w:p>
-    <w:p>
-      <w:pPr>
-        <w:spacing w:before="0" w:after="160" w:line="320" w:lineRule="auto"/>
-        <w:jc w:val="both"/>
-      </w:pPr>
-      <w:r>
-        <w:rPr>
-          <w:rFonts w:ascii="Calibri" w:hAnsi="Calibri"/>
-          <w:i w:val="0"/>
-        </w:rPr>
-        <w:t>SHAP uses an image masker with the Partition explainer to estimate influential image regions for the top predicted classes [5]. A limited number of images, outputs, and evaluations is used to keep the analysis computationally feasible in Kaggle.</w:t>
-      </w:r>
-    </w:p>
-    <w:p>
-      <w:pPr>
-        <w:pStyle w:val="Heading1"/>
-        <w:keepNext/>
-      </w:pPr>
-      <w:r>
-        <w:t>7. Evaluation Plan</w:t>
+        <w:t>Table A3. Model Size</w:t>
       </w:r>
     </w:p>
     <w:tbl>
@@ -2267,8 +2964,10 @@
         <w:tblInd w:w="120" w:type="dxa"/>
       </w:tblPr>
       <w:tblGrid>
-        <w:gridCol w:w="3000"/>
-        <w:gridCol w:w="6360"/>
+        <w:gridCol w:w="2000"/>
+        <w:gridCol w:w="2450"/>
+        <w:gridCol w:w="2450"/>
+        <w:gridCol w:w="2460"/>
       </w:tblGrid>
       <w:tr>
         <w:trPr>
@@ -2277,7 +2976,7 @@
         </w:trPr>
         <w:tc>
           <w:tcPr>
-            <w:tcW w:type="dxa" w:w="3000"/>
+            <w:tcW w:type="dxa" w:w="2000"/>
             <w:shd w:fill="F4F6F9"/>
             <w:tcMar>
               <w:top w:w="80" w:type="dxa"/>
@@ -2297,15 +2996,15 @@
                 <w:rFonts w:ascii="Calibri" w:hAnsi="Calibri"/>
                 <w:b/>
                 <w:color w:val="203040"/>
-                <w:sz w:val="19"/>
+                <w:sz w:val="18"/>
               </w:rPr>
-              <w:t>Evaluation item</w:t>
+              <w:t>Model</w:t>
             </w:r>
           </w:p>
         </w:tc>
         <w:tc>
           <w:tcPr>
-            <w:tcW w:type="dxa" w:w="6360"/>
+            <w:tcW w:type="dxa" w:w="2450"/>
             <w:shd w:fill="F4F6F9"/>
             <w:tcMar>
               <w:top w:w="80" w:type="dxa"/>
@@ -2325,592 +3024,15 @@
                 <w:rFonts w:ascii="Calibri" w:hAnsi="Calibri"/>
                 <w:b/>
                 <w:color w:val="203040"/>
-                <w:sz w:val="19"/>
+                <w:sz w:val="18"/>
               </w:rPr>
-              <w:t>Purpose</w:t>
-            </w:r>
-          </w:p>
-        </w:tc>
-      </w:tr>
-      <w:tr>
-        <w:trPr>
-          <w:cantSplit/>
-        </w:trPr>
-        <w:tc>
-          <w:tcPr>
-            <w:tcW w:type="dxa" w:w="3000"/>
-            <w:tcMar>
-              <w:top w:w="80" w:type="dxa"/>
-              <w:start w:w="120" w:type="dxa"/>
-              <w:bottom w:w="80" w:type="dxa"/>
-              <w:end w:w="120" w:type="dxa"/>
-            </w:tcMar>
-            <w:vAlign w:val="center"/>
-          </w:tcPr>
-          <w:p>
-            <w:pPr>
-              <w:spacing w:after="0" w:line="259" w:lineRule="auto"/>
-            </w:pPr>
-            <w:r>
-              <w:rPr>
-                <w:rFonts w:ascii="Calibri" w:hAnsi="Calibri"/>
-                <w:sz w:val="19"/>
-              </w:rPr>
-              <w:t>Test accuracy and loss</w:t>
+              <w:t>Total parameters</w:t>
             </w:r>
           </w:p>
         </w:tc>
         <w:tc>
           <w:tcPr>
-            <w:tcW w:type="dxa" w:w="6360"/>
-            <w:tcMar>
-              <w:top w:w="80" w:type="dxa"/>
-              <w:start w:w="120" w:type="dxa"/>
-              <w:bottom w:w="80" w:type="dxa"/>
-              <w:end w:w="120" w:type="dxa"/>
-            </w:tcMar>
-            <w:vAlign w:val="center"/>
-          </w:tcPr>
-          <w:p>
-            <w:pPr>
-              <w:spacing w:after="0" w:line="259" w:lineRule="auto"/>
-            </w:pPr>
-            <w:r>
-              <w:rPr>
-                <w:rFonts w:ascii="Calibri" w:hAnsi="Calibri"/>
-                <w:sz w:val="19"/>
-              </w:rPr>
-              <w:t>Measure overall predictive performance</w:t>
-            </w:r>
-          </w:p>
-        </w:tc>
-      </w:tr>
-      <w:tr>
-        <w:trPr>
-          <w:cantSplit/>
-        </w:trPr>
-        <w:tc>
-          <w:tcPr>
-            <w:tcW w:type="dxa" w:w="3000"/>
-            <w:tcMar>
-              <w:top w:w="80" w:type="dxa"/>
-              <w:start w:w="120" w:type="dxa"/>
-              <w:bottom w:w="80" w:type="dxa"/>
-              <w:end w:w="120" w:type="dxa"/>
-            </w:tcMar>
-            <w:vAlign w:val="center"/>
-          </w:tcPr>
-          <w:p>
-            <w:pPr>
-              <w:spacing w:after="0" w:line="259" w:lineRule="auto"/>
-            </w:pPr>
-            <w:r>
-              <w:rPr>
-                <w:rFonts w:ascii="Calibri" w:hAnsi="Calibri"/>
-                <w:sz w:val="19"/>
-              </w:rPr>
-              <w:t>Macro precision</w:t>
-            </w:r>
-          </w:p>
-        </w:tc>
-        <w:tc>
-          <w:tcPr>
-            <w:tcW w:type="dxa" w:w="6360"/>
-            <w:tcMar>
-              <w:top w:w="80" w:type="dxa"/>
-              <w:start w:w="120" w:type="dxa"/>
-              <w:bottom w:w="80" w:type="dxa"/>
-              <w:end w:w="120" w:type="dxa"/>
-            </w:tcMar>
-            <w:vAlign w:val="center"/>
-          </w:tcPr>
-          <w:p>
-            <w:pPr>
-              <w:spacing w:after="0" w:line="259" w:lineRule="auto"/>
-            </w:pPr>
-            <w:r>
-              <w:rPr>
-                <w:rFonts w:ascii="Calibri" w:hAnsi="Calibri"/>
-                <w:sz w:val="19"/>
-              </w:rPr>
-              <w:t>Measure class-balanced prediction precision</w:t>
-            </w:r>
-          </w:p>
-        </w:tc>
-      </w:tr>
-      <w:tr>
-        <w:trPr>
-          <w:cantSplit/>
-        </w:trPr>
-        <w:tc>
-          <w:tcPr>
-            <w:tcW w:type="dxa" w:w="3000"/>
-            <w:tcMar>
-              <w:top w:w="80" w:type="dxa"/>
-              <w:start w:w="120" w:type="dxa"/>
-              <w:bottom w:w="80" w:type="dxa"/>
-              <w:end w:w="120" w:type="dxa"/>
-            </w:tcMar>
-            <w:vAlign w:val="center"/>
-          </w:tcPr>
-          <w:p>
-            <w:pPr>
-              <w:spacing w:after="0" w:line="259" w:lineRule="auto"/>
-            </w:pPr>
-            <w:r>
-              <w:rPr>
-                <w:rFonts w:ascii="Calibri" w:hAnsi="Calibri"/>
-                <w:sz w:val="19"/>
-              </w:rPr>
-              <w:t>Macro recall</w:t>
-            </w:r>
-          </w:p>
-        </w:tc>
-        <w:tc>
-          <w:tcPr>
-            <w:tcW w:type="dxa" w:w="6360"/>
-            <w:tcMar>
-              <w:top w:w="80" w:type="dxa"/>
-              <w:start w:w="120" w:type="dxa"/>
-              <w:bottom w:w="80" w:type="dxa"/>
-              <w:end w:w="120" w:type="dxa"/>
-            </w:tcMar>
-            <w:vAlign w:val="center"/>
-          </w:tcPr>
-          <w:p>
-            <w:pPr>
-              <w:spacing w:after="0" w:line="259" w:lineRule="auto"/>
-            </w:pPr>
-            <w:r>
-              <w:rPr>
-                <w:rFonts w:ascii="Calibri" w:hAnsi="Calibri"/>
-                <w:sz w:val="19"/>
-              </w:rPr>
-              <w:t>Measure class-balanced sensitivity</w:t>
-            </w:r>
-          </w:p>
-        </w:tc>
-      </w:tr>
-      <w:tr>
-        <w:trPr>
-          <w:cantSplit/>
-        </w:trPr>
-        <w:tc>
-          <w:tcPr>
-            <w:tcW w:type="dxa" w:w="3000"/>
-            <w:tcMar>
-              <w:top w:w="80" w:type="dxa"/>
-              <w:start w:w="120" w:type="dxa"/>
-              <w:bottom w:w="80" w:type="dxa"/>
-              <w:end w:w="120" w:type="dxa"/>
-            </w:tcMar>
-            <w:vAlign w:val="center"/>
-          </w:tcPr>
-          <w:p>
-            <w:pPr>
-              <w:spacing w:after="0" w:line="259" w:lineRule="auto"/>
-            </w:pPr>
-            <w:r>
-              <w:rPr>
-                <w:rFonts w:ascii="Calibri" w:hAnsi="Calibri"/>
-                <w:sz w:val="19"/>
-              </w:rPr>
-              <w:t>Macro F1</w:t>
-            </w:r>
-          </w:p>
-        </w:tc>
-        <w:tc>
-          <w:tcPr>
-            <w:tcW w:type="dxa" w:w="6360"/>
-            <w:tcMar>
-              <w:top w:w="80" w:type="dxa"/>
-              <w:start w:w="120" w:type="dxa"/>
-              <w:bottom w:w="80" w:type="dxa"/>
-              <w:end w:w="120" w:type="dxa"/>
-            </w:tcMar>
-            <w:vAlign w:val="center"/>
-          </w:tcPr>
-          <w:p>
-            <w:pPr>
-              <w:spacing w:after="0" w:line="259" w:lineRule="auto"/>
-            </w:pPr>
-            <w:r>
-              <w:rPr>
-                <w:rFonts w:ascii="Calibri" w:hAnsi="Calibri"/>
-                <w:sz w:val="19"/>
-              </w:rPr>
-              <w:t>Balance macro precision and recall</w:t>
-            </w:r>
-          </w:p>
-        </w:tc>
-      </w:tr>
-      <w:tr>
-        <w:trPr>
-          <w:cantSplit/>
-        </w:trPr>
-        <w:tc>
-          <w:tcPr>
-            <w:tcW w:type="dxa" w:w="3000"/>
-            <w:tcMar>
-              <w:top w:w="80" w:type="dxa"/>
-              <w:start w:w="120" w:type="dxa"/>
-              <w:bottom w:w="80" w:type="dxa"/>
-              <w:end w:w="120" w:type="dxa"/>
-            </w:tcMar>
-            <w:vAlign w:val="center"/>
-          </w:tcPr>
-          <w:p>
-            <w:pPr>
-              <w:spacing w:after="0" w:line="259" w:lineRule="auto"/>
-            </w:pPr>
-            <w:r>
-              <w:rPr>
-                <w:rFonts w:ascii="Calibri" w:hAnsi="Calibri"/>
-                <w:sz w:val="19"/>
-              </w:rPr>
-              <w:t>Confusion matrix</w:t>
-            </w:r>
-          </w:p>
-        </w:tc>
-        <w:tc>
-          <w:tcPr>
-            <w:tcW w:type="dxa" w:w="6360"/>
-            <w:tcMar>
-              <w:top w:w="80" w:type="dxa"/>
-              <w:start w:w="120" w:type="dxa"/>
-              <w:bottom w:w="80" w:type="dxa"/>
-              <w:end w:w="120" w:type="dxa"/>
-            </w:tcMar>
-            <w:vAlign w:val="center"/>
-          </w:tcPr>
-          <w:p>
-            <w:pPr>
-              <w:spacing w:after="0" w:line="259" w:lineRule="auto"/>
-            </w:pPr>
-            <w:r>
-              <w:rPr>
-                <w:rFonts w:ascii="Calibri" w:hAnsi="Calibri"/>
-                <w:sz w:val="19"/>
-              </w:rPr>
-              <w:t>Identify class-level confusion patterns</w:t>
-            </w:r>
-          </w:p>
-        </w:tc>
-      </w:tr>
-      <w:tr>
-        <w:trPr>
-          <w:cantSplit/>
-        </w:trPr>
-        <w:tc>
-          <w:tcPr>
-            <w:tcW w:type="dxa" w:w="3000"/>
-            <w:tcMar>
-              <w:top w:w="80" w:type="dxa"/>
-              <w:start w:w="120" w:type="dxa"/>
-              <w:bottom w:w="80" w:type="dxa"/>
-              <w:end w:w="120" w:type="dxa"/>
-            </w:tcMar>
-            <w:vAlign w:val="center"/>
-          </w:tcPr>
-          <w:p>
-            <w:pPr>
-              <w:spacing w:after="0" w:line="259" w:lineRule="auto"/>
-            </w:pPr>
-            <w:r>
-              <w:rPr>
-                <w:rFonts w:ascii="Calibri" w:hAnsi="Calibri"/>
-                <w:sz w:val="19"/>
-              </w:rPr>
-              <w:t>Training curves</w:t>
-            </w:r>
-          </w:p>
-        </w:tc>
-        <w:tc>
-          <w:tcPr>
-            <w:tcW w:type="dxa" w:w="6360"/>
-            <w:tcMar>
-              <w:top w:w="80" w:type="dxa"/>
-              <w:start w:w="120" w:type="dxa"/>
-              <w:bottom w:w="80" w:type="dxa"/>
-              <w:end w:w="120" w:type="dxa"/>
-            </w:tcMar>
-            <w:vAlign w:val="center"/>
-          </w:tcPr>
-          <w:p>
-            <w:pPr>
-              <w:spacing w:after="0" w:line="259" w:lineRule="auto"/>
-            </w:pPr>
-            <w:r>
-              <w:rPr>
-                <w:rFonts w:ascii="Calibri" w:hAnsi="Calibri"/>
-                <w:sz w:val="19"/>
-              </w:rPr>
-              <w:t>Inspect learning behavior and generalization</w:t>
-            </w:r>
-          </w:p>
-        </w:tc>
-      </w:tr>
-      <w:tr>
-        <w:trPr>
-          <w:cantSplit/>
-        </w:trPr>
-        <w:tc>
-          <w:tcPr>
-            <w:tcW w:type="dxa" w:w="3000"/>
-            <w:tcMar>
-              <w:top w:w="80" w:type="dxa"/>
-              <w:start w:w="120" w:type="dxa"/>
-              <w:bottom w:w="80" w:type="dxa"/>
-              <w:end w:w="120" w:type="dxa"/>
-            </w:tcMar>
-            <w:vAlign w:val="center"/>
-          </w:tcPr>
-          <w:p>
-            <w:pPr>
-              <w:spacing w:after="0" w:line="259" w:lineRule="auto"/>
-            </w:pPr>
-            <w:r>
-              <w:rPr>
-                <w:rFonts w:ascii="Calibri" w:hAnsi="Calibri"/>
-                <w:sz w:val="19"/>
-              </w:rPr>
-              <w:t>Training time</w:t>
-            </w:r>
-          </w:p>
-        </w:tc>
-        <w:tc>
-          <w:tcPr>
-            <w:tcW w:type="dxa" w:w="6360"/>
-            <w:tcMar>
-              <w:top w:w="80" w:type="dxa"/>
-              <w:start w:w="120" w:type="dxa"/>
-              <w:bottom w:w="80" w:type="dxa"/>
-              <w:end w:w="120" w:type="dxa"/>
-            </w:tcMar>
-            <w:vAlign w:val="center"/>
-          </w:tcPr>
-          <w:p>
-            <w:pPr>
-              <w:spacing w:after="0" w:line="259" w:lineRule="auto"/>
-            </w:pPr>
-            <w:r>
-              <w:rPr>
-                <w:rFonts w:ascii="Calibri" w:hAnsi="Calibri"/>
-                <w:sz w:val="19"/>
-              </w:rPr>
-              <w:t>Compare computational cost</w:t>
-            </w:r>
-          </w:p>
-        </w:tc>
-      </w:tr>
-      <w:tr>
-        <w:trPr>
-          <w:cantSplit/>
-        </w:trPr>
-        <w:tc>
-          <w:tcPr>
-            <w:tcW w:type="dxa" w:w="3000"/>
-            <w:tcMar>
-              <w:top w:w="80" w:type="dxa"/>
-              <w:start w:w="120" w:type="dxa"/>
-              <w:bottom w:w="80" w:type="dxa"/>
-              <w:end w:w="120" w:type="dxa"/>
-            </w:tcMar>
-            <w:vAlign w:val="center"/>
-          </w:tcPr>
-          <w:p>
-            <w:pPr>
-              <w:spacing w:after="0" w:line="259" w:lineRule="auto"/>
-            </w:pPr>
-            <w:r>
-              <w:rPr>
-                <w:rFonts w:ascii="Calibri" w:hAnsi="Calibri"/>
-                <w:sz w:val="19"/>
-              </w:rPr>
-              <w:t>Parameter counts</w:t>
-            </w:r>
-          </w:p>
-        </w:tc>
-        <w:tc>
-          <w:tcPr>
-            <w:tcW w:type="dxa" w:w="6360"/>
-            <w:tcMar>
-              <w:top w:w="80" w:type="dxa"/>
-              <w:start w:w="120" w:type="dxa"/>
-              <w:bottom w:w="80" w:type="dxa"/>
-              <w:end w:w="120" w:type="dxa"/>
-            </w:tcMar>
-            <w:vAlign w:val="center"/>
-          </w:tcPr>
-          <w:p>
-            <w:pPr>
-              <w:spacing w:after="0" w:line="259" w:lineRule="auto"/>
-            </w:pPr>
-            <w:r>
-              <w:rPr>
-                <w:rFonts w:ascii="Calibri" w:hAnsi="Calibri"/>
-                <w:sz w:val="19"/>
-              </w:rPr>
-              <w:t>Compare model size and trainable complexity</w:t>
-            </w:r>
-          </w:p>
-        </w:tc>
-      </w:tr>
-      <w:tr>
-        <w:trPr>
-          <w:cantSplit/>
-        </w:trPr>
-        <w:tc>
-          <w:tcPr>
-            <w:tcW w:type="dxa" w:w="3000"/>
-            <w:tcMar>
-              <w:top w:w="80" w:type="dxa"/>
-              <w:start w:w="120" w:type="dxa"/>
-              <w:bottom w:w="80" w:type="dxa"/>
-              <w:end w:w="120" w:type="dxa"/>
-            </w:tcMar>
-            <w:vAlign w:val="center"/>
-          </w:tcPr>
-          <w:p>
-            <w:pPr>
-              <w:spacing w:after="0" w:line="259" w:lineRule="auto"/>
-            </w:pPr>
-            <w:r>
-              <w:rPr>
-                <w:rFonts w:ascii="Calibri" w:hAnsi="Calibri"/>
-                <w:sz w:val="19"/>
-              </w:rPr>
-              <w:t>Confidence analysis</w:t>
-            </w:r>
-          </w:p>
-        </w:tc>
-        <w:tc>
-          <w:tcPr>
-            <w:tcW w:type="dxa" w:w="6360"/>
-            <w:tcMar>
-              <w:top w:w="80" w:type="dxa"/>
-              <w:start w:w="120" w:type="dxa"/>
-              <w:bottom w:w="80" w:type="dxa"/>
-              <w:end w:w="120" w:type="dxa"/>
-            </w:tcMar>
-            <w:vAlign w:val="center"/>
-          </w:tcPr>
-          <w:p>
-            <w:pPr>
-              <w:spacing w:after="0" w:line="259" w:lineRule="auto"/>
-            </w:pPr>
-            <w:r>
-              <w:rPr>
-                <w:rFonts w:ascii="Calibri" w:hAnsi="Calibri"/>
-                <w:sz w:val="19"/>
-              </w:rPr>
-              <w:t>Compare confidence for correct and incorrect predictions</w:t>
-            </w:r>
-          </w:p>
-        </w:tc>
-      </w:tr>
-      <w:tr>
-        <w:trPr>
-          <w:cantSplit/>
-        </w:trPr>
-        <w:tc>
-          <w:tcPr>
-            <w:tcW w:type="dxa" w:w="3000"/>
-            <w:tcMar>
-              <w:top w:w="80" w:type="dxa"/>
-              <w:start w:w="120" w:type="dxa"/>
-              <w:bottom w:w="80" w:type="dxa"/>
-              <w:end w:w="120" w:type="dxa"/>
-            </w:tcMar>
-            <w:vAlign w:val="center"/>
-          </w:tcPr>
-          <w:p>
-            <w:pPr>
-              <w:spacing w:after="0" w:line="259" w:lineRule="auto"/>
-            </w:pPr>
-            <w:r>
-              <w:rPr>
-                <w:rFonts w:ascii="Calibri" w:hAnsi="Calibri"/>
-                <w:sz w:val="19"/>
-              </w:rPr>
-              <w:t>Grad-CAM and SHAP</w:t>
-            </w:r>
-          </w:p>
-        </w:tc>
-        <w:tc>
-          <w:tcPr>
-            <w:tcW w:type="dxa" w:w="6360"/>
-            <w:tcMar>
-              <w:top w:w="80" w:type="dxa"/>
-              <w:start w:w="120" w:type="dxa"/>
-              <w:bottom w:w="80" w:type="dxa"/>
-              <w:end w:w="120" w:type="dxa"/>
-            </w:tcMar>
-            <w:vAlign w:val="center"/>
-          </w:tcPr>
-          <w:p>
-            <w:pPr>
-              <w:spacing w:after="0" w:line="259" w:lineRule="auto"/>
-            </w:pPr>
-            <w:r>
-              <w:rPr>
-                <w:rFonts w:ascii="Calibri" w:hAnsi="Calibri"/>
-                <w:sz w:val="19"/>
-              </w:rPr>
-              <w:t>Provide qualitative model explanations</w:t>
-            </w:r>
-          </w:p>
-        </w:tc>
-      </w:tr>
-    </w:tbl>
-    <w:p>
-      <w:pPr>
-        <w:spacing w:after="40"/>
-      </w:pPr>
-    </w:p>
-    <w:p>
-      <w:pPr>
-        <w:spacing w:before="0" w:after="160" w:line="320" w:lineRule="auto"/>
-        <w:jc w:val="both"/>
-      </w:pPr>
-      <w:r>
-        <w:rPr>
-          <w:rFonts w:ascii="Calibri" w:hAnsi="Calibri"/>
-          <w:i w:val="0"/>
-        </w:rPr>
-        <w:t>Because the task contains 196 classes, macro-averaged precision, recall, and F1 are emphasized alongside accuracy. Macro metrics give each class equal weight and are more informative than accuracy alone when evaluating broad class-level behavior.</w:t>
-      </w:r>
-    </w:p>
-    <w:p>
-      <w:pPr>
-        <w:pStyle w:val="Heading1"/>
-        <w:keepNext/>
-      </w:pPr>
-      <w:r>
-        <w:t>8. Expected Figures and Tables</w:t>
-      </w:r>
-    </w:p>
-    <w:tbl>
-      <w:tblPr>
-        <w:tblStyle w:val="TableGrid"/>
-        <w:tblW w:type="dxa" w:w="9360"/>
-        <w:jc w:val="left"/>
-        <w:tblLayout w:type="fixed"/>
-        <w:tblLook w:firstColumn="1" w:firstRow="1" w:lastColumn="0" w:lastRow="0" w:noHBand="0" w:noVBand="1" w:val="04A0"/>
-        <w:tblInd w:w="120" w:type="dxa"/>
-      </w:tblPr>
-      <w:tblGrid>
-        <w:gridCol w:w="3000"/>
-        <w:gridCol w:w="6360"/>
-      </w:tblGrid>
-      <w:tr>
-        <w:trPr>
-          <w:tblHeader w:val="true"/>
-          <w:cantSplit/>
-        </w:trPr>
-        <w:tc>
-          <w:tcPr>
-            <w:tcW w:type="dxa" w:w="3000"/>
+            <w:tcW w:type="dxa" w:w="2450"/>
             <w:shd w:fill="F4F6F9"/>
             <w:tcMar>
               <w:top w:w="80" w:type="dxa"/>
@@ -2930,15 +3052,15 @@
                 <w:rFonts w:ascii="Calibri" w:hAnsi="Calibri"/>
                 <w:b/>
                 <w:color w:val="203040"/>
-                <w:sz w:val="19"/>
+                <w:sz w:val="18"/>
               </w:rPr>
-              <w:t>Artifact</w:t>
+              <w:t>Trainable parameters</w:t>
             </w:r>
           </w:p>
         </w:tc>
         <w:tc>
           <w:tcPr>
-            <w:tcW w:type="dxa" w:w="6360"/>
+            <w:tcW w:type="dxa" w:w="2460"/>
             <w:shd w:fill="F4F6F9"/>
             <w:tcMar>
               <w:top w:w="80" w:type="dxa"/>
@@ -2958,9 +3080,9 @@
                 <w:rFonts w:ascii="Calibri" w:hAnsi="Calibri"/>
                 <w:b/>
                 <w:color w:val="203040"/>
-                <w:sz w:val="19"/>
+                <w:sz w:val="18"/>
               </w:rPr>
-              <w:t>Planned content</w:t>
+              <w:t>Non-trainable parameters</w:t>
             </w:r>
           </w:p>
         </w:tc>
@@ -2971,7 +3093,7 @@
         </w:trPr>
         <w:tc>
           <w:tcPr>
-            <w:tcW w:type="dxa" w:w="3000"/>
+            <w:tcW w:type="dxa" w:w="2000"/>
             <w:tcMar>
               <w:top w:w="80" w:type="dxa"/>
               <w:start w:w="120" w:type="dxa"/>
@@ -2987,15 +3109,95 @@
             <w:r>
               <w:rPr>
                 <w:rFonts w:ascii="Calibri" w:hAnsi="Calibri"/>
-                <w:sz w:val="19"/>
+                <w:sz w:val="18"/>
               </w:rPr>
-              <w:t>Dataset statistics table</w:t>
+              <w:t>Custom CNN</w:t>
             </w:r>
           </w:p>
         </w:tc>
         <w:tc>
           <w:tcPr>
-            <w:tcW w:type="dxa" w:w="6360"/>
+            <w:tcW w:type="dxa" w:w="2450"/>
+            <w:tcMar>
+              <w:top w:w="80" w:type="dxa"/>
+              <w:start w:w="120" w:type="dxa"/>
+              <w:bottom w:w="80" w:type="dxa"/>
+              <w:end w:w="120" w:type="dxa"/>
+            </w:tcMar>
+            <w:vAlign w:val="center"/>
+          </w:tcPr>
+          <w:p>
+            <w:pPr>
+              <w:spacing w:after="0" w:line="259" w:lineRule="auto"/>
+              <w:jc w:val="center"/>
+            </w:pPr>
+            <w:r>
+              <w:rPr>
+                <w:rFonts w:ascii="Calibri" w:hAnsi="Calibri"/>
+                <w:sz w:val="18"/>
+              </w:rPr>
+              <w:t>504,580</w:t>
+            </w:r>
+          </w:p>
+        </w:tc>
+        <w:tc>
+          <w:tcPr>
+            <w:tcW w:type="dxa" w:w="2450"/>
+            <w:tcMar>
+              <w:top w:w="80" w:type="dxa"/>
+              <w:start w:w="120" w:type="dxa"/>
+              <w:bottom w:w="80" w:type="dxa"/>
+              <w:end w:w="120" w:type="dxa"/>
+            </w:tcMar>
+            <w:vAlign w:val="center"/>
+          </w:tcPr>
+          <w:p>
+            <w:pPr>
+              <w:spacing w:after="0" w:line="259" w:lineRule="auto"/>
+              <w:jc w:val="center"/>
+            </w:pPr>
+            <w:r>
+              <w:rPr>
+                <w:rFonts w:ascii="Calibri" w:hAnsi="Calibri"/>
+                <w:sz w:val="18"/>
+              </w:rPr>
+              <w:t>504,580</w:t>
+            </w:r>
+          </w:p>
+        </w:tc>
+        <w:tc>
+          <w:tcPr>
+            <w:tcW w:type="dxa" w:w="2460"/>
+            <w:tcMar>
+              <w:top w:w="80" w:type="dxa"/>
+              <w:start w:w="120" w:type="dxa"/>
+              <w:bottom w:w="80" w:type="dxa"/>
+              <w:end w:w="120" w:type="dxa"/>
+            </w:tcMar>
+            <w:vAlign w:val="center"/>
+          </w:tcPr>
+          <w:p>
+            <w:pPr>
+              <w:spacing w:after="0" w:line="259" w:lineRule="auto"/>
+              <w:jc w:val="center"/>
+            </w:pPr>
+            <w:r>
+              <w:rPr>
+                <w:rFonts w:ascii="Calibri" w:hAnsi="Calibri"/>
+                <w:sz w:val="18"/>
+              </w:rPr>
+              <w:t>0</w:t>
+            </w:r>
+          </w:p>
+        </w:tc>
+      </w:tr>
+      <w:tr>
+        <w:trPr>
+          <w:cantSplit/>
+        </w:trPr>
+        <w:tc>
+          <w:tcPr>
+            <w:tcW w:type="dxa" w:w="2000"/>
             <w:tcMar>
               <w:top w:w="80" w:type="dxa"/>
               <w:start w:w="120" w:type="dxa"/>
@@ -3011,9 +3213,84 @@
             <w:r>
               <w:rPr>
                 <w:rFonts w:ascii="Calibri" w:hAnsi="Calibri"/>
-                <w:sz w:val="19"/>
+                <w:sz w:val="18"/>
               </w:rPr>
-              <w:t>Images, classes, and split counts</w:t>
+              <w:t>MobileNetV2</w:t>
+            </w:r>
+          </w:p>
+        </w:tc>
+        <w:tc>
+          <w:tcPr>
+            <w:tcW w:type="dxa" w:w="2450"/>
+            <w:tcMar>
+              <w:top w:w="80" w:type="dxa"/>
+              <w:start w:w="120" w:type="dxa"/>
+              <w:bottom w:w="80" w:type="dxa"/>
+              <w:end w:w="120" w:type="dxa"/>
+            </w:tcMar>
+            <w:vAlign w:val="center"/>
+          </w:tcPr>
+          <w:p>
+            <w:pPr>
+              <w:spacing w:after="0" w:line="259" w:lineRule="auto"/>
+              <w:jc w:val="center"/>
+            </w:pPr>
+            <w:r>
+              <w:rPr>
+                <w:rFonts w:ascii="Calibri" w:hAnsi="Calibri"/>
+                <w:sz w:val="18"/>
+              </w:rPr>
+              <w:t>2,636,292</w:t>
+            </w:r>
+          </w:p>
+        </w:tc>
+        <w:tc>
+          <w:tcPr>
+            <w:tcW w:type="dxa" w:w="2450"/>
+            <w:tcMar>
+              <w:top w:w="80" w:type="dxa"/>
+              <w:start w:w="120" w:type="dxa"/>
+              <w:bottom w:w="80" w:type="dxa"/>
+              <w:end w:w="120" w:type="dxa"/>
+            </w:tcMar>
+            <w:vAlign w:val="center"/>
+          </w:tcPr>
+          <w:p>
+            <w:pPr>
+              <w:spacing w:after="0" w:line="259" w:lineRule="auto"/>
+              <w:jc w:val="center"/>
+            </w:pPr>
+            <w:r>
+              <w:rPr>
+                <w:rFonts w:ascii="Calibri" w:hAnsi="Calibri"/>
+                <w:sz w:val="18"/>
+              </w:rPr>
+              <w:t>378,308</w:t>
+            </w:r>
+          </w:p>
+        </w:tc>
+        <w:tc>
+          <w:tcPr>
+            <w:tcW w:type="dxa" w:w="2460"/>
+            <w:tcMar>
+              <w:top w:w="80" w:type="dxa"/>
+              <w:start w:w="120" w:type="dxa"/>
+              <w:bottom w:w="80" w:type="dxa"/>
+              <w:end w:w="120" w:type="dxa"/>
+            </w:tcMar>
+            <w:vAlign w:val="center"/>
+          </w:tcPr>
+          <w:p>
+            <w:pPr>
+              <w:spacing w:after="0" w:line="259" w:lineRule="auto"/>
+              <w:jc w:val="center"/>
+            </w:pPr>
+            <w:r>
+              <w:rPr>
+                <w:rFonts w:ascii="Calibri" w:hAnsi="Calibri"/>
+                <w:sz w:val="18"/>
+              </w:rPr>
+              <w:t>2,257,984</w:t>
             </w:r>
           </w:p>
         </w:tc>
@@ -3024,7 +3301,7 @@
         </w:trPr>
         <w:tc>
           <w:tcPr>
-            <w:tcW w:type="dxa" w:w="3000"/>
+            <w:tcW w:type="dxa" w:w="2000"/>
             <w:tcMar>
               <w:top w:w="80" w:type="dxa"/>
               <w:start w:w="120" w:type="dxa"/>
@@ -3040,15 +3317,15 @@
             <w:r>
               <w:rPr>
                 <w:rFonts w:ascii="Calibri" w:hAnsi="Calibri"/>
-                <w:sz w:val="19"/>
+                <w:sz w:val="18"/>
               </w:rPr>
-              <w:t>Class-distribution figure</w:t>
+              <w:t>ResNet50</w:t>
             </w:r>
           </w:p>
         </w:tc>
         <w:tc>
           <w:tcPr>
-            <w:tcW w:type="dxa" w:w="6360"/>
+            <w:tcW w:type="dxa" w:w="2450"/>
             <w:tcMar>
               <w:top w:w="80" w:type="dxa"/>
               <w:start w:w="120" w:type="dxa"/>
@@ -3060,24 +3337,20 @@
           <w:p>
             <w:pPr>
               <w:spacing w:after="0" w:line="259" w:lineRule="auto"/>
+              <w:jc w:val="center"/>
             </w:pPr>
             <w:r>
               <w:rPr>
                 <w:rFonts w:ascii="Calibri" w:hAnsi="Calibri"/>
-                <w:sz w:val="19"/>
+                <w:sz w:val="18"/>
               </w:rPr>
-              <w:t>Histogram of training images per class</w:t>
+              <w:t>24,162,628</w:t>
             </w:r>
           </w:p>
         </w:tc>
-      </w:tr>
-      <w:tr>
-        <w:trPr>
-          <w:cantSplit/>
-        </w:trPr>
         <w:tc>
           <w:tcPr>
-            <w:tcW w:type="dxa" w:w="3000"/>
+            <w:tcW w:type="dxa" w:w="2450"/>
             <w:tcMar>
               <w:top w:w="80" w:type="dxa"/>
               <w:start w:w="120" w:type="dxa"/>
@@ -3089,19 +3362,20 @@
           <w:p>
             <w:pPr>
               <w:spacing w:after="0" w:line="259" w:lineRule="auto"/>
+              <w:jc w:val="center"/>
             </w:pPr>
             <w:r>
               <w:rPr>
                 <w:rFonts w:ascii="Calibri" w:hAnsi="Calibri"/>
-                <w:sz w:val="19"/>
+                <w:sz w:val="18"/>
               </w:rPr>
-              <w:t>Sample-image figure</w:t>
+              <w:t>574,916</w:t>
             </w:r>
           </w:p>
         </w:tc>
         <w:tc>
           <w:tcPr>
-            <w:tcW w:type="dxa" w:w="6360"/>
+            <w:tcW w:type="dxa" w:w="2460"/>
             <w:tcMar>
               <w:top w:w="80" w:type="dxa"/>
               <w:start w:w="120" w:type="dxa"/>
@@ -3113,543 +3387,14 @@
           <w:p>
             <w:pPr>
               <w:spacing w:after="0" w:line="259" w:lineRule="auto"/>
+              <w:jc w:val="center"/>
             </w:pPr>
             <w:r>
               <w:rPr>
                 <w:rFonts w:ascii="Calibri" w:hAnsi="Calibri"/>
-                <w:sz w:val="19"/>
+                <w:sz w:val="18"/>
               </w:rPr>
-              <w:t>Representative vehicle images and labels</w:t>
-            </w:r>
-          </w:p>
-        </w:tc>
-      </w:tr>
-      <w:tr>
-        <w:trPr>
-          <w:cantSplit/>
-        </w:trPr>
-        <w:tc>
-          <w:tcPr>
-            <w:tcW w:type="dxa" w:w="3000"/>
-            <w:tcMar>
-              <w:top w:w="80" w:type="dxa"/>
-              <w:start w:w="120" w:type="dxa"/>
-              <w:bottom w:w="80" w:type="dxa"/>
-              <w:end w:w="120" w:type="dxa"/>
-            </w:tcMar>
-            <w:vAlign w:val="center"/>
-          </w:tcPr>
-          <w:p>
-            <w:pPr>
-              <w:spacing w:after="0" w:line="259" w:lineRule="auto"/>
-            </w:pPr>
-            <w:r>
-              <w:rPr>
-                <w:rFonts w:ascii="Calibri" w:hAnsi="Calibri"/>
-                <w:sz w:val="19"/>
-              </w:rPr>
-              <w:t>Augmentation figure</w:t>
-            </w:r>
-          </w:p>
-        </w:tc>
-        <w:tc>
-          <w:tcPr>
-            <w:tcW w:type="dxa" w:w="6360"/>
-            <w:tcMar>
-              <w:top w:w="80" w:type="dxa"/>
-              <w:start w:w="120" w:type="dxa"/>
-              <w:bottom w:w="80" w:type="dxa"/>
-              <w:end w:w="120" w:type="dxa"/>
-            </w:tcMar>
-            <w:vAlign w:val="center"/>
-          </w:tcPr>
-          <w:p>
-            <w:pPr>
-              <w:spacing w:after="0" w:line="259" w:lineRule="auto"/>
-            </w:pPr>
-            <w:r>
-              <w:rPr>
-                <w:rFonts w:ascii="Calibri" w:hAnsi="Calibri"/>
-                <w:sz w:val="19"/>
-              </w:rPr>
-              <w:t>Examples of training transformations</w:t>
-            </w:r>
-          </w:p>
-        </w:tc>
-      </w:tr>
-      <w:tr>
-        <w:trPr>
-          <w:cantSplit/>
-        </w:trPr>
-        <w:tc>
-          <w:tcPr>
-            <w:tcW w:type="dxa" w:w="3000"/>
-            <w:tcMar>
-              <w:top w:w="80" w:type="dxa"/>
-              <w:start w:w="120" w:type="dxa"/>
-              <w:bottom w:w="80" w:type="dxa"/>
-              <w:end w:w="120" w:type="dxa"/>
-            </w:tcMar>
-            <w:vAlign w:val="center"/>
-          </w:tcPr>
-          <w:p>
-            <w:pPr>
-              <w:spacing w:after="0" w:line="259" w:lineRule="auto"/>
-            </w:pPr>
-            <w:r>
-              <w:rPr>
-                <w:rFonts w:ascii="Calibri" w:hAnsi="Calibri"/>
-                <w:sz w:val="19"/>
-              </w:rPr>
-              <w:t>Training-history figures</w:t>
-            </w:r>
-          </w:p>
-        </w:tc>
-        <w:tc>
-          <w:tcPr>
-            <w:tcW w:type="dxa" w:w="6360"/>
-            <w:tcMar>
-              <w:top w:w="80" w:type="dxa"/>
-              <w:start w:w="120" w:type="dxa"/>
-              <w:bottom w:w="80" w:type="dxa"/>
-              <w:end w:w="120" w:type="dxa"/>
-            </w:tcMar>
-            <w:vAlign w:val="center"/>
-          </w:tcPr>
-          <w:p>
-            <w:pPr>
-              <w:spacing w:after="0" w:line="259" w:lineRule="auto"/>
-            </w:pPr>
-            <w:r>
-              <w:rPr>
-                <w:rFonts w:ascii="Calibri" w:hAnsi="Calibri"/>
-                <w:sz w:val="19"/>
-              </w:rPr>
-              <w:t>Accuracy and loss for each model</w:t>
-            </w:r>
-          </w:p>
-        </w:tc>
-      </w:tr>
-      <w:tr>
-        <w:trPr>
-          <w:cantSplit/>
-        </w:trPr>
-        <w:tc>
-          <w:tcPr>
-            <w:tcW w:type="dxa" w:w="3000"/>
-            <w:tcMar>
-              <w:top w:w="80" w:type="dxa"/>
-              <w:start w:w="120" w:type="dxa"/>
-              <w:bottom w:w="80" w:type="dxa"/>
-              <w:end w:w="120" w:type="dxa"/>
-            </w:tcMar>
-            <w:vAlign w:val="center"/>
-          </w:tcPr>
-          <w:p>
-            <w:pPr>
-              <w:spacing w:after="0" w:line="259" w:lineRule="auto"/>
-            </w:pPr>
-            <w:r>
-              <w:rPr>
-                <w:rFonts w:ascii="Calibri" w:hAnsi="Calibri"/>
-                <w:sz w:val="19"/>
-              </w:rPr>
-              <w:t>Model-comparison table</w:t>
-            </w:r>
-          </w:p>
-        </w:tc>
-        <w:tc>
-          <w:tcPr>
-            <w:tcW w:type="dxa" w:w="6360"/>
-            <w:tcMar>
-              <w:top w:w="80" w:type="dxa"/>
-              <w:start w:w="120" w:type="dxa"/>
-              <w:bottom w:w="80" w:type="dxa"/>
-              <w:end w:w="120" w:type="dxa"/>
-            </w:tcMar>
-            <w:vAlign w:val="center"/>
-          </w:tcPr>
-          <w:p>
-            <w:pPr>
-              <w:spacing w:after="0" w:line="259" w:lineRule="auto"/>
-            </w:pPr>
-            <w:r>
-              <w:rPr>
-                <w:rFonts w:ascii="Calibri" w:hAnsi="Calibri"/>
-                <w:sz w:val="19"/>
-              </w:rPr>
-              <w:t>Accuracy, loss, time, and parameters</w:t>
-            </w:r>
-          </w:p>
-        </w:tc>
-      </w:tr>
-      <w:tr>
-        <w:trPr>
-          <w:cantSplit/>
-        </w:trPr>
-        <w:tc>
-          <w:tcPr>
-            <w:tcW w:type="dxa" w:w="3000"/>
-            <w:tcMar>
-              <w:top w:w="80" w:type="dxa"/>
-              <w:start w:w="120" w:type="dxa"/>
-              <w:bottom w:w="80" w:type="dxa"/>
-              <w:end w:w="120" w:type="dxa"/>
-            </w:tcMar>
-            <w:vAlign w:val="center"/>
-          </w:tcPr>
-          <w:p>
-            <w:pPr>
-              <w:spacing w:after="0" w:line="259" w:lineRule="auto"/>
-            </w:pPr>
-            <w:r>
-              <w:rPr>
-                <w:rFonts w:ascii="Calibri" w:hAnsi="Calibri"/>
-                <w:sz w:val="19"/>
-              </w:rPr>
-              <w:t>Classification summary</w:t>
-            </w:r>
-          </w:p>
-        </w:tc>
-        <w:tc>
-          <w:tcPr>
-            <w:tcW w:type="dxa" w:w="6360"/>
-            <w:tcMar>
-              <w:top w:w="80" w:type="dxa"/>
-              <w:start w:w="120" w:type="dxa"/>
-              <w:bottom w:w="80" w:type="dxa"/>
-              <w:end w:w="120" w:type="dxa"/>
-            </w:tcMar>
-            <w:vAlign w:val="center"/>
-          </w:tcPr>
-          <w:p>
-            <w:pPr>
-              <w:spacing w:after="0" w:line="259" w:lineRule="auto"/>
-            </w:pPr>
-            <w:r>
-              <w:rPr>
-                <w:rFonts w:ascii="Calibri" w:hAnsi="Calibri"/>
-                <w:sz w:val="19"/>
-              </w:rPr>
-              <w:t>Accuracy and macro precision/recall/F1</w:t>
-            </w:r>
-          </w:p>
-        </w:tc>
-      </w:tr>
-      <w:tr>
-        <w:trPr>
-          <w:cantSplit/>
-        </w:trPr>
-        <w:tc>
-          <w:tcPr>
-            <w:tcW w:type="dxa" w:w="3000"/>
-            <w:tcMar>
-              <w:top w:w="80" w:type="dxa"/>
-              <w:start w:w="120" w:type="dxa"/>
-              <w:bottom w:w="80" w:type="dxa"/>
-              <w:end w:w="120" w:type="dxa"/>
-            </w:tcMar>
-            <w:vAlign w:val="center"/>
-          </w:tcPr>
-          <w:p>
-            <w:pPr>
-              <w:spacing w:after="0" w:line="259" w:lineRule="auto"/>
-            </w:pPr>
-            <w:r>
-              <w:rPr>
-                <w:rFonts w:ascii="Calibri" w:hAnsi="Calibri"/>
-                <w:sz w:val="19"/>
-              </w:rPr>
-              <w:t>Confusion matrices</w:t>
-            </w:r>
-          </w:p>
-        </w:tc>
-        <w:tc>
-          <w:tcPr>
-            <w:tcW w:type="dxa" w:w="6360"/>
-            <w:tcMar>
-              <w:top w:w="80" w:type="dxa"/>
-              <w:start w:w="120" w:type="dxa"/>
-              <w:bottom w:w="80" w:type="dxa"/>
-              <w:end w:w="120" w:type="dxa"/>
-            </w:tcMar>
-            <w:vAlign w:val="center"/>
-          </w:tcPr>
-          <w:p>
-            <w:pPr>
-              <w:spacing w:after="0" w:line="259" w:lineRule="auto"/>
-            </w:pPr>
-            <w:r>
-              <w:rPr>
-                <w:rFonts w:ascii="Calibri" w:hAnsi="Calibri"/>
-                <w:sz w:val="19"/>
-              </w:rPr>
-              <w:t>One matrix for each model</w:t>
-            </w:r>
-          </w:p>
-        </w:tc>
-      </w:tr>
-      <w:tr>
-        <w:trPr>
-          <w:cantSplit/>
-        </w:trPr>
-        <w:tc>
-          <w:tcPr>
-            <w:tcW w:type="dxa" w:w="3000"/>
-            <w:tcMar>
-              <w:top w:w="80" w:type="dxa"/>
-              <w:start w:w="120" w:type="dxa"/>
-              <w:bottom w:w="80" w:type="dxa"/>
-              <w:end w:w="120" w:type="dxa"/>
-            </w:tcMar>
-            <w:vAlign w:val="center"/>
-          </w:tcPr>
-          <w:p>
-            <w:pPr>
-              <w:spacing w:after="0" w:line="259" w:lineRule="auto"/>
-            </w:pPr>
-            <w:r>
-              <w:rPr>
-                <w:rFonts w:ascii="Calibri" w:hAnsi="Calibri"/>
-                <w:sz w:val="19"/>
-              </w:rPr>
-              <w:t>Correct/incorrect examples</w:t>
-            </w:r>
-          </w:p>
-        </w:tc>
-        <w:tc>
-          <w:tcPr>
-            <w:tcW w:type="dxa" w:w="6360"/>
-            <w:tcMar>
-              <w:top w:w="80" w:type="dxa"/>
-              <w:start w:w="120" w:type="dxa"/>
-              <w:bottom w:w="80" w:type="dxa"/>
-              <w:end w:w="120" w:type="dxa"/>
-            </w:tcMar>
-            <w:vAlign w:val="center"/>
-          </w:tcPr>
-          <w:p>
-            <w:pPr>
-              <w:spacing w:after="0" w:line="259" w:lineRule="auto"/>
-            </w:pPr>
-            <w:r>
-              <w:rPr>
-                <w:rFonts w:ascii="Calibri" w:hAnsi="Calibri"/>
-                <w:sz w:val="19"/>
-              </w:rPr>
-              <w:t>ResNet50 prediction analysis</w:t>
-            </w:r>
-          </w:p>
-        </w:tc>
-      </w:tr>
-      <w:tr>
-        <w:trPr>
-          <w:cantSplit/>
-        </w:trPr>
-        <w:tc>
-          <w:tcPr>
-            <w:tcW w:type="dxa" w:w="3000"/>
-            <w:tcMar>
-              <w:top w:w="80" w:type="dxa"/>
-              <w:start w:w="120" w:type="dxa"/>
-              <w:bottom w:w="80" w:type="dxa"/>
-              <w:end w:w="120" w:type="dxa"/>
-            </w:tcMar>
-            <w:vAlign w:val="center"/>
-          </w:tcPr>
-          <w:p>
-            <w:pPr>
-              <w:spacing w:after="0" w:line="259" w:lineRule="auto"/>
-            </w:pPr>
-            <w:r>
-              <w:rPr>
-                <w:rFonts w:ascii="Calibri" w:hAnsi="Calibri"/>
-                <w:sz w:val="19"/>
-              </w:rPr>
-              <w:t>Confidence distribution</w:t>
-            </w:r>
-          </w:p>
-        </w:tc>
-        <w:tc>
-          <w:tcPr>
-            <w:tcW w:type="dxa" w:w="6360"/>
-            <w:tcMar>
-              <w:top w:w="80" w:type="dxa"/>
-              <w:start w:w="120" w:type="dxa"/>
-              <w:bottom w:w="80" w:type="dxa"/>
-              <w:end w:w="120" w:type="dxa"/>
-            </w:tcMar>
-            <w:vAlign w:val="center"/>
-          </w:tcPr>
-          <w:p>
-            <w:pPr>
-              <w:spacing w:after="0" w:line="259" w:lineRule="auto"/>
-            </w:pPr>
-            <w:r>
-              <w:rPr>
-                <w:rFonts w:ascii="Calibri" w:hAnsi="Calibri"/>
-                <w:sz w:val="19"/>
-              </w:rPr>
-              <w:t>Correct versus incorrect confidence</w:t>
-            </w:r>
-          </w:p>
-        </w:tc>
-      </w:tr>
-      <w:tr>
-        <w:trPr>
-          <w:cantSplit/>
-        </w:trPr>
-        <w:tc>
-          <w:tcPr>
-            <w:tcW w:type="dxa" w:w="3000"/>
-            <w:tcMar>
-              <w:top w:w="80" w:type="dxa"/>
-              <w:start w:w="120" w:type="dxa"/>
-              <w:bottom w:w="80" w:type="dxa"/>
-              <w:end w:w="120" w:type="dxa"/>
-            </w:tcMar>
-            <w:vAlign w:val="center"/>
-          </w:tcPr>
-          <w:p>
-            <w:pPr>
-              <w:spacing w:after="0" w:line="259" w:lineRule="auto"/>
-            </w:pPr>
-            <w:r>
-              <w:rPr>
-                <w:rFonts w:ascii="Calibri" w:hAnsi="Calibri"/>
-                <w:sz w:val="19"/>
-              </w:rPr>
-              <w:t>Grad-CAM figure</w:t>
-            </w:r>
-          </w:p>
-        </w:tc>
-        <w:tc>
-          <w:tcPr>
-            <w:tcW w:type="dxa" w:w="6360"/>
-            <w:tcMar>
-              <w:top w:w="80" w:type="dxa"/>
-              <w:start w:w="120" w:type="dxa"/>
-              <w:bottom w:w="80" w:type="dxa"/>
-              <w:end w:w="120" w:type="dxa"/>
-            </w:tcMar>
-            <w:vAlign w:val="center"/>
-          </w:tcPr>
-          <w:p>
-            <w:pPr>
-              <w:spacing w:after="0" w:line="259" w:lineRule="auto"/>
-            </w:pPr>
-            <w:r>
-              <w:rPr>
-                <w:rFonts w:ascii="Calibri" w:hAnsi="Calibri"/>
-                <w:sz w:val="19"/>
-              </w:rPr>
-              <w:t>Heatmaps for selected correct predictions</w:t>
-            </w:r>
-          </w:p>
-        </w:tc>
-      </w:tr>
-      <w:tr>
-        <w:trPr>
-          <w:cantSplit/>
-        </w:trPr>
-        <w:tc>
-          <w:tcPr>
-            <w:tcW w:type="dxa" w:w="3000"/>
-            <w:tcMar>
-              <w:top w:w="80" w:type="dxa"/>
-              <w:start w:w="120" w:type="dxa"/>
-              <w:bottom w:w="80" w:type="dxa"/>
-              <w:end w:w="120" w:type="dxa"/>
-            </w:tcMar>
-            <w:vAlign w:val="center"/>
-          </w:tcPr>
-          <w:p>
-            <w:pPr>
-              <w:spacing w:after="0" w:line="259" w:lineRule="auto"/>
-            </w:pPr>
-            <w:r>
-              <w:rPr>
-                <w:rFonts w:ascii="Calibri" w:hAnsi="Calibri"/>
-                <w:sz w:val="19"/>
-              </w:rPr>
-              <w:t>SHAP figure</w:t>
-            </w:r>
-          </w:p>
-        </w:tc>
-        <w:tc>
-          <w:tcPr>
-            <w:tcW w:type="dxa" w:w="6360"/>
-            <w:tcMar>
-              <w:top w:w="80" w:type="dxa"/>
-              <w:start w:w="120" w:type="dxa"/>
-              <w:bottom w:w="80" w:type="dxa"/>
-              <w:end w:w="120" w:type="dxa"/>
-            </w:tcMar>
-            <w:vAlign w:val="center"/>
-          </w:tcPr>
-          <w:p>
-            <w:pPr>
-              <w:spacing w:after="0" w:line="259" w:lineRule="auto"/>
-            </w:pPr>
-            <w:r>
-              <w:rPr>
-                <w:rFonts w:ascii="Calibri" w:hAnsi="Calibri"/>
-                <w:sz w:val="19"/>
-              </w:rPr>
-              <w:t>Top-class explanations for selected images</w:t>
-            </w:r>
-          </w:p>
-        </w:tc>
-      </w:tr>
-      <w:tr>
-        <w:trPr>
-          <w:cantSplit/>
-        </w:trPr>
-        <w:tc>
-          <w:tcPr>
-            <w:tcW w:type="dxa" w:w="3000"/>
-            <w:tcMar>
-              <w:top w:w="80" w:type="dxa"/>
-              <w:start w:w="120" w:type="dxa"/>
-              <w:bottom w:w="80" w:type="dxa"/>
-              <w:end w:w="120" w:type="dxa"/>
-            </w:tcMar>
-            <w:vAlign w:val="center"/>
-          </w:tcPr>
-          <w:p>
-            <w:pPr>
-              <w:spacing w:after="0" w:line="259" w:lineRule="auto"/>
-            </w:pPr>
-            <w:r>
-              <w:rPr>
-                <w:rFonts w:ascii="Calibri" w:hAnsi="Calibri"/>
-                <w:sz w:val="19"/>
-              </w:rPr>
-              <w:t>Final summary table</w:t>
-            </w:r>
-          </w:p>
-        </w:tc>
-        <w:tc>
-          <w:tcPr>
-            <w:tcW w:type="dxa" w:w="6360"/>
-            <w:tcMar>
-              <w:top w:w="80" w:type="dxa"/>
-              <w:start w:w="120" w:type="dxa"/>
-              <w:bottom w:w="80" w:type="dxa"/>
-              <w:end w:w="120" w:type="dxa"/>
-            </w:tcMar>
-            <w:vAlign w:val="center"/>
-          </w:tcPr>
-          <w:p>
-            <w:pPr>
-              <w:spacing w:after="0" w:line="259" w:lineRule="auto"/>
-            </w:pPr>
-            <w:r>
-              <w:rPr>
-                <w:rFonts w:ascii="Calibri" w:hAnsi="Calibri"/>
-                <w:sz w:val="19"/>
-              </w:rPr>
-              <w:t>Dataset, best model, performance, and XAI methods</w:t>
+              <w:t>23,587,712</w:t>
             </w:r>
           </w:p>
         </w:tc>
@@ -3661,12 +3406,143 @@
       </w:pPr>
     </w:p>
     <w:p>
+      <w:r>
+        <w:br w:type="page"/>
+      </w:r>
+    </w:p>
+    <w:p>
       <w:pPr>
         <w:pStyle w:val="Heading1"/>
         <w:keepNext/>
       </w:pPr>
       <w:r>
-        <w:t>9. Technical Implementation and Reproducibility</w:t>
+        <w:t>Appendix B. Key Figures</w:t>
+      </w:r>
+    </w:p>
+    <w:p>
+      <w:pPr>
+        <w:keepNext/>
+        <w:jc w:val="center"/>
+      </w:pPr>
+      <w:r>
+        <w:drawing>
+          <wp:inline xmlns:a="http://schemas.openxmlformats.org/drawingml/2006/main" xmlns:pic="http://schemas.openxmlformats.org/drawingml/2006/picture">
+            <wp:extent cx="5760720" cy="3072384"/>
+            <wp:docPr id="1" name="Picture 1"/>
+            <wp:cNvGraphicFramePr>
+              <a:graphicFrameLocks noChangeAspect="1"/>
+            </wp:cNvGraphicFramePr>
+            <a:graphic>
+              <a:graphicData uri="http://schemas.openxmlformats.org/drawingml/2006/picture">
+                <pic:pic>
+                  <pic:nvPicPr>
+                    <pic:cNvPr id="0" name="appendix_model_performance.png"/>
+                    <pic:cNvPicPr/>
+                  </pic:nvPicPr>
+                  <pic:blipFill>
+                    <a:blip r:embed="rId14"/>
+                    <a:stretch>
+                      <a:fillRect/>
+                    </a:stretch>
+                  </pic:blipFill>
+                  <pic:spPr>
+                    <a:xfrm>
+                      <a:off x="0" y="0"/>
+                      <a:ext cx="5760720" cy="3072384"/>
+                    </a:xfrm>
+                    <a:prstGeom prst="rect"/>
+                  </pic:spPr>
+                </pic:pic>
+              </a:graphicData>
+            </a:graphic>
+          </wp:inline>
+        </w:drawing>
+      </w:r>
+    </w:p>
+    <w:p>
+      <w:pPr>
+        <w:keepNext w:val="0"/>
+        <w:spacing w:before="40" w:after="200"/>
+        <w:jc w:val="center"/>
+      </w:pPr>
+      <w:r>
+        <w:rPr>
+          <w:rFonts w:ascii="Calibri" w:hAnsi="Calibri"/>
+          <w:i/>
+          <w:color w:val="5F6B76"/>
+          <w:sz w:val="18"/>
+        </w:rPr>
+        <w:t>Figure B1. Test accuracy and macro F1 obtained by the three models.</w:t>
+      </w:r>
+    </w:p>
+    <w:p>
+      <w:pPr>
+        <w:keepNext/>
+        <w:jc w:val="center"/>
+      </w:pPr>
+      <w:r>
+        <w:drawing>
+          <wp:inline xmlns:a="http://schemas.openxmlformats.org/drawingml/2006/main" xmlns:pic="http://schemas.openxmlformats.org/drawingml/2006/picture">
+            <wp:extent cx="5760720" cy="2880360"/>
+            <wp:docPr id="2" name="Picture 2"/>
+            <wp:cNvGraphicFramePr>
+              <a:graphicFrameLocks noChangeAspect="1"/>
+            </wp:cNvGraphicFramePr>
+            <a:graphic>
+              <a:graphicData uri="http://schemas.openxmlformats.org/drawingml/2006/picture">
+                <pic:pic>
+                  <pic:nvPicPr>
+                    <pic:cNvPr id="0" name="appendix_efficiency_comparison.png"/>
+                    <pic:cNvPicPr/>
+                  </pic:nvPicPr>
+                  <pic:blipFill>
+                    <a:blip r:embed="rId15"/>
+                    <a:stretch>
+                      <a:fillRect/>
+                    </a:stretch>
+                  </pic:blipFill>
+                  <pic:spPr>
+                    <a:xfrm>
+                      <a:off x="0" y="0"/>
+                      <a:ext cx="5760720" cy="2880360"/>
+                    </a:xfrm>
+                    <a:prstGeom prst="rect"/>
+                  </pic:spPr>
+                </pic:pic>
+              </a:graphicData>
+            </a:graphic>
+          </wp:inline>
+        </w:drawing>
+      </w:r>
+    </w:p>
+    <w:p>
+      <w:pPr>
+        <w:keepNext w:val="0"/>
+        <w:spacing w:before="40" w:after="200"/>
+        <w:jc w:val="center"/>
+      </w:pPr>
+      <w:r>
+        <w:rPr>
+          <w:rFonts w:ascii="Calibri" w:hAnsi="Calibri"/>
+          <w:i/>
+          <w:color w:val="5F6B76"/>
+          <w:sz w:val="18"/>
+        </w:rPr>
+        <w:t>Figure B2. Training time and total parameter comparison.</w:t>
+      </w:r>
+    </w:p>
+    <w:p>
+      <w:r>
+        <w:br w:type="page"/>
+      </w:r>
+    </w:p>
+    <w:p>
+      <w:pPr>
+        <w:pStyle w:val="Heading1"/>
+        <w:keepNext/>
+      </w:pPr>
+      <w:r>
+        <w:t>Appendix C. Generated Output Files</w:t>
       </w:r>
     </w:p>
     <w:p>
@@ -3679,262 +3555,7 @@
           <w:rFonts w:ascii="Calibri" w:hAnsi="Calibri"/>
           <w:i w:val="0"/>
         </w:rPr>
-        <w:t>The implementation uses Python, TensorFlow/Keras, NumPy, pandas, Matplotlib, Pillow, scikit-learn, and SHAP. Kaggle is the recommended execution environment because it provides the dataset mount, GPU acceleration, and a reproducible notebook interface.</w:t>
-      </w:r>
-    </w:p>
-    <w:p>
-      <w:pPr>
-        <w:spacing w:after="80" w:line="290" w:lineRule="auto"/>
-        <w:numPr>
-          <w:ilvl w:val="0"/>
-          <w:numId w:val="10"/>
-        </w:numPr>
-      </w:pPr>
-      <w:r>
-        <w:rPr>
-          <w:rFonts w:ascii="Calibri" w:hAnsi="Calibri"/>
-        </w:rPr>
-        <w:t>Random seed: 42</w:t>
-      </w:r>
-    </w:p>
-    <w:p>
-      <w:pPr>
-        <w:spacing w:after="80" w:line="290" w:lineRule="auto"/>
-        <w:numPr>
-          <w:ilvl w:val="0"/>
-          <w:numId w:val="10"/>
-        </w:numPr>
-      </w:pPr>
-      <w:r>
-        <w:rPr>
-          <w:rFonts w:ascii="Calibri" w:hAnsi="Calibri"/>
-        </w:rPr>
-        <w:t>Validated public Kaggle notebook version: 11</w:t>
-      </w:r>
-    </w:p>
-    <w:p>
-      <w:pPr>
-        <w:spacing w:after="80" w:line="290" w:lineRule="auto"/>
-        <w:numPr>
-          <w:ilvl w:val="0"/>
-          <w:numId w:val="10"/>
-        </w:numPr>
-      </w:pPr>
-      <w:r>
-        <w:rPr>
-          <w:rFonts w:ascii="Calibri" w:hAnsi="Calibri"/>
-        </w:rPr>
-        <w:t>GPU used: NVIDIA Tesla T4</w:t>
-      </w:r>
-    </w:p>
-    <w:p>
-      <w:pPr>
-        <w:spacing w:after="80" w:line="290" w:lineRule="auto"/>
-        <w:numPr>
-          <w:ilvl w:val="0"/>
-          <w:numId w:val="10"/>
-        </w:numPr>
-      </w:pPr>
-      <w:r>
-        <w:rPr>
-          <w:rFonts w:ascii="Calibri" w:hAnsi="Calibri"/>
-        </w:rPr>
-        <w:t>Notebook execution order: sequential from top to bottom</w:t>
-      </w:r>
-    </w:p>
-    <w:p>
-      <w:pPr>
-        <w:spacing w:after="80" w:line="290" w:lineRule="auto"/>
-        <w:numPr>
-          <w:ilvl w:val="0"/>
-          <w:numId w:val="10"/>
-        </w:numPr>
-      </w:pPr>
-      <w:r>
-        <w:rPr>
-          <w:rFonts w:ascii="Calibri" w:hAnsi="Calibri"/>
-        </w:rPr>
-        <w:t>Output directory: /kaggle/working/project_outputs</w:t>
-      </w:r>
-    </w:p>
-    <w:p>
-      <w:pPr>
-        <w:spacing w:after="80" w:line="290" w:lineRule="auto"/>
-        <w:numPr>
-          <w:ilvl w:val="0"/>
-          <w:numId w:val="10"/>
-        </w:numPr>
-      </w:pPr>
-      <w:r>
-        <w:rPr>
-          <w:rFonts w:ascii="Calibri" w:hAnsi="Calibri"/>
-        </w:rPr>
-        <w:t>Trained .keras files are reproducible but excluded from Git because of file size.</w:t>
-      </w:r>
-    </w:p>
-    <w:p>
-      <w:pPr>
-        <w:spacing w:after="80"/>
-      </w:pPr>
-      <w:r>
-        <w:rPr>
-          <w:rFonts w:ascii="Calibri" w:hAnsi="Calibri"/>
-          <w:b/>
-        </w:rPr>
-        <w:t xml:space="preserve">Public Kaggle notebook: </w:t>
-      </w:r>
-      <w:hyperlink r:id="rId12">
-        <w:r>
-          <w:rPr>
-            <w:color w:val="2E74B5"/>
-            <w:u w:val="single"/>
-            <w:rFonts w:ascii="Calibri" w:hAnsi="Calibri"/>
-          </w:rPr>
-          <w:t>vehicle-type-classification-cnn-transfer-learning</w:t>
-        </w:r>
-      </w:hyperlink>
-    </w:p>
-    <w:p>
-      <w:pPr>
-        <w:spacing w:after="160"/>
-      </w:pPr>
-      <w:r>
-        <w:rPr>
-          <w:rFonts w:ascii="Calibri" w:hAnsi="Calibri"/>
-          <w:b/>
-        </w:rPr>
-        <w:t xml:space="preserve">Public GitHub repository: </w:t>
-      </w:r>
-      <w:hyperlink r:id="rId13">
-        <w:r>
-          <w:rPr>
-            <w:color w:val="2E74B5"/>
-            <w:u w:val="single"/>
-            <w:rFonts w:ascii="Calibri" w:hAnsi="Calibri"/>
-          </w:rPr>
-          <w:t>darr9725/ML-CNN-based-image-classification</w:t>
-        </w:r>
-      </w:hyperlink>
-    </w:p>
-    <w:p>
-      <w:pPr>
-        <w:pStyle w:val="Heading1"/>
-        <w:keepNext/>
-      </w:pPr>
-      <w:r>
-        <w:t>10. Practical, Ethical, and Technical Considerations</w:t>
-      </w:r>
-    </w:p>
-    <w:p>
-      <w:pPr>
-        <w:spacing w:after="80" w:line="290" w:lineRule="auto"/>
-        <w:numPr>
-          <w:ilvl w:val="0"/>
-          <w:numId w:val="10"/>
-        </w:numPr>
-      </w:pPr>
-      <w:r>
-        <w:rPr>
-          <w:rFonts w:ascii="Calibri" w:hAnsi="Calibri"/>
-        </w:rPr>
-        <w:t>Dataset representativeness: performance may change with camera position, geography, weather, lighting, vehicle age, and local fleet composition.</w:t>
-      </w:r>
-    </w:p>
-    <w:p>
-      <w:pPr>
-        <w:spacing w:after="80" w:line="290" w:lineRule="auto"/>
-        <w:numPr>
-          <w:ilvl w:val="0"/>
-          <w:numId w:val="10"/>
-        </w:numPr>
-      </w:pPr>
-      <w:r>
-        <w:rPr>
-          <w:rFonts w:ascii="Calibri" w:hAnsi="Calibri"/>
-        </w:rPr>
-        <w:t>Category validity: fine-grained car identities must not be presented as broad traffic categories without an explicit mapping and validation study.</w:t>
-      </w:r>
-    </w:p>
-    <w:p>
-      <w:pPr>
-        <w:spacing w:after="80" w:line="290" w:lineRule="auto"/>
-        <w:numPr>
-          <w:ilvl w:val="0"/>
-          <w:numId w:val="10"/>
-        </w:numPr>
-      </w:pPr>
-      <w:r>
-        <w:rPr>
-          <w:rFonts w:ascii="Calibri" w:hAnsi="Calibri"/>
-        </w:rPr>
-        <w:t>Privacy: real-world traffic imagery may contain license plates, faces, locations, or other identifying information and would require appropriate governance.</w:t>
-      </w:r>
-    </w:p>
-    <w:p>
-      <w:pPr>
-        <w:spacing w:after="80" w:line="290" w:lineRule="auto"/>
-        <w:numPr>
-          <w:ilvl w:val="0"/>
-          <w:numId w:val="10"/>
-        </w:numPr>
-      </w:pPr>
-      <w:r>
-        <w:rPr>
-          <w:rFonts w:ascii="Calibri" w:hAnsi="Calibri"/>
-        </w:rPr>
-        <w:t>Model uncertainty: predictions should include confidence thresholds, error monitoring, and human review for consequential decisions.</w:t>
-      </w:r>
-    </w:p>
-    <w:p>
-      <w:pPr>
-        <w:spacing w:after="80" w:line="290" w:lineRule="auto"/>
-        <w:numPr>
-          <w:ilvl w:val="0"/>
-          <w:numId w:val="10"/>
-        </w:numPr>
-      </w:pPr>
-      <w:r>
-        <w:rPr>
-          <w:rFonts w:ascii="Calibri" w:hAnsi="Calibri"/>
-        </w:rPr>
-        <w:t>Explainability limits: Grad-CAM and SHAP are diagnostic aids, not proof that a model reasons like a person or uses causally valid evidence.</w:t>
-      </w:r>
-    </w:p>
-    <w:p>
-      <w:pPr>
-        <w:spacing w:after="80" w:line="290" w:lineRule="auto"/>
-        <w:numPr>
-          <w:ilvl w:val="0"/>
-          <w:numId w:val="10"/>
-        </w:numPr>
-      </w:pPr>
-      <w:r>
-        <w:rPr>
-          <w:rFonts w:ascii="Calibri" w:hAnsi="Calibri"/>
-        </w:rPr>
-        <w:t>Deployment gap: field testing, robustness analysis, data-drift monitoring, and broader external validation are required before practical use.</w:t>
-      </w:r>
-    </w:p>
-    <w:p>
-      <w:pPr>
-        <w:pStyle w:val="Heading1"/>
-        <w:keepNext/>
-      </w:pPr>
-      <w:r>
-        <w:t>11. Phase 2 Implementation Status</w:t>
-      </w:r>
-    </w:p>
-    <w:p>
-      <w:pPr>
-        <w:spacing w:before="0" w:after="160" w:line="320" w:lineRule="auto"/>
-        <w:jc w:val="both"/>
-      </w:pPr>
-      <w:r>
-        <w:rPr>
-          <w:rFonts w:ascii="Calibri" w:hAnsi="Calibri"/>
-          <w:i w:val="0"/>
-        </w:rPr>
-        <w:t>At the time of Phase 2 submission, the complete notebook has been executed and the planned outputs have been generated. The following results document the current implementation; they do not replace the expected-results section of the proposal.</w:t>
+        <w:t>The following files are available in the repository's Outputs folder. They were generated directly by the final Kaggle notebook.</w:t>
       </w:r>
     </w:p>
     <w:tbl>
@@ -3947,11 +3568,8 @@
         <w:tblInd w:w="120" w:type="dxa"/>
       </w:tblPr>
       <w:tblGrid>
-        <w:gridCol w:w="1800"/>
-        <w:gridCol w:w="1680"/>
-        <w:gridCol w:w="1500"/>
-        <w:gridCol w:w="1800"/>
-        <w:gridCol w:w="2580"/>
+        <w:gridCol w:w="2300"/>
+        <w:gridCol w:w="7060"/>
       </w:tblGrid>
       <w:tr>
         <w:trPr>
@@ -3960,7 +3578,7 @@
         </w:trPr>
         <w:tc>
           <w:tcPr>
-            <w:tcW w:type="dxa" w:w="1800"/>
+            <w:tcW w:type="dxa" w:w="2300"/>
             <w:shd w:fill="F4F6F9"/>
             <w:tcMar>
               <w:top w:w="80" w:type="dxa"/>
@@ -3980,15 +3598,15 @@
                 <w:rFonts w:ascii="Calibri" w:hAnsi="Calibri"/>
                 <w:b/>
                 <w:color w:val="203040"/>
-                <w:sz w:val="19"/>
+                <w:sz w:val="17"/>
               </w:rPr>
-              <w:t>Model</w:t>
+              <w:t>Output group</w:t>
             </w:r>
           </w:p>
         </w:tc>
         <w:tc>
           <w:tcPr>
-            <w:tcW w:type="dxa" w:w="1680"/>
+            <w:tcW w:type="dxa" w:w="7060"/>
             <w:shd w:fill="F4F6F9"/>
             <w:tcMar>
               <w:top w:w="80" w:type="dxa"/>
@@ -4008,93 +3626,9 @@
                 <w:rFonts w:ascii="Calibri" w:hAnsi="Calibri"/>
                 <w:b/>
                 <w:color w:val="203040"/>
-                <w:sz w:val="19"/>
+                <w:sz w:val="17"/>
               </w:rPr>
-              <w:t>Test accuracy</w:t>
-            </w:r>
-          </w:p>
-        </w:tc>
-        <w:tc>
-          <w:tcPr>
-            <w:tcW w:type="dxa" w:w="1500"/>
-            <w:shd w:fill="F4F6F9"/>
-            <w:tcMar>
-              <w:top w:w="80" w:type="dxa"/>
-              <w:start w:w="120" w:type="dxa"/>
-              <w:bottom w:w="80" w:type="dxa"/>
-              <w:end w:w="120" w:type="dxa"/>
-            </w:tcMar>
-            <w:vAlign w:val="center"/>
-          </w:tcPr>
-          <w:p>
-            <w:pPr>
-              <w:spacing w:after="0"/>
-              <w:jc w:val="center"/>
-            </w:pPr>
-            <w:r>
-              <w:rPr>
-                <w:rFonts w:ascii="Calibri" w:hAnsi="Calibri"/>
-                <w:b/>
-                <w:color w:val="203040"/>
-                <w:sz w:val="19"/>
-              </w:rPr>
-              <w:t>Macro F1</w:t>
-            </w:r>
-          </w:p>
-        </w:tc>
-        <w:tc>
-          <w:tcPr>
-            <w:tcW w:type="dxa" w:w="1800"/>
-            <w:shd w:fill="F4F6F9"/>
-            <w:tcMar>
-              <w:top w:w="80" w:type="dxa"/>
-              <w:start w:w="120" w:type="dxa"/>
-              <w:bottom w:w="80" w:type="dxa"/>
-              <w:end w:w="120" w:type="dxa"/>
-            </w:tcMar>
-            <w:vAlign w:val="center"/>
-          </w:tcPr>
-          <w:p>
-            <w:pPr>
-              <w:spacing w:after="0"/>
-              <w:jc w:val="center"/>
-            </w:pPr>
-            <w:r>
-              <w:rPr>
-                <w:rFonts w:ascii="Calibri" w:hAnsi="Calibri"/>
-                <w:b/>
-                <w:color w:val="203040"/>
-                <w:sz w:val="19"/>
-              </w:rPr>
-              <w:t>Training time</w:t>
-            </w:r>
-          </w:p>
-        </w:tc>
-        <w:tc>
-          <w:tcPr>
-            <w:tcW w:type="dxa" w:w="2580"/>
-            <w:shd w:fill="F4F6F9"/>
-            <w:tcMar>
-              <w:top w:w="80" w:type="dxa"/>
-              <w:start w:w="120" w:type="dxa"/>
-              <w:bottom w:w="80" w:type="dxa"/>
-              <w:end w:w="120" w:type="dxa"/>
-            </w:tcMar>
-            <w:vAlign w:val="center"/>
-          </w:tcPr>
-          <w:p>
-            <w:pPr>
-              <w:spacing w:after="0"/>
-              <w:jc w:val="center"/>
-            </w:pPr>
-            <w:r>
-              <w:rPr>
-                <w:rFonts w:ascii="Calibri" w:hAnsi="Calibri"/>
-                <w:b/>
-                <w:color w:val="203040"/>
-                <w:sz w:val="19"/>
-              </w:rPr>
-              <w:t>Total parameters</w:t>
+              <w:t>Files</w:t>
             </w:r>
           </w:p>
         </w:tc>
@@ -4105,7 +3639,7 @@
         </w:trPr>
         <w:tc>
           <w:tcPr>
-            <w:tcW w:type="dxa" w:w="1800"/>
+            <w:tcW w:type="dxa" w:w="2300"/>
             <w:tcMar>
               <w:top w:w="80" w:type="dxa"/>
               <w:start w:w="120" w:type="dxa"/>
@@ -4121,120 +3655,15 @@
             <w:r>
               <w:rPr>
                 <w:rFonts w:ascii="Calibri" w:hAnsi="Calibri"/>
-                <w:sz w:val="19"/>
+                <w:sz w:val="17"/>
               </w:rPr>
-              <w:t>Custom CNN</w:t>
+              <w:t>Dataset and preparation</w:t>
             </w:r>
           </w:p>
         </w:tc>
         <w:tc>
           <w:tcPr>
-            <w:tcW w:type="dxa" w:w="1680"/>
-            <w:tcMar>
-              <w:top w:w="80" w:type="dxa"/>
-              <w:start w:w="120" w:type="dxa"/>
-              <w:bottom w:w="80" w:type="dxa"/>
-              <w:end w:w="120" w:type="dxa"/>
-            </w:tcMar>
-            <w:vAlign w:val="center"/>
-          </w:tcPr>
-          <w:p>
-            <w:pPr>
-              <w:spacing w:after="0" w:line="259" w:lineRule="auto"/>
-              <w:jc w:val="center"/>
-            </w:pPr>
-            <w:r>
-              <w:rPr>
-                <w:rFonts w:ascii="Calibri" w:hAnsi="Calibri"/>
-                <w:sz w:val="19"/>
-              </w:rPr>
-              <w:t>0.0312</w:t>
-            </w:r>
-          </w:p>
-        </w:tc>
-        <w:tc>
-          <w:tcPr>
-            <w:tcW w:type="dxa" w:w="1500"/>
-            <w:tcMar>
-              <w:top w:w="80" w:type="dxa"/>
-              <w:start w:w="120" w:type="dxa"/>
-              <w:bottom w:w="80" w:type="dxa"/>
-              <w:end w:w="120" w:type="dxa"/>
-            </w:tcMar>
-            <w:vAlign w:val="center"/>
-          </w:tcPr>
-          <w:p>
-            <w:pPr>
-              <w:spacing w:after="0" w:line="259" w:lineRule="auto"/>
-              <w:jc w:val="center"/>
-            </w:pPr>
-            <w:r>
-              <w:rPr>
-                <w:rFonts w:ascii="Calibri" w:hAnsi="Calibri"/>
-                <w:sz w:val="19"/>
-              </w:rPr>
-              <w:t>0.0128</w:t>
-            </w:r>
-          </w:p>
-        </w:tc>
-        <w:tc>
-          <w:tcPr>
-            <w:tcW w:type="dxa" w:w="1800"/>
-            <w:tcMar>
-              <w:top w:w="80" w:type="dxa"/>
-              <w:start w:w="120" w:type="dxa"/>
-              <w:bottom w:w="80" w:type="dxa"/>
-              <w:end w:w="120" w:type="dxa"/>
-            </w:tcMar>
-            <w:vAlign w:val="center"/>
-          </w:tcPr>
-          <w:p>
-            <w:pPr>
-              <w:spacing w:after="0" w:line="259" w:lineRule="auto"/>
-              <w:jc w:val="center"/>
-            </w:pPr>
-            <w:r>
-              <w:rPr>
-                <w:rFonts w:ascii="Calibri" w:hAnsi="Calibri"/>
-                <w:sz w:val="19"/>
-              </w:rPr>
-              <w:t>184.66 s</w:t>
-            </w:r>
-          </w:p>
-        </w:tc>
-        <w:tc>
-          <w:tcPr>
-            <w:tcW w:type="dxa" w:w="2580"/>
-            <w:tcMar>
-              <w:top w:w="80" w:type="dxa"/>
-              <w:start w:w="120" w:type="dxa"/>
-              <w:bottom w:w="80" w:type="dxa"/>
-              <w:end w:w="120" w:type="dxa"/>
-            </w:tcMar>
-            <w:vAlign w:val="center"/>
-          </w:tcPr>
-          <w:p>
-            <w:pPr>
-              <w:spacing w:after="0" w:line="259" w:lineRule="auto"/>
-              <w:jc w:val="center"/>
-            </w:pPr>
-            <w:r>
-              <w:rPr>
-                <w:rFonts w:ascii="Calibri" w:hAnsi="Calibri"/>
-                <w:sz w:val="19"/>
-              </w:rPr>
-              <w:t>504,580</w:t>
-            </w:r>
-          </w:p>
-        </w:tc>
-      </w:tr>
-      <w:tr>
-        <w:trPr>
-          <w:cantSplit/>
-        </w:trPr>
-        <w:tc>
-          <w:tcPr>
-            <w:tcW w:type="dxa" w:w="1800"/>
+            <w:tcW w:type="dxa" w:w="7060"/>
             <w:tcMar>
               <w:top w:w="80" w:type="dxa"/>
               <w:start w:w="120" w:type="dxa"/>
@@ -4250,109 +3679,9 @@
             <w:r>
               <w:rPr>
                 <w:rFonts w:ascii="Calibri" w:hAnsi="Calibri"/>
-                <w:sz w:val="19"/>
+                <w:sz w:val="17"/>
               </w:rPr>
-              <w:t>MobileNetV2</w:t>
-            </w:r>
-          </w:p>
-        </w:tc>
-        <w:tc>
-          <w:tcPr>
-            <w:tcW w:type="dxa" w:w="1680"/>
-            <w:tcMar>
-              <w:top w:w="80" w:type="dxa"/>
-              <w:start w:w="120" w:type="dxa"/>
-              <w:bottom w:w="80" w:type="dxa"/>
-              <w:end w:w="120" w:type="dxa"/>
-            </w:tcMar>
-            <w:vAlign w:val="center"/>
-          </w:tcPr>
-          <w:p>
-            <w:pPr>
-              <w:spacing w:after="0" w:line="259" w:lineRule="auto"/>
-              <w:jc w:val="center"/>
-            </w:pPr>
-            <w:r>
-              <w:rPr>
-                <w:rFonts w:ascii="Calibri" w:hAnsi="Calibri"/>
-                <w:sz w:val="19"/>
-              </w:rPr>
-              <w:t>0.2945</w:t>
-            </w:r>
-          </w:p>
-        </w:tc>
-        <w:tc>
-          <w:tcPr>
-            <w:tcW w:type="dxa" w:w="1500"/>
-            <w:tcMar>
-              <w:top w:w="80" w:type="dxa"/>
-              <w:start w:w="120" w:type="dxa"/>
-              <w:bottom w:w="80" w:type="dxa"/>
-              <w:end w:w="120" w:type="dxa"/>
-            </w:tcMar>
-            <w:vAlign w:val="center"/>
-          </w:tcPr>
-          <w:p>
-            <w:pPr>
-              <w:spacing w:after="0" w:line="259" w:lineRule="auto"/>
-              <w:jc w:val="center"/>
-            </w:pPr>
-            <w:r>
-              <w:rPr>
-                <w:rFonts w:ascii="Calibri" w:hAnsi="Calibri"/>
-                <w:sz w:val="19"/>
-              </w:rPr>
-              <w:t>0.2809</w:t>
-            </w:r>
-          </w:p>
-        </w:tc>
-        <w:tc>
-          <w:tcPr>
-            <w:tcW w:type="dxa" w:w="1800"/>
-            <w:tcMar>
-              <w:top w:w="80" w:type="dxa"/>
-              <w:start w:w="120" w:type="dxa"/>
-              <w:bottom w:w="80" w:type="dxa"/>
-              <w:end w:w="120" w:type="dxa"/>
-            </w:tcMar>
-            <w:vAlign w:val="center"/>
-          </w:tcPr>
-          <w:p>
-            <w:pPr>
-              <w:spacing w:after="0" w:line="259" w:lineRule="auto"/>
-              <w:jc w:val="center"/>
-            </w:pPr>
-            <w:r>
-              <w:rPr>
-                <w:rFonts w:ascii="Calibri" w:hAnsi="Calibri"/>
-                <w:sz w:val="19"/>
-              </w:rPr>
-              <w:t>218.39 s</w:t>
-            </w:r>
-          </w:p>
-        </w:tc>
-        <w:tc>
-          <w:tcPr>
-            <w:tcW w:type="dxa" w:w="2580"/>
-            <w:tcMar>
-              <w:top w:w="80" w:type="dxa"/>
-              <w:start w:w="120" w:type="dxa"/>
-              <w:bottom w:w="80" w:type="dxa"/>
-              <w:end w:w="120" w:type="dxa"/>
-            </w:tcMar>
-            <w:vAlign w:val="center"/>
-          </w:tcPr>
-          <w:p>
-            <w:pPr>
-              <w:spacing w:after="0" w:line="259" w:lineRule="auto"/>
-              <w:jc w:val="center"/>
-            </w:pPr>
-            <w:r>
-              <w:rPr>
-                <w:rFonts w:ascii="Calibri" w:hAnsi="Calibri"/>
-                <w:sz w:val="19"/>
-              </w:rPr>
-              <w:t>2,636,292</w:t>
+              <w:t>dataset_statistics_table.pdf; class_distribution.pdf; sample_vehicle_images.pdf; data_augmentation_examples.pdf</w:t>
             </w:r>
           </w:p>
         </w:tc>
@@ -4363,7 +3692,7 @@
         </w:trPr>
         <w:tc>
           <w:tcPr>
-            <w:tcW w:type="dxa" w:w="1800"/>
+            <w:tcW w:type="dxa" w:w="2300"/>
             <w:tcMar>
               <w:top w:w="80" w:type="dxa"/>
               <w:start w:w="120" w:type="dxa"/>
@@ -4379,277 +3708,15 @@
             <w:r>
               <w:rPr>
                 <w:rFonts w:ascii="Calibri" w:hAnsi="Calibri"/>
-                <w:sz w:val="19"/>
+                <w:sz w:val="17"/>
               </w:rPr>
-              <w:t>ResNet50</w:t>
+              <w:t>Training history</w:t>
             </w:r>
           </w:p>
         </w:tc>
         <w:tc>
           <w:tcPr>
-            <w:tcW w:type="dxa" w:w="1680"/>
-            <w:tcMar>
-              <w:top w:w="80" w:type="dxa"/>
-              <w:start w:w="120" w:type="dxa"/>
-              <w:bottom w:w="80" w:type="dxa"/>
-              <w:end w:w="120" w:type="dxa"/>
-            </w:tcMar>
-            <w:vAlign w:val="center"/>
-          </w:tcPr>
-          <w:p>
-            <w:pPr>
-              <w:spacing w:after="0" w:line="259" w:lineRule="auto"/>
-              <w:jc w:val="center"/>
-            </w:pPr>
-            <w:r>
-              <w:rPr>
-                <w:rFonts w:ascii="Calibri" w:hAnsi="Calibri"/>
-                <w:sz w:val="19"/>
-              </w:rPr>
-              <w:t>0.3093</w:t>
-            </w:r>
-          </w:p>
-        </w:tc>
-        <w:tc>
-          <w:tcPr>
-            <w:tcW w:type="dxa" w:w="1500"/>
-            <w:tcMar>
-              <w:top w:w="80" w:type="dxa"/>
-              <w:start w:w="120" w:type="dxa"/>
-              <w:bottom w:w="80" w:type="dxa"/>
-              <w:end w:w="120" w:type="dxa"/>
-            </w:tcMar>
-            <w:vAlign w:val="center"/>
-          </w:tcPr>
-          <w:p>
-            <w:pPr>
-              <w:spacing w:after="0" w:line="259" w:lineRule="auto"/>
-              <w:jc w:val="center"/>
-            </w:pPr>
-            <w:r>
-              <w:rPr>
-                <w:rFonts w:ascii="Calibri" w:hAnsi="Calibri"/>
-                <w:sz w:val="19"/>
-              </w:rPr>
-              <w:t>0.2998</w:t>
-            </w:r>
-          </w:p>
-        </w:tc>
-        <w:tc>
-          <w:tcPr>
-            <w:tcW w:type="dxa" w:w="1800"/>
-            <w:tcMar>
-              <w:top w:w="80" w:type="dxa"/>
-              <w:start w:w="120" w:type="dxa"/>
-              <w:bottom w:w="80" w:type="dxa"/>
-              <w:end w:w="120" w:type="dxa"/>
-            </w:tcMar>
-            <w:vAlign w:val="center"/>
-          </w:tcPr>
-          <w:p>
-            <w:pPr>
-              <w:spacing w:after="0" w:line="259" w:lineRule="auto"/>
-              <w:jc w:val="center"/>
-            </w:pPr>
-            <w:r>
-              <w:rPr>
-                <w:rFonts w:ascii="Calibri" w:hAnsi="Calibri"/>
-                <w:sz w:val="19"/>
-              </w:rPr>
-              <w:t>552.88 s</w:t>
-            </w:r>
-          </w:p>
-        </w:tc>
-        <w:tc>
-          <w:tcPr>
-            <w:tcW w:type="dxa" w:w="2580"/>
-            <w:tcMar>
-              <w:top w:w="80" w:type="dxa"/>
-              <w:start w:w="120" w:type="dxa"/>
-              <w:bottom w:w="80" w:type="dxa"/>
-              <w:end w:w="120" w:type="dxa"/>
-            </w:tcMar>
-            <w:vAlign w:val="center"/>
-          </w:tcPr>
-          <w:p>
-            <w:pPr>
-              <w:spacing w:after="0" w:line="259" w:lineRule="auto"/>
-              <w:jc w:val="center"/>
-            </w:pPr>
-            <w:r>
-              <w:rPr>
-                <w:rFonts w:ascii="Calibri" w:hAnsi="Calibri"/>
-                <w:sz w:val="19"/>
-              </w:rPr>
-              <w:t>24,162,628</w:t>
-            </w:r>
-          </w:p>
-        </w:tc>
-      </w:tr>
-    </w:tbl>
-    <w:p>
-      <w:pPr>
-        <w:spacing w:after="40"/>
-      </w:pPr>
-    </w:p>
-    <w:p>
-      <w:pPr>
-        <w:spacing w:before="0" w:after="160" w:line="320" w:lineRule="auto"/>
-        <w:jc w:val="both"/>
-      </w:pPr>
-      <w:r>
-        <w:rPr>
-          <w:rFonts w:ascii="Calibri" w:hAnsi="Calibri"/>
-          <w:i w:val="0"/>
-        </w:rPr>
-        <w:t>ResNet50 produced the best test accuracy and macro F1. MobileNetV2 achieved similar performance with approximately one ninth of the total parameters and less than half of the ResNet50 training time. The custom CNN baseline was not competitive, demonstrating the value of transfer learning for this fine-grained classification task.</w:t>
-      </w:r>
-    </w:p>
-    <w:tbl>
-      <w:tblPr>
-        <w:tblW w:type="dxa" w:w="9360"/>
-        <w:jc w:val="left"/>
-        <w:tblLayout w:type="fixed"/>
-        <w:tblLook w:firstColumn="1" w:firstRow="1" w:lastColumn="0" w:lastRow="0" w:noHBand="0" w:noVBand="1" w:val="04A0"/>
-        <w:tblInd w:w="120" w:type="dxa"/>
-      </w:tblPr>
-      <w:tblGrid>
-        <w:gridCol w:w="9360"/>
-      </w:tblGrid>
-      <w:tr>
-        <w:trPr>
-          <w:cantSplit/>
-        </w:trPr>
-        <w:tc>
-          <w:tcPr>
-            <w:tcW w:type="dxa" w:w="9360"/>
-            <w:tcMar>
-              <w:top w:w="80" w:type="dxa"/>
-              <w:start w:w="120" w:type="dxa"/>
-              <w:bottom w:w="80" w:type="dxa"/>
-              <w:end w:w="120" w:type="dxa"/>
-            </w:tcMar>
-            <w:vAlign w:val="center"/>
-            <w:shd w:fill="E8EEF5"/>
-          </w:tcPr>
-          <w:p>
-            <w:pPr>
-              <w:spacing w:after="0" w:line="276" w:lineRule="auto"/>
-            </w:pPr>
-            <w:r>
-              <w:rPr>
-                <w:rFonts w:ascii="Calibri" w:hAnsi="Calibri"/>
-                <w:b/>
-                <w:color w:val="1F4D78"/>
-              </w:rPr>
-              <w:t xml:space="preserve">Interpretation: </w:t>
-            </w:r>
-            <w:r>
-              <w:rPr>
-                <w:rFonts w:ascii="Calibri" w:hAnsi="Calibri"/>
-              </w:rPr>
-              <w:t>A test accuracy of 0.3093 is substantially above random chance for 196 classes (approximately 0.0051), but it remains too low for deployment. The result is appropriate for a course comparison and clearly identifies opportunities for fine-tuning, stronger augmentation, hyperparameter optimization, and broader validation.</w:t>
-            </w:r>
-          </w:p>
-        </w:tc>
-      </w:tr>
-    </w:tbl>
-    <w:p>
-      <w:pPr>
-        <w:spacing w:after="40"/>
-      </w:pPr>
-    </w:p>
-    <w:p>
-      <w:pPr>
-        <w:pStyle w:val="Heading1"/>
-        <w:keepNext/>
-      </w:pPr>
-      <w:r>
-        <w:t>12. Assignment Alignment and Deliverables</w:t>
-      </w:r>
-    </w:p>
-    <w:tbl>
-      <w:tblPr>
-        <w:tblStyle w:val="TableGrid"/>
-        <w:tblW w:type="dxa" w:w="9360"/>
-        <w:jc w:val="left"/>
-        <w:tblLayout w:type="fixed"/>
-        <w:tblLook w:firstColumn="1" w:firstRow="1" w:lastColumn="0" w:lastRow="0" w:noHBand="0" w:noVBand="1" w:val="04A0"/>
-        <w:tblInd w:w="120" w:type="dxa"/>
-      </w:tblPr>
-      <w:tblGrid>
-        <w:gridCol w:w="3600"/>
-        <w:gridCol w:w="5760"/>
-      </w:tblGrid>
-      <w:tr>
-        <w:trPr>
-          <w:tblHeader w:val="true"/>
-          <w:cantSplit/>
-        </w:trPr>
-        <w:tc>
-          <w:tcPr>
-            <w:tcW w:type="dxa" w:w="3600"/>
-            <w:shd w:fill="F4F6F9"/>
-            <w:tcMar>
-              <w:top w:w="80" w:type="dxa"/>
-              <w:start w:w="120" w:type="dxa"/>
-              <w:bottom w:w="80" w:type="dxa"/>
-              <w:end w:w="120" w:type="dxa"/>
-            </w:tcMar>
-            <w:vAlign w:val="center"/>
-          </w:tcPr>
-          <w:p>
-            <w:pPr>
-              <w:spacing w:after="0"/>
-              <w:jc w:val="center"/>
-            </w:pPr>
-            <w:r>
-              <w:rPr>
-                <w:rFonts w:ascii="Calibri" w:hAnsi="Calibri"/>
-                <w:b/>
-                <w:color w:val="203040"/>
-                <w:sz w:val="19"/>
-              </w:rPr>
-              <w:t>Requirement</w:t>
-            </w:r>
-          </w:p>
-        </w:tc>
-        <w:tc>
-          <w:tcPr>
-            <w:tcW w:type="dxa" w:w="5760"/>
-            <w:shd w:fill="F4F6F9"/>
-            <w:tcMar>
-              <w:top w:w="80" w:type="dxa"/>
-              <w:start w:w="120" w:type="dxa"/>
-              <w:bottom w:w="80" w:type="dxa"/>
-              <w:end w:w="120" w:type="dxa"/>
-            </w:tcMar>
-            <w:vAlign w:val="center"/>
-          </w:tcPr>
-          <w:p>
-            <w:pPr>
-              <w:spacing w:after="0"/>
-              <w:jc w:val="center"/>
-            </w:pPr>
-            <w:r>
-              <w:rPr>
-                <w:rFonts w:ascii="Calibri" w:hAnsi="Calibri"/>
-                <w:b/>
-                <w:color w:val="203040"/>
-                <w:sz w:val="19"/>
-              </w:rPr>
-              <w:t>Implementation status</w:t>
-            </w:r>
-          </w:p>
-        </w:tc>
-      </w:tr>
-      <w:tr>
-        <w:trPr>
-          <w:cantSplit/>
-        </w:trPr>
-        <w:tc>
-          <w:tcPr>
-            <w:tcW w:type="dxa" w:w="3600"/>
+            <w:tcW w:type="dxa" w:w="7060"/>
             <w:tcMar>
               <w:top w:w="80" w:type="dxa"/>
               <w:start w:w="120" w:type="dxa"/>
@@ -4665,34 +3732,9 @@
             <w:r>
               <w:rPr>
                 <w:rFonts w:ascii="Calibri" w:hAnsi="Calibri"/>
-                <w:sz w:val="19"/>
+                <w:sz w:val="17"/>
               </w:rPr>
-              <w:t>Dataset loading</w:t>
-            </w:r>
-          </w:p>
-        </w:tc>
-        <w:tc>
-          <w:tcPr>
-            <w:tcW w:type="dxa" w:w="5760"/>
-            <w:tcMar>
-              <w:top w:w="80" w:type="dxa"/>
-              <w:start w:w="120" w:type="dxa"/>
-              <w:bottom w:w="80" w:type="dxa"/>
-              <w:end w:w="120" w:type="dxa"/>
-            </w:tcMar>
-            <w:vAlign w:val="center"/>
-          </w:tcPr>
-          <w:p>
-            <w:pPr>
-              <w:spacing w:after="0" w:line="259" w:lineRule="auto"/>
-              <w:jc w:val="center"/>
-            </w:pPr>
-            <w:r>
-              <w:rPr>
-                <w:rFonts w:ascii="Calibri" w:hAnsi="Calibri"/>
-                <w:sz w:val="19"/>
-              </w:rPr>
-              <w:t>Completed</w:t>
+              <w:t>Custom_CNN_training_history.pdf; MobileNetV2_training_history.pdf; ResNet50_training_history.pdf</w:t>
             </w:r>
           </w:p>
         </w:tc>
@@ -4703,7 +3745,7 @@
         </w:trPr>
         <w:tc>
           <w:tcPr>
-            <w:tcW w:type="dxa" w:w="3600"/>
+            <w:tcW w:type="dxa" w:w="2300"/>
             <w:tcMar>
               <w:top w:w="80" w:type="dxa"/>
               <w:start w:w="120" w:type="dxa"/>
@@ -4719,45 +3761,15 @@
             <w:r>
               <w:rPr>
                 <w:rFonts w:ascii="Calibri" w:hAnsi="Calibri"/>
-                <w:sz w:val="19"/>
+                <w:sz w:val="17"/>
               </w:rPr>
-              <w:t>Preprocessing and resizing</w:t>
+              <w:t>Model comparison</w:t>
             </w:r>
           </w:p>
         </w:tc>
         <w:tc>
           <w:tcPr>
-            <w:tcW w:type="dxa" w:w="5760"/>
-            <w:tcMar>
-              <w:top w:w="80" w:type="dxa"/>
-              <w:start w:w="120" w:type="dxa"/>
-              <w:bottom w:w="80" w:type="dxa"/>
-              <w:end w:w="120" w:type="dxa"/>
-            </w:tcMar>
-            <w:vAlign w:val="center"/>
-          </w:tcPr>
-          <w:p>
-            <w:pPr>
-              <w:spacing w:after="0" w:line="259" w:lineRule="auto"/>
-              <w:jc w:val="center"/>
-            </w:pPr>
-            <w:r>
-              <w:rPr>
-                <w:rFonts w:ascii="Calibri" w:hAnsi="Calibri"/>
-                <w:sz w:val="19"/>
-              </w:rPr>
-              <w:t>Completed</w:t>
-            </w:r>
-          </w:p>
-        </w:tc>
-      </w:tr>
-      <w:tr>
-        <w:trPr>
-          <w:cantSplit/>
-        </w:trPr>
-        <w:tc>
-          <w:tcPr>
-            <w:tcW w:type="dxa" w:w="3600"/>
+            <w:tcW w:type="dxa" w:w="7060"/>
             <w:tcMar>
               <w:top w:w="80" w:type="dxa"/>
               <w:start w:w="120" w:type="dxa"/>
@@ -4773,34 +3785,9 @@
             <w:r>
               <w:rPr>
                 <w:rFonts w:ascii="Calibri" w:hAnsi="Calibri"/>
-                <w:sz w:val="19"/>
+                <w:sz w:val="17"/>
               </w:rPr>
-              <w:t>Train/validation/test split</w:t>
-            </w:r>
-          </w:p>
-        </w:tc>
-        <w:tc>
-          <w:tcPr>
-            <w:tcW w:type="dxa" w:w="5760"/>
-            <w:tcMar>
-              <w:top w:w="80" w:type="dxa"/>
-              <w:start w:w="120" w:type="dxa"/>
-              <w:bottom w:w="80" w:type="dxa"/>
-              <w:end w:w="120" w:type="dxa"/>
-            </w:tcMar>
-            <w:vAlign w:val="center"/>
-          </w:tcPr>
-          <w:p>
-            <w:pPr>
-              <w:spacing w:after="0" w:line="259" w:lineRule="auto"/>
-              <w:jc w:val="center"/>
-            </w:pPr>
-            <w:r>
-              <w:rPr>
-                <w:rFonts w:ascii="Calibri" w:hAnsi="Calibri"/>
-                <w:sz w:val="19"/>
-              </w:rPr>
-              <w:t>Completed</w:t>
+              <w:t>model_comparison_table.pdf; model_accuracy_comparison.pdf; classification_summary_table.pdf; final_summary_table.pdf</w:t>
             </w:r>
           </w:p>
         </w:tc>
@@ -4811,7 +3798,7 @@
         </w:trPr>
         <w:tc>
           <w:tcPr>
-            <w:tcW w:type="dxa" w:w="3600"/>
+            <w:tcW w:type="dxa" w:w="2300"/>
             <w:tcMar>
               <w:top w:w="80" w:type="dxa"/>
               <w:start w:w="120" w:type="dxa"/>
@@ -4827,45 +3814,15 @@
             <w:r>
               <w:rPr>
                 <w:rFonts w:ascii="Calibri" w:hAnsi="Calibri"/>
-                <w:sz w:val="19"/>
+                <w:sz w:val="17"/>
               </w:rPr>
-              <w:t>Data augmentation</w:t>
+              <w:t>Confusion matrices</w:t>
             </w:r>
           </w:p>
         </w:tc>
         <w:tc>
           <w:tcPr>
-            <w:tcW w:type="dxa" w:w="5760"/>
-            <w:tcMar>
-              <w:top w:w="80" w:type="dxa"/>
-              <w:start w:w="120" w:type="dxa"/>
-              <w:bottom w:w="80" w:type="dxa"/>
-              <w:end w:w="120" w:type="dxa"/>
-            </w:tcMar>
-            <w:vAlign w:val="center"/>
-          </w:tcPr>
-          <w:p>
-            <w:pPr>
-              <w:spacing w:after="0" w:line="259" w:lineRule="auto"/>
-              <w:jc w:val="center"/>
-            </w:pPr>
-            <w:r>
-              <w:rPr>
-                <w:rFonts w:ascii="Calibri" w:hAnsi="Calibri"/>
-                <w:sz w:val="19"/>
-              </w:rPr>
-              <w:t>Completed</w:t>
-            </w:r>
-          </w:p>
-        </w:tc>
-      </w:tr>
-      <w:tr>
-        <w:trPr>
-          <w:cantSplit/>
-        </w:trPr>
-        <w:tc>
-          <w:tcPr>
-            <w:tcW w:type="dxa" w:w="3600"/>
+            <w:tcW w:type="dxa" w:w="7060"/>
             <w:tcMar>
               <w:top w:w="80" w:type="dxa"/>
               <w:start w:w="120" w:type="dxa"/>
@@ -4881,34 +3838,9 @@
             <w:r>
               <w:rPr>
                 <w:rFonts w:ascii="Calibri" w:hAnsi="Calibri"/>
-                <w:sz w:val="19"/>
+                <w:sz w:val="17"/>
               </w:rPr>
-              <w:t>Custom CNN</w:t>
-            </w:r>
-          </w:p>
-        </w:tc>
-        <w:tc>
-          <w:tcPr>
-            <w:tcW w:type="dxa" w:w="5760"/>
-            <w:tcMar>
-              <w:top w:w="80" w:type="dxa"/>
-              <w:start w:w="120" w:type="dxa"/>
-              <w:bottom w:w="80" w:type="dxa"/>
-              <w:end w:w="120" w:type="dxa"/>
-            </w:tcMar>
-            <w:vAlign w:val="center"/>
-          </w:tcPr>
-          <w:p>
-            <w:pPr>
-              <w:spacing w:after="0" w:line="259" w:lineRule="auto"/>
-              <w:jc w:val="center"/>
-            </w:pPr>
-            <w:r>
-              <w:rPr>
-                <w:rFonts w:ascii="Calibri" w:hAnsi="Calibri"/>
-                <w:sz w:val="19"/>
-              </w:rPr>
-              <w:t>Completed</w:t>
+              <w:t>cnn_confusion_matrix.pdf; mobilenet_confusion_matrix.pdf; resnet50_confusion_matrix.pdf</w:t>
             </w:r>
           </w:p>
         </w:tc>
@@ -4919,7 +3851,7 @@
         </w:trPr>
         <w:tc>
           <w:tcPr>
-            <w:tcW w:type="dxa" w:w="3600"/>
+            <w:tcW w:type="dxa" w:w="2300"/>
             <w:tcMar>
               <w:top w:w="80" w:type="dxa"/>
               <w:start w:w="120" w:type="dxa"/>
@@ -4935,15 +3867,15 @@
             <w:r>
               <w:rPr>
                 <w:rFonts w:ascii="Calibri" w:hAnsi="Calibri"/>
-                <w:sz w:val="19"/>
+                <w:sz w:val="17"/>
               </w:rPr>
-              <w:t>Transfer learning comparison</w:t>
+              <w:t>Prediction analysis</w:t>
             </w:r>
           </w:p>
         </w:tc>
         <w:tc>
           <w:tcPr>
-            <w:tcW w:type="dxa" w:w="5760"/>
+            <w:tcW w:type="dxa" w:w="7060"/>
             <w:tcMar>
               <w:top w:w="80" w:type="dxa"/>
               <w:start w:w="120" w:type="dxa"/>
@@ -4959,9 +3891,9 @@
             <w:r>
               <w:rPr>
                 <w:rFonts w:ascii="Calibri" w:hAnsi="Calibri"/>
-                <w:sz w:val="19"/>
+                <w:sz w:val="17"/>
               </w:rPr>
-              <w:t>MobileNetV2 and ResNet50 completed</w:t>
+              <w:t>correct_predictions_resnet50.pdf; incorrect_predictions_resnet50.pdf; confidence_distribution.pdf</w:t>
             </w:r>
           </w:p>
         </w:tc>
@@ -4972,7 +3904,7 @@
         </w:trPr>
         <w:tc>
           <w:tcPr>
-            <w:tcW w:type="dxa" w:w="3600"/>
+            <w:tcW w:type="dxa" w:w="2300"/>
             <w:tcMar>
               <w:top w:w="80" w:type="dxa"/>
               <w:start w:w="120" w:type="dxa"/>
@@ -4988,45 +3920,15 @@
             <w:r>
               <w:rPr>
                 <w:rFonts w:ascii="Calibri" w:hAnsi="Calibri"/>
-                <w:sz w:val="19"/>
+                <w:sz w:val="17"/>
               </w:rPr>
-              <w:t>Model training and evaluation</w:t>
+              <w:t>Explainability</w:t>
             </w:r>
           </w:p>
         </w:tc>
         <w:tc>
           <w:tcPr>
-            <w:tcW w:type="dxa" w:w="5760"/>
-            <w:tcMar>
-              <w:top w:w="80" w:type="dxa"/>
-              <w:start w:w="120" w:type="dxa"/>
-              <w:bottom w:w="80" w:type="dxa"/>
-              <w:end w:w="120" w:type="dxa"/>
-            </w:tcMar>
-            <w:vAlign w:val="center"/>
-          </w:tcPr>
-          <w:p>
-            <w:pPr>
-              <w:spacing w:after="0" w:line="259" w:lineRule="auto"/>
-              <w:jc w:val="center"/>
-            </w:pPr>
-            <w:r>
-              <w:rPr>
-                <w:rFonts w:ascii="Calibri" w:hAnsi="Calibri"/>
-                <w:sz w:val="19"/>
-              </w:rPr>
-              <w:t>Completed</w:t>
-            </w:r>
-          </w:p>
-        </w:tc>
-      </w:tr>
-      <w:tr>
-        <w:trPr>
-          <w:cantSplit/>
-        </w:trPr>
-        <w:tc>
-          <w:tcPr>
-            <w:tcW w:type="dxa" w:w="3600"/>
+            <w:tcW w:type="dxa" w:w="7060"/>
             <w:tcMar>
               <w:top w:w="80" w:type="dxa"/>
               <w:start w:w="120" w:type="dxa"/>
@@ -5042,15 +3944,20 @@
             <w:r>
               <w:rPr>
                 <w:rFonts w:ascii="Calibri" w:hAnsi="Calibri"/>
-                <w:sz w:val="19"/>
+                <w:sz w:val="17"/>
               </w:rPr>
-              <w:t>Confusion matrices</w:t>
+              <w:t>gradcam_correct_predictions.pdf; shap_explanations_resnet50.pdf</w:t>
             </w:r>
           </w:p>
         </w:tc>
+      </w:tr>
+      <w:tr>
+        <w:trPr>
+          <w:cantSplit/>
+        </w:trPr>
         <w:tc>
           <w:tcPr>
-            <w:tcW w:type="dxa" w:w="5760"/>
+            <w:tcW w:type="dxa" w:w="2300"/>
             <w:tcMar>
               <w:top w:w="80" w:type="dxa"/>
               <w:start w:w="120" w:type="dxa"/>
@@ -5066,20 +3973,15 @@
             <w:r>
               <w:rPr>
                 <w:rFonts w:ascii="Calibri" w:hAnsi="Calibri"/>
-                <w:sz w:val="19"/>
+                <w:sz w:val="17"/>
               </w:rPr>
-              <w:t>Completed for all models</w:t>
+              <w:t>CSV data</w:t>
             </w:r>
           </w:p>
         </w:tc>
-      </w:tr>
-      <w:tr>
-        <w:trPr>
-          <w:cantSplit/>
-        </w:trPr>
         <w:tc>
           <w:tcPr>
-            <w:tcW w:type="dxa" w:w="3600"/>
+            <w:tcW w:type="dxa" w:w="7060"/>
             <w:tcMar>
               <w:top w:w="80" w:type="dxa"/>
               <w:start w:w="120" w:type="dxa"/>
@@ -5095,299 +3997,9 @@
             <w:r>
               <w:rPr>
                 <w:rFonts w:ascii="Calibri" w:hAnsi="Calibri"/>
-                <w:sz w:val="19"/>
+                <w:sz w:val="17"/>
               </w:rPr>
-              <w:t>Accuracy/loss curves</w:t>
-            </w:r>
-          </w:p>
-        </w:tc>
-        <w:tc>
-          <w:tcPr>
-            <w:tcW w:type="dxa" w:w="5760"/>
-            <w:tcMar>
-              <w:top w:w="80" w:type="dxa"/>
-              <w:start w:w="120" w:type="dxa"/>
-              <w:bottom w:w="80" w:type="dxa"/>
-              <w:end w:w="120" w:type="dxa"/>
-            </w:tcMar>
-            <w:vAlign w:val="center"/>
-          </w:tcPr>
-          <w:p>
-            <w:pPr>
-              <w:spacing w:after="0" w:line="259" w:lineRule="auto"/>
-            </w:pPr>
-            <w:r>
-              <w:rPr>
-                <w:rFonts w:ascii="Calibri" w:hAnsi="Calibri"/>
-                <w:sz w:val="19"/>
-              </w:rPr>
-              <w:t>Completed for all models</w:t>
-            </w:r>
-          </w:p>
-        </w:tc>
-      </w:tr>
-      <w:tr>
-        <w:trPr>
-          <w:cantSplit/>
-        </w:trPr>
-        <w:tc>
-          <w:tcPr>
-            <w:tcW w:type="dxa" w:w="3600"/>
-            <w:tcMar>
-              <w:top w:w="80" w:type="dxa"/>
-              <w:start w:w="120" w:type="dxa"/>
-              <w:bottom w:w="80" w:type="dxa"/>
-              <w:end w:w="120" w:type="dxa"/>
-            </w:tcMar>
-            <w:vAlign w:val="center"/>
-          </w:tcPr>
-          <w:p>
-            <w:pPr>
-              <w:spacing w:after="0" w:line="259" w:lineRule="auto"/>
-            </w:pPr>
-            <w:r>
-              <w:rPr>
-                <w:rFonts w:ascii="Calibri" w:hAnsi="Calibri"/>
-                <w:sz w:val="19"/>
-              </w:rPr>
-              <w:t>Classification reports</w:t>
-            </w:r>
-          </w:p>
-        </w:tc>
-        <w:tc>
-          <w:tcPr>
-            <w:tcW w:type="dxa" w:w="5760"/>
-            <w:tcMar>
-              <w:top w:w="80" w:type="dxa"/>
-              <w:start w:w="120" w:type="dxa"/>
-              <w:bottom w:w="80" w:type="dxa"/>
-              <w:end w:w="120" w:type="dxa"/>
-            </w:tcMar>
-            <w:vAlign w:val="center"/>
-          </w:tcPr>
-          <w:p>
-            <w:pPr>
-              <w:spacing w:after="0" w:line="259" w:lineRule="auto"/>
-            </w:pPr>
-            <w:r>
-              <w:rPr>
-                <w:rFonts w:ascii="Calibri" w:hAnsi="Calibri"/>
-                <w:sz w:val="19"/>
-              </w:rPr>
-              <w:t>Completed for all models</w:t>
-            </w:r>
-          </w:p>
-        </w:tc>
-      </w:tr>
-      <w:tr>
-        <w:trPr>
-          <w:cantSplit/>
-        </w:trPr>
-        <w:tc>
-          <w:tcPr>
-            <w:tcW w:type="dxa" w:w="3600"/>
-            <w:tcMar>
-              <w:top w:w="80" w:type="dxa"/>
-              <w:start w:w="120" w:type="dxa"/>
-              <w:bottom w:w="80" w:type="dxa"/>
-              <w:end w:w="120" w:type="dxa"/>
-            </w:tcMar>
-            <w:vAlign w:val="center"/>
-          </w:tcPr>
-          <w:p>
-            <w:pPr>
-              <w:spacing w:after="0" w:line="259" w:lineRule="auto"/>
-            </w:pPr>
-            <w:r>
-              <w:rPr>
-                <w:rFonts w:ascii="Calibri" w:hAnsi="Calibri"/>
-                <w:sz w:val="19"/>
-              </w:rPr>
-              <w:t>Important figures saved</w:t>
-            </w:r>
-          </w:p>
-        </w:tc>
-        <w:tc>
-          <w:tcPr>
-            <w:tcW w:type="dxa" w:w="5760"/>
-            <w:tcMar>
-              <w:top w:w="80" w:type="dxa"/>
-              <w:start w:w="120" w:type="dxa"/>
-              <w:bottom w:w="80" w:type="dxa"/>
-              <w:end w:w="120" w:type="dxa"/>
-            </w:tcMar>
-            <w:vAlign w:val="center"/>
-          </w:tcPr>
-          <w:p>
-            <w:pPr>
-              <w:spacing w:after="0" w:line="259" w:lineRule="auto"/>
-            </w:pPr>
-            <w:r>
-              <w:rPr>
-                <w:rFonts w:ascii="Calibri" w:hAnsi="Calibri"/>
-                <w:sz w:val="19"/>
-              </w:rPr>
-              <w:t>Completed as PDF; tables also saved as CSV</w:t>
-            </w:r>
-          </w:p>
-        </w:tc>
-      </w:tr>
-      <w:tr>
-        <w:trPr>
-          <w:cantSplit/>
-        </w:trPr>
-        <w:tc>
-          <w:tcPr>
-            <w:tcW w:type="dxa" w:w="3600"/>
-            <w:tcMar>
-              <w:top w:w="80" w:type="dxa"/>
-              <w:start w:w="120" w:type="dxa"/>
-              <w:bottom w:w="80" w:type="dxa"/>
-              <w:end w:w="120" w:type="dxa"/>
-            </w:tcMar>
-            <w:vAlign w:val="center"/>
-          </w:tcPr>
-          <w:p>
-            <w:pPr>
-              <w:spacing w:after="0" w:line="259" w:lineRule="auto"/>
-            </w:pPr>
-            <w:r>
-              <w:rPr>
-                <w:rFonts w:ascii="Calibri" w:hAnsi="Calibri"/>
-                <w:sz w:val="19"/>
-              </w:rPr>
-              <w:t>Clear comments and explanations</w:t>
-            </w:r>
-          </w:p>
-        </w:tc>
-        <w:tc>
-          <w:tcPr>
-            <w:tcW w:type="dxa" w:w="5760"/>
-            <w:tcMar>
-              <w:top w:w="80" w:type="dxa"/>
-              <w:start w:w="120" w:type="dxa"/>
-              <w:bottom w:w="80" w:type="dxa"/>
-              <w:end w:w="120" w:type="dxa"/>
-            </w:tcMar>
-            <w:vAlign w:val="center"/>
-          </w:tcPr>
-          <w:p>
-            <w:pPr>
-              <w:spacing w:after="0" w:line="259" w:lineRule="auto"/>
-            </w:pPr>
-            <w:r>
-              <w:rPr>
-                <w:rFonts w:ascii="Calibri" w:hAnsi="Calibri"/>
-                <w:sz w:val="19"/>
-              </w:rPr>
-              <w:t>Completed in notebook</w:t>
-            </w:r>
-          </w:p>
-        </w:tc>
-      </w:tr>
-      <w:tr>
-        <w:trPr>
-          <w:cantSplit/>
-        </w:trPr>
-        <w:tc>
-          <w:tcPr>
-            <w:tcW w:type="dxa" w:w="3600"/>
-            <w:tcMar>
-              <w:top w:w="80" w:type="dxa"/>
-              <w:start w:w="120" w:type="dxa"/>
-              <w:bottom w:w="80" w:type="dxa"/>
-              <w:end w:w="120" w:type="dxa"/>
-            </w:tcMar>
-            <w:vAlign w:val="center"/>
-          </w:tcPr>
-          <w:p>
-            <w:pPr>
-              <w:spacing w:after="0" w:line="259" w:lineRule="auto"/>
-            </w:pPr>
-            <w:r>
-              <w:rPr>
-                <w:rFonts w:ascii="Calibri" w:hAnsi="Calibri"/>
-                <w:sz w:val="19"/>
-              </w:rPr>
-              <w:t>Additional explainability</w:t>
-            </w:r>
-          </w:p>
-        </w:tc>
-        <w:tc>
-          <w:tcPr>
-            <w:tcW w:type="dxa" w:w="5760"/>
-            <w:tcMar>
-              <w:top w:w="80" w:type="dxa"/>
-              <w:start w:w="120" w:type="dxa"/>
-              <w:bottom w:w="80" w:type="dxa"/>
-              <w:end w:w="120" w:type="dxa"/>
-            </w:tcMar>
-            <w:vAlign w:val="center"/>
-          </w:tcPr>
-          <w:p>
-            <w:pPr>
-              <w:spacing w:after="0" w:line="259" w:lineRule="auto"/>
-            </w:pPr>
-            <w:r>
-              <w:rPr>
-                <w:rFonts w:ascii="Calibri" w:hAnsi="Calibri"/>
-                <w:sz w:val="19"/>
-              </w:rPr>
-              <w:t>Grad-CAM and SHAP completed for ResNet50</w:t>
-            </w:r>
-          </w:p>
-        </w:tc>
-      </w:tr>
-      <w:tr>
-        <w:trPr>
-          <w:cantSplit/>
-        </w:trPr>
-        <w:tc>
-          <w:tcPr>
-            <w:tcW w:type="dxa" w:w="3600"/>
-            <w:tcMar>
-              <w:top w:w="80" w:type="dxa"/>
-              <w:start w:w="120" w:type="dxa"/>
-              <w:bottom w:w="80" w:type="dxa"/>
-              <w:end w:w="120" w:type="dxa"/>
-            </w:tcMar>
-            <w:vAlign w:val="center"/>
-          </w:tcPr>
-          <w:p>
-            <w:pPr>
-              <w:spacing w:after="0" w:line="259" w:lineRule="auto"/>
-            </w:pPr>
-            <w:r>
-              <w:rPr>
-                <w:rFonts w:ascii="Calibri" w:hAnsi="Calibri"/>
-                <w:sz w:val="19"/>
-              </w:rPr>
-              <w:t>Public repository and instructions</w:t>
-            </w:r>
-          </w:p>
-        </w:tc>
-        <w:tc>
-          <w:tcPr>
-            <w:tcW w:type="dxa" w:w="5760"/>
-            <w:tcMar>
-              <w:top w:w="80" w:type="dxa"/>
-              <w:start w:w="120" w:type="dxa"/>
-              <w:bottom w:w="80" w:type="dxa"/>
-              <w:end w:w="120" w:type="dxa"/>
-            </w:tcMar>
-            <w:vAlign w:val="center"/>
-          </w:tcPr>
-          <w:p>
-            <w:pPr>
-              <w:spacing w:after="0" w:line="259" w:lineRule="auto"/>
-              <w:jc w:val="center"/>
-            </w:pPr>
-            <w:r>
-              <w:rPr>
-                <w:rFonts w:ascii="Calibri" w:hAnsi="Calibri"/>
-                <w:sz w:val="19"/>
-              </w:rPr>
-              <w:t>Completed</w:t>
+              <w:t>dataset_statistics.csv; model_comparison.csv; classification_summary.csv; cnn_classification_report.csv; mobilenet_classification_report.csv; resnet_classification_report.csv; final_summary.csv</w:t>
             </w:r>
           </w:p>
         </w:tc>
@@ -5397,154 +4009,6 @@
       <w:pPr>
         <w:spacing w:after="40"/>
       </w:pPr>
-    </w:p>
-    <w:p>
-      <w:pPr>
-        <w:spacing w:before="0" w:after="160" w:line="320" w:lineRule="auto"/>
-        <w:jc w:val="both"/>
-      </w:pPr>
-      <w:r>
-        <w:rPr>
-          <w:rFonts w:ascii="Calibri" w:hAnsi="Calibri"/>
-          <w:i w:val="0"/>
-        </w:rPr>
-        <w:t>The class-activity template suggested Grad-CAM for correct and incorrect predictions across all models and a cross-model explanation-quality comparison. The present notebook implements Grad-CAM and SHAP for selected ResNet50 examples only. This exceeds the official project minimum, where explainability is encouraged rather than mandatory, but it remains a reasonable future extension for the final research-style report.</w:t>
-      </w:r>
-    </w:p>
-    <w:p>
-      <w:pPr>
-        <w:pStyle w:val="Heading1"/>
-        <w:keepNext/>
-      </w:pPr>
-      <w:r>
-        <w:t>13. Conclusion</w:t>
-      </w:r>
-    </w:p>
-    <w:p>
-      <w:pPr>
-        <w:spacing w:before="0" w:after="160" w:line="320" w:lineRule="auto"/>
-        <w:jc w:val="both"/>
-      </w:pPr>
-      <w:r>
-        <w:rPr>
-          <w:rFonts w:ascii="Calibri" w:hAnsi="Calibri"/>
-          <w:i w:val="0"/>
-        </w:rPr>
-        <w:t>This project proposes and implements a complete CNN-based image classification workflow using a challenging public vehicle dataset. The comparison of a custom CNN with MobileNetV2 and ResNet50 addresses model performance, computational cost, and interpretability. The project is technically reproducible and aligned with the Phase 2 requirements.</w:t>
-      </w:r>
-    </w:p>
-    <w:p>
-      <w:pPr>
-        <w:spacing w:before="0" w:after="160" w:line="320" w:lineRule="auto"/>
-        <w:jc w:val="both"/>
-      </w:pPr>
-      <w:r>
-        <w:rPr>
-          <w:rFonts w:ascii="Calibri" w:hAnsi="Calibri"/>
-          <w:i w:val="0"/>
-        </w:rPr>
-        <w:t>The project also makes a necessary distinction between fine-grained car recognition and policy-relevant vehicle-type classification. The current work demonstrates the modeling approach; future work should use broader vehicle categories, local traffic imagery, model fine-tuning, robustness testing, and careful governance before drawing operational public-policy conclusions.</w:t>
-      </w:r>
-    </w:p>
-    <w:p>
-      <w:pPr>
-        <w:pStyle w:val="Heading1"/>
-        <w:keepNext/>
-      </w:pPr>
-      <w:r>
-        <w:t>References</w:t>
-      </w:r>
-    </w:p>
-    <w:p>
-      <w:pPr>
-        <w:spacing w:after="120" w:line="276" w:lineRule="auto"/>
-        <w:ind w:left="360" w:hanging="360"/>
-      </w:pPr>
-      <w:r>
-        <w:rPr>
-          <w:rFonts w:ascii="Calibri" w:hAnsi="Calibri"/>
-          <w:sz w:val="19"/>
-        </w:rPr>
-        <w:t>[1] J. Krause, M. Stark, J. Deng, and L. Fei-Fei, "3D Object Representations for Fine-Grained Categorization," ICCV Workshops, 2013. https://openaccess.thecvf.com/content_iccv_workshops_2013/W19/html/Krause_3D_Object_Representations_2013_ICCV_paper.html</w:t>
-      </w:r>
-    </w:p>
-    <w:p>
-      <w:pPr>
-        <w:spacing w:after="120" w:line="276" w:lineRule="auto"/>
-        <w:ind w:left="360" w:hanging="360"/>
-      </w:pPr>
-      <w:r>
-        <w:rPr>
-          <w:rFonts w:ascii="Calibri" w:hAnsi="Calibri"/>
-          <w:sz w:val="19"/>
-        </w:rPr>
-        <w:t>[2] M. Sandler, A. Howard, M. Zhu, A. Zhmoginov, and L.-C. Chen, "MobileNetV2: Inverted Residuals and Linear Bottlenecks," CVPR, 2018. https://arxiv.org/abs/1801.04381</w:t>
-      </w:r>
-    </w:p>
-    <w:p>
-      <w:pPr>
-        <w:spacing w:after="120" w:line="276" w:lineRule="auto"/>
-        <w:ind w:left="360" w:hanging="360"/>
-      </w:pPr>
-      <w:r>
-        <w:rPr>
-          <w:rFonts w:ascii="Calibri" w:hAnsi="Calibri"/>
-          <w:sz w:val="19"/>
-        </w:rPr>
-        <w:t>[3] K. He, X. Zhang, S. Ren, and J. Sun, "Deep Residual Learning for Image Recognition," CVPR, 2016. https://arxiv.org/abs/1512.03385</w:t>
-      </w:r>
-    </w:p>
-    <w:p>
-      <w:pPr>
-        <w:spacing w:after="120" w:line="276" w:lineRule="auto"/>
-        <w:ind w:left="360" w:hanging="360"/>
-      </w:pPr>
-      <w:r>
-        <w:rPr>
-          <w:rFonts w:ascii="Calibri" w:hAnsi="Calibri"/>
-          <w:sz w:val="19"/>
-        </w:rPr>
-        <w:t>[4] R. R. Selvaraju et al., "Grad-CAM: Visual Explanations From Deep Networks via Gradient-Based Localization," ICCV, 2017. https://openaccess.thecvf.com/content_ICCV_2017/html/Selvaraju_Grad-CAM_Visual_Explanations_ICCV_2017_paper.html</w:t>
-      </w:r>
-    </w:p>
-    <w:p>
-      <w:pPr>
-        <w:spacing w:after="120" w:line="276" w:lineRule="auto"/>
-        <w:ind w:left="360" w:hanging="360"/>
-      </w:pPr>
-      <w:r>
-        <w:rPr>
-          <w:rFonts w:ascii="Calibri" w:hAnsi="Calibri"/>
-          <w:sz w:val="19"/>
-        </w:rPr>
-        <w:t>[5] S. M. Lundberg and S.-I. Lee, "A Unified Approach to Interpreting Model Predictions," NeurIPS, 2017. https://arxiv.org/abs/1705.07874</w:t>
-      </w:r>
-    </w:p>
-    <w:p>
-      <w:pPr>
-        <w:spacing w:after="120" w:line="276" w:lineRule="auto"/>
-        <w:ind w:left="360" w:hanging="360"/>
-      </w:pPr>
-      <w:r>
-        <w:rPr>
-          <w:rFonts w:ascii="Calibri" w:hAnsi="Calibri"/>
-          <w:sz w:val="19"/>
-        </w:rPr>
-        <w:t>[6] TensorFlow, "Image classification," TensorFlow Core Tutorials. https://www.tensorflow.org/tutorials/images/classification</w:t>
-      </w:r>
-    </w:p>
-    <w:p>
-      <w:pPr>
-        <w:spacing w:after="120" w:line="276" w:lineRule="auto"/>
-        <w:ind w:left="360" w:hanging="360"/>
-      </w:pPr>
-      <w:r>
-        <w:rPr>
-          <w:rFonts w:ascii="Calibri" w:hAnsi="Calibri"/>
-          <w:sz w:val="19"/>
-        </w:rPr>
-        <w:t>[7] Kaggle, "Stanford Car Dataset by Classes Folder." https://www.kaggle.com/datasets/jutrera/stanford-car-dataset-by-classes-folder</w:t>
-      </w:r>
     </w:p>
     <w:sectPr>
       <w:headerReference w:type="default" r:id="rId9"/>
